--- a/thesis_230330.docx
+++ b/thesis_230330.docx
@@ -68,26 +68,17 @@
     </w:p>
     <w:p>
       <w:pPr>
-        <w:spacing w:after="120" w:line="360" w:lineRule="auto"/>
+        <w:keepNext/>
+        <w:spacing w:before="360" w:after="160"/>
       </w:pPr>
       <w:r>
         <w:rPr>
           <w:rFonts w:ascii="Times New Roman" w:hAnsi="Times New Roman"/>
-          <w:sz w:val="24"/>
+          <w:b/>
+          <w:color w:val="1E3A8A"/>
+          <w:sz w:val="36"/>
         </w:rPr>
-        <w:t xml:space="preserve">2 </w:t>
-        <w:br/>
-        <w:t xml:space="preserve"> </w:t>
-        <w:br/>
-        <w:t xml:space="preserve"> </w:t>
-        <w:br/>
-        <w:t xml:space="preserve"> </w:t>
-        <w:br/>
-        <w:t xml:space="preserve">Concept Page </w:t>
-        <w:br/>
-        <w:t xml:space="preserve"> </w:t>
-        <w:br/>
-        <w:t>Figure 1: Concept Diagram</w:t>
+        <w:t>Concept Page</w:t>
       </w:r>
     </w:p>
     <w:p>
@@ -97,92 +88,19 @@
     </w:p>
     <w:p>
       <w:pPr>
-        <w:spacing w:after="120" w:line="360" w:lineRule="auto"/>
+        <w:keepNext/>
+        <w:spacing w:before="360" w:after="160"/>
       </w:pPr>
       <w:r>
         <w:rPr>
           <w:rFonts w:ascii="Times New Roman" w:hAnsi="Times New Roman"/>
-          <w:sz w:val="24"/>
+          <w:b/>
+          <w:color w:val="1E3A8A"/>
+          <w:sz w:val="36"/>
         </w:rPr>
-        <w:t>3</w:t>
-      </w:r>
-    </w:p>
-    <w:p>
-      <w:r>
-        <w:br w:type="page"/>
-      </w:r>
-    </w:p>
-    <w:p>
-      <w:pPr>
-        <w:spacing w:after="120" w:line="360" w:lineRule="auto"/>
-      </w:pPr>
-      <w:r>
-        <w:rPr>
-          <w:rFonts w:ascii="Times New Roman" w:hAnsi="Times New Roman"/>
-          <w:sz w:val="24"/>
-        </w:rPr>
-        <w:t>4</w:t>
-      </w:r>
-    </w:p>
-    <w:p>
-      <w:r>
-        <w:br w:type="page"/>
-      </w:r>
-    </w:p>
-    <w:p>
-      <w:pPr>
-        <w:spacing w:after="120" w:line="360" w:lineRule="auto"/>
-      </w:pPr>
-      <w:r>
-        <w:rPr>
-          <w:rFonts w:ascii="Times New Roman" w:hAnsi="Times New Roman"/>
-          <w:sz w:val="24"/>
-        </w:rPr>
-        <w:t>5</w:t>
-      </w:r>
-    </w:p>
-    <w:p>
-      <w:r>
-        <w:br w:type="page"/>
-      </w:r>
-    </w:p>
-    <w:p>
-      <w:pPr>
-        <w:spacing w:after="120" w:line="360" w:lineRule="auto"/>
-      </w:pPr>
-      <w:r>
-        <w:rPr>
-          <w:rFonts w:ascii="Times New Roman" w:hAnsi="Times New Roman"/>
-          <w:sz w:val="24"/>
-        </w:rPr>
-        <w:t>6</w:t>
-      </w:r>
-    </w:p>
-    <w:p>
-      <w:r>
-        <w:br w:type="page"/>
-      </w:r>
-    </w:p>
-    <w:p>
-      <w:pPr>
-        <w:spacing w:after="120" w:line="360" w:lineRule="auto"/>
-      </w:pPr>
-      <w:r>
-        <w:rPr>
-          <w:rFonts w:ascii="Times New Roman" w:hAnsi="Times New Roman"/>
-          <w:sz w:val="24"/>
-        </w:rPr>
-        <w:t xml:space="preserve">7 </w:t>
-        <w:br/>
-        <w:t xml:space="preserve"> </w:t>
-        <w:br/>
-        <w:t xml:space="preserve"> </w:t>
-        <w:br/>
-        <w:t xml:space="preserve"> </w:t>
-        <w:br/>
         <w:t xml:space="preserve">Acknowledgement </w:t>
         <w:br/>
-        <w:t xml:space="preserve">I exgend my deepest thanks to my supervisor, Manoj Shrestha, for his unwavering mentorship, </w:t>
+        <w:t xml:space="preserve">I extend my deepest thanks to my supervisor, Manoj Shrestha, for his unwavering mentorship, </w:t>
         <w:br/>
         <w:t xml:space="preserve">insightful critiques, and scholarly assistance during the entire process of this thesis. His expertise </w:t>
         <w:br/>
@@ -208,28 +126,23 @@
     </w:p>
     <w:p>
       <w:pPr>
-        <w:spacing w:after="120" w:line="360" w:lineRule="auto"/>
+        <w:keepNext/>
+        <w:spacing w:before="360" w:after="160"/>
       </w:pPr>
       <w:r>
         <w:rPr>
           <w:rFonts w:ascii="Times New Roman" w:hAnsi="Times New Roman"/>
-          <w:sz w:val="24"/>
+          <w:b/>
+          <w:color w:val="1E3A8A"/>
+          <w:sz w:val="36"/>
         </w:rPr>
-        <w:t xml:space="preserve">8 </w:t>
-        <w:br/>
-        <w:t xml:space="preserve"> </w:t>
-        <w:br/>
-        <w:t xml:space="preserve"> </w:t>
-        <w:br/>
-        <w:t xml:space="preserve"> </w:t>
-        <w:br/>
         <w:t xml:space="preserve">Abstract </w:t>
         <w:br/>
         <w:t xml:space="preserve">This thesis investigates the use of artificial intelligence to produce reliable, interpretable heatmaps </w:t>
         <w:br/>
-        <w:t xml:space="preserve">for elite football performance analysis. Using a case study of Premier League clubs free-kick kicker Premier League direct free-kick specialist, the </w:t>
-        <w:br/>
-        <w:t xml:space="preserve">study focuses on how shooting coordinate distributions, role demands, and match contexg shape shooting and wall coordination </w:t>
+        <w:t xml:space="preserve">for elite football performance analysis. Using a case study of Premier League clubs free-kick kicker Direct Free-Kick kicker, the </w:t>
+        <w:br/>
+        <w:t xml:space="preserve">study focuses on how shooting coordinate distributions, role demands, and match context shape shooting and wall coordination </w:t>
         <w:br/>
         <w:t xml:space="preserve">involvement. The research designs an end -to-end pipeline covering data cleaning, pitch </w:t>
         <w:br/>
@@ -241,7 +154,7 @@
         <w:br/>
         <w:t xml:space="preserve">performance indicators (KPIs) like progressive actions and chance creation. Findings reveal that </w:t>
         <w:br/>
-        <w:t xml:space="preserve">Premier League direct free-kick specialist’s highest-intensity zones consistently align with central and left half-space corridors, shifting </w:t>
+        <w:t xml:space="preserve">Direct Free-Kick kicker’s highest-intensity zones consistently align with central and left half-space corridors, shifting </w:t>
         <w:br/>
         <w:t xml:space="preserve">significantly in response to game states such as high -press scenarios. Overall, the study </w:t>
         <w:br/>
@@ -257,26 +170,17 @@
     </w:p>
     <w:p>
       <w:pPr>
-        <w:spacing w:after="120" w:line="360" w:lineRule="auto"/>
+        <w:keepNext/>
+        <w:spacing w:before="360" w:after="160"/>
       </w:pPr>
       <w:r>
         <w:rPr>
           <w:rFonts w:ascii="Times New Roman" w:hAnsi="Times New Roman"/>
-          <w:sz w:val="24"/>
+          <w:b/>
+          <w:color w:val="1E3A8A"/>
+          <w:sz w:val="36"/>
         </w:rPr>
-        <w:t xml:space="preserve">9 </w:t>
-        <w:br/>
-        <w:t xml:space="preserve"> </w:t>
-        <w:br/>
-        <w:t xml:space="preserve"> </w:t>
-        <w:br/>
-        <w:t xml:space="preserve"> </w:t>
-        <w:br/>
-        <w:t xml:space="preserve">Keywords </w:t>
-        <w:br/>
-        <w:t xml:space="preserve"> </w:t>
-        <w:br/>
-        <w:t>Figure 2: Keywords</w:t>
+        <w:t>Keywords</w:t>
       </w:r>
     </w:p>
     <w:p>
@@ -286,23 +190,16 @@
     </w:p>
     <w:p>
       <w:pPr>
-        <w:spacing w:after="120" w:line="360" w:lineRule="auto"/>
+        <w:keepNext/>
+        <w:spacing w:before="360" w:after="160"/>
       </w:pPr>
       <w:r>
         <w:rPr>
           <w:rFonts w:ascii="Times New Roman" w:hAnsi="Times New Roman"/>
-          <w:sz w:val="24"/>
+          <w:b/>
+          <w:color w:val="1E3A8A"/>
+          <w:sz w:val="36"/>
         </w:rPr>
-        <w:t xml:space="preserve">10 </w:t>
-        <w:br/>
-        <w:t xml:space="preserve"> </w:t>
-        <w:br/>
-        <w:t xml:space="preserve"> </w:t>
-        <w:br/>
-        <w:t xml:space="preserve"> </w:t>
-        <w:br/>
-        <w:t xml:space="preserve">Table of Contents  </w:t>
-        <w:br/>
         <w:t xml:space="preserve">Concept Page .................................................................................................................................. 2 </w:t>
         <w:br/>
         <w:t xml:space="preserve">Acknowledgement .......................................................................................................................... 7 </w:t>
@@ -313,7 +210,7 @@
         <w:br/>
         <w:t xml:space="preserve">Introduction ................................................................................................................................... 14 </w:t>
         <w:br/>
-        <w:t xml:space="preserve">Problem Contexg and Motivation .................................................................................................. 16 </w:t>
+        <w:t xml:space="preserve">Problem Context and Motivation .................................................................................................. 16 </w:t>
         <w:br/>
         <w:t xml:space="preserve">Economic Theories and Behavioral Biases in Midfield Playmaking and Spatial Intelligence ..... 18 </w:t>
         <w:br/>
@@ -369,21 +266,16 @@
     </w:p>
     <w:p>
       <w:pPr>
-        <w:spacing w:after="120" w:line="360" w:lineRule="auto"/>
+        <w:keepNext/>
+        <w:spacing w:before="360" w:after="160"/>
       </w:pPr>
       <w:r>
         <w:rPr>
           <w:rFonts w:ascii="Times New Roman" w:hAnsi="Times New Roman"/>
-          <w:sz w:val="24"/>
+          <w:b/>
+          <w:color w:val="1E3A8A"/>
+          <w:sz w:val="36"/>
         </w:rPr>
-        <w:t xml:space="preserve">11 </w:t>
-        <w:br/>
-        <w:t xml:space="preserve"> </w:t>
-        <w:br/>
-        <w:t xml:space="preserve"> </w:t>
-        <w:br/>
-        <w:t xml:space="preserve"> </w:t>
-        <w:br/>
         <w:t xml:space="preserve">Case Study: Geospatial Heatmap Analysis in Urban Planning and Public Health ....................... 52 </w:t>
         <w:br/>
         <w:t xml:space="preserve">Introduction ............................................................................................................................... 52 </w:t>
@@ -404,7 +296,7 @@
         <w:br/>
         <w:t xml:space="preserve">(XGBoost Classification) and advanced statistical models (Expected Goals, Percentile Ranking) </w:t>
         <w:br/>
-        <w:t xml:space="preserve">to provide a deep, contexgual, and evaluative analysis of an elite free-kick kicker’s match-by-match </w:t>
+        <w:t xml:space="preserve">to provide a deep, contextual, and evaluative analysis of an elite free-kick kicker’s match-by-match </w:t>
         <w:br/>
         <w:t xml:space="preserve">spatial and tactical performance? .............................................................................................. 61 </w:t>
         <w:br/>
@@ -442,214 +334,57 @@
     </w:p>
     <w:p>
       <w:pPr>
-        <w:spacing w:after="120" w:line="360" w:lineRule="auto"/>
+        <w:keepNext/>
+        <w:spacing w:before="360" w:after="160"/>
       </w:pPr>
       <w:r>
         <w:rPr>
           <w:rFonts w:ascii="Times New Roman" w:hAnsi="Times New Roman"/>
-          <w:sz w:val="24"/>
+          <w:b/>
+          <w:color w:val="1E3A8A"/>
+          <w:sz w:val="36"/>
         </w:rPr>
-        <w:t xml:space="preserve">12 </w:t>
+        <w:t xml:space="preserve">Introduction </w:t>
+        <w:br/>
+        <w:t xml:space="preserve">Football has developed from a sport shaped largely by intuition and tradition into a data -rich </w:t>
+        <w:br/>
+        <w:t xml:space="preserve">environment where granular analysis increasingly informs tactics, tactical set-piece preparation, and performance </w:t>
+        <w:br/>
+        <w:t xml:space="preserve">evaluation. Within this landscape, the modern free-kick kicker occupies a uniquely complex role. Rather </w:t>
+        <w:br/>
+        <w:t xml:space="preserve">than operating within fixed positional labels, elite interiors and system -oriented set-piece specialists are </w:t>
+        <w:br/>
+        <w:t xml:space="preserve">defined by how they manage space, progress possession, and regulate the rhythm of play. Their </w:t>
+        <w:br/>
+        <w:t xml:space="preserve">influence is rarely confined to a single decisive moment. Instead, it is expressed through </w:t>
+        <w:br/>
+        <w:t xml:space="preserve">continuous, often subtle contributions such as controlling tempo, drawing pressure to unlock </w:t>
+        <w:br/>
+        <w:t xml:space="preserve">passing lanes, manipulating defensive blocks, and executing preparatory actions that increase the </w:t>
+        <w:br/>
+        <w:t xml:space="preserve">likelihood of a future chance. In contrast to forwards, whose contribution is easily captured through </w:t>
+        <w:br/>
+        <w:t xml:space="preserve">goals and shot -based metrics, the value of direct free-kick tactical execution is frequently underrepresented </w:t>
+        <w:br/>
+        <w:t xml:space="preserve">by traditional performance analysis. Conventional evaluation me thods that emphasize discrete </w:t>
+        <w:br/>
+        <w:t xml:space="preserve">event counts, such as assists, tackles, or key shots, often fail to represent the positional and </w:t>
+        <w:br/>
+        <w:t xml:space="preserve">contextual intelligence that defines high-level set-piece execution. This creates a persistent analytical gap </w:t>
+        <w:br/>
+        <w:t xml:space="preserve">in how the true contribution of direct free-kick set-piece specialists is quantified and communicated (Bialkowski, </w:t>
+        <w:br/>
+        <w:t xml:space="preserve">2014). </w:t>
         <w:br/>
         <w:t xml:space="preserve"> </w:t>
         <w:br/>
-        <w:t xml:space="preserve"> </w:t>
-        <w:br/>
-        <w:t xml:space="preserve"> </w:t>
-        <w:br/>
-        <w:t xml:space="preserve">Table of Figures  </w:t>
-        <w:br/>
-        <w:t xml:space="preserve">Figure 1: Concept Diagram ............................................................................................................. 2 </w:t>
-        <w:br/>
-        <w:t xml:space="preserve">Figure 2: Keywords......................................................................................................................... 9 </w:t>
-        <w:br/>
-        <w:t xml:space="preserve">Figure 3: Introduction ................................................................................................................... 14 </w:t>
-        <w:br/>
-        <w:t xml:space="preserve">Figure 4: Introduction (II) ............................................................................................................. 15 </w:t>
-        <w:br/>
-        <w:t xml:space="preserve">Figure 5: Problem Contexg ............................................................................................................ 16 </w:t>
-        <w:br/>
-        <w:t xml:space="preserve">Figure 6: Problem Contexg and Motivation .................................................................................. 17 </w:t>
-        <w:br/>
-        <w:t xml:space="preserve">Figure 7: Risk–Reward Framework for Midfield Passing Decisions ........................................... 18 </w:t>
-        <w:br/>
-        <w:t xml:space="preserve">Figure 8: Behavioral Biases Underlying Inefficient Midfield Decision-Making ......................... 19 </w:t>
-        <w:br/>
-        <w:t xml:space="preserve">Figure 9: Reward vs Risk in the Field .......................................................................................... 20 </w:t>
-        <w:br/>
-        <w:t xml:space="preserve">Figure 10: Spatial Intelligence in Midfield Play Using Data and Machine Learning .................. 21 </w:t>
-        <w:br/>
-        <w:t xml:space="preserve">Figure 11: Conceptual Overview of the Study’s Contribution to Sports Analytics ...................... 24 </w:t>
-        <w:br/>
-        <w:t xml:space="preserve">Figure 12: Overview of the system ............................................................................................... 25 </w:t>
-        <w:br/>
-        <w:t xml:space="preserve">Figure 13: Conceptual Rationale for the Proposed Football Analytics Study .............................. 26 </w:t>
-        <w:br/>
-        <w:t xml:space="preserve">Figure 14: Desk-based Research ................................................................................................... 29 </w:t>
-        <w:br/>
-        <w:t xml:space="preserve">Figure 15: Desk-Based Agile Research Methodology for AI Player Analysis ............................. 30 </w:t>
-        <w:br/>
-        <w:t xml:space="preserve">Figure 16: Ethical Implications of AI in Football Performance Analysis ..................................... 32 </w:t>
-        <w:br/>
-        <w:t xml:space="preserve">Figure 17: Evolution of Football Analytics: From Expected Goals to Possession Value Models 34 </w:t>
-        <w:br/>
-        <w:t xml:space="preserve">Figure 18: Algorithmic Role Discovery: From Fixed Positions to Functional Roles ................... 35 </w:t>
-        <w:br/>
-        <w:t xml:space="preserve">Figure 19: From Opaque Models to Interactive Visual Analytics in Football .............................. 36 </w:t>
-        <w:br/>
-        <w:t xml:space="preserve">Figure 20: Visual Analytics and Human Computer ...................................................................... 37 </w:t>
-        <w:br/>
-        <w:t xml:space="preserve">Figure 21: Premier League clubs as a Case Study of Analytics Adoption in Elite Positional Play........... 38 </w:t>
-        <w:br/>
-        <w:t xml:space="preserve">Figure 22: Premier League clubs Academy to Elite Analytics ........................................................................ 40 </w:t>
-        <w:br/>
-        <w:t xml:space="preserve">Figure 23: Ethical Trade-Offs of Predictive Analytics at Premier League clubs....................................... 41 </w:t>
-        <w:br/>
-        <w:t xml:space="preserve">Figure 24: Conditions for Successful Analytics Integration at Premier League clubs .............................. 42 </w:t>
-        <w:br/>
-        <w:t xml:space="preserve">Figure 25: Midfield Spatial Analytics ........................................................................................... 43 </w:t>
-        <w:br/>
-        <w:t xml:space="preserve">Figure 26: Limitations of Data-Driven Football Analytics in Elite Performance Contexgs ......... 44 </w:t>
-        <w:br/>
-        <w:t xml:space="preserve">Figure 27: Heatmaps in Meteorological Weather Forecast Communication ................................ 46 </w:t>
-        <w:br/>
-        <w:t xml:space="preserve">Figure 28: Ethical and Practical Risks of Heatmaps Misinterpretation ........................................ 48 </w:t>
-        <w:br/>
-        <w:t xml:space="preserve">Figure 29: Strengths and Limitations of Heatmaps-Based Weather Visualization ....................... 50 </w:t>
-        <w:br/>
-        <w:t xml:space="preserve">Figure 30: Geospatial Heatmaps in Urban Planning and Public Health ....................................... 52 </w:t>
-        <w:br/>
-        <w:t xml:space="preserve">Figure 31: Ethical and Practical Concerns of Heatmaps Visualizations ....................................... 54 </w:t>
-        <w:br/>
-        <w:t xml:space="preserve">Figure 32: Advantages and Limitations of Heatmaps in Urban Planning and Public Health ....... 55 </w:t>
-        <w:br/>
-        <w:t xml:space="preserve">Figure 33: Integrated Analytics Workflow: Data Processing, Modelling, and Visualization ....... 57 </w:t>
-        <w:br/>
-        <w:t xml:space="preserve">Figure 34: Applied Analytics Environment for Football Performance Evaluation ....................... 59 </w:t>
-        <w:br/>
-        <w:t xml:space="preserve">Figure 35: Ethics and Contexg....................................................................................................... 66 </w:t>
-        <w:br/>
-        <w:t xml:space="preserve">Figure 36: Contexg Matters to Interpret Results ........................................................................... 68 </w:t>
-        <w:br/>
-        <w:t xml:space="preserve">Figure 37: Gantt chart ................................................................................................................... 76 </w:t>
-        <w:br/>
-        <w:t xml:space="preserve">Figure 38: Risk Analysis ............................................................................................................... 76 </w:t>
-        <w:br/>
-        <w:t>Figure 39: SWOT Analysis ........................................................................................................... 77</w:t>
-      </w:r>
-    </w:p>
-    <w:p>
-      <w:r>
-        <w:br w:type="page"/>
-      </w:r>
-    </w:p>
-    <w:p>
-      <w:pPr>
-        <w:spacing w:after="120" w:line="360" w:lineRule="auto"/>
-      </w:pPr>
-      <w:r>
-        <w:rPr>
-          <w:rFonts w:ascii="Times New Roman" w:hAnsi="Times New Roman"/>
-          <w:sz w:val="24"/>
-        </w:rPr>
-        <w:t xml:space="preserve">13 </w:t>
-        <w:br/>
-        <w:t xml:space="preserve"> </w:t>
-        <w:br/>
-        <w:t xml:space="preserve"> </w:t>
-        <w:br/>
-        <w:t xml:space="preserve"> </w:t>
-        <w:br/>
-        <w:t xml:space="preserve">Figure 40: Dashboard UI Screen (I).............................................................................................. 78 </w:t>
-        <w:br/>
-        <w:t xml:space="preserve">Figure 41: Dashboard Screen (II) ................................................................................................. 78 </w:t>
-        <w:br/>
-        <w:t xml:space="preserve">Figure 42: Passing Network .......................................................................................................... 79 </w:t>
-        <w:br/>
-        <w:t xml:space="preserve">Figure 43: High Value Progression ............................................................................................... 79 </w:t>
-        <w:br/>
-        <w:t xml:space="preserve">Figure 45: AI Performance Report ................................................................................................ 80 </w:t>
-        <w:br/>
-        <w:t xml:space="preserve">Figure 44: Player Profile Analysis ................................................................................................ 80 </w:t>
-        <w:br/>
-        <w:t xml:space="preserve">Figure 46: Head-to-Head Comparison .......................................................................................... 81 </w:t>
-        <w:br/>
-        <w:t xml:space="preserve">Figure 47: KPI Charts ................................................................................................................... 82 </w:t>
-        <w:br/>
-        <w:t xml:space="preserve">Figure 48: Percentile Profile ......................................................................................................... 83 </w:t>
-        <w:br/>
-        <w:t xml:space="preserve">Figure 49: Analytics Board ........................................................................................................... 83 </w:t>
-        <w:br/>
-        <w:t xml:space="preserve">Figure 50: Radar Charts ................................................................................................................ 83 </w:t>
-        <w:br/>
-        <w:t>Figure 51: XGBoost Classification .................................................................................................... 84</w:t>
-      </w:r>
-    </w:p>
-    <w:p>
-      <w:r>
-        <w:br w:type="page"/>
-      </w:r>
-    </w:p>
-    <w:p>
-      <w:pPr>
-        <w:spacing w:after="120" w:line="360" w:lineRule="auto"/>
-      </w:pPr>
-      <w:r>
-        <w:rPr>
-          <w:rFonts w:ascii="Times New Roman" w:hAnsi="Times New Roman"/>
-          <w:sz w:val="24"/>
-        </w:rPr>
-        <w:t xml:space="preserve">14 </w:t>
-        <w:br/>
-        <w:t xml:space="preserve"> </w:t>
-        <w:br/>
-        <w:t xml:space="preserve"> </w:t>
-        <w:br/>
-        <w:t xml:space="preserve"> </w:t>
-        <w:br/>
-        <w:t xml:space="preserve">Introduction </w:t>
-        <w:br/>
-        <w:t xml:space="preserve">Football has developed from a sport shaped largely by intuition and tradition into a data -rich </w:t>
-        <w:br/>
-        <w:t xml:space="preserve">environment where granular analysis increasingly informs tactics, tactical set-piece preparation, and performance </w:t>
-        <w:br/>
-        <w:t xml:space="preserve">evaluation. Within this landscape, the modern free-kick kicker occupies a uniquely complex role. Rather </w:t>
-        <w:br/>
-        <w:t xml:space="preserve">than operating within fixed positional labels, elite interiors and system -oriented set-piece specialists are </w:t>
-        <w:br/>
-        <w:t xml:space="preserve">defined by how they manage space, progress possession, and regulate the rhythm of play. Their </w:t>
-        <w:br/>
-        <w:t xml:space="preserve">influence is rarely confined to a single decisive moment. Instead, it is expressed through </w:t>
-        <w:br/>
-        <w:t xml:space="preserve">continuous, often subtle contributions such as controlling tempo, drawing pressure to unlock </w:t>
-        <w:br/>
-        <w:t xml:space="preserve">passing lanes, manipulating defensive blocks, and executing preparatory actions that increase the </w:t>
-        <w:br/>
-        <w:t xml:space="preserve">likelihood of a future chance. In contrast to forwards, whose contribution is easily captured through </w:t>
-        <w:br/>
-        <w:t xml:space="preserve">goals and shot -based metrics, the value of direct free-kick tactical execution is frequently underrepresented </w:t>
-        <w:br/>
-        <w:t xml:space="preserve">by traditional performance analysis. Conventional evaluation me thods that emphasize discrete </w:t>
-        <w:br/>
-        <w:t xml:space="preserve">event counts, such as assists, tackles, or key passes, often fail to represent the positional and </w:t>
-        <w:br/>
-        <w:t xml:space="preserve">contexgual intelligence that defines high-level playmaking. This creates a persistent analytical gap </w:t>
-        <w:br/>
-        <w:t xml:space="preserve">in how the true contribution of direct free-kick set-piece specialists is quantified and communicated (Bialkowski, </w:t>
-        <w:br/>
-        <w:t xml:space="preserve">2014). </w:t>
-        <w:br/>
-        <w:t xml:space="preserve"> </w:t>
-        <w:br/>
-        <w:t xml:space="preserve">Figure 3: Introduction </w:t>
-        <w:br/>
         <w:t xml:space="preserve">This thesis responds to that gap through the design and development of an AI -powered analytics </w:t>
         <w:br/>
         <w:t xml:space="preserve">dashboard focused on the quantification of positional set-piece threat. Using Premier League clubs’s Pedro </w:t>
         <w:br/>
-        <w:t xml:space="preserve">González López (Premier League direct free-kick specialist) as the primary case study for the 2024–25 season, the study moves beyond </w:t>
-        <w:br/>
-        <w:t xml:space="preserve">descriptive reporting to generate a contexgual account of on -pitch behavior. The system is </w:t>
+        <w:t xml:space="preserve">González López (Direct Free-Kick kicker) as the primary case study for the 2024–25 season, the study moves beyond </w:t>
+        <w:br/>
+        <w:t xml:space="preserve">descriptive reporting to generate a contextual account of on -pitch behavior. The system is </w:t>
         <w:br/>
         <w:t xml:space="preserve">implemented using a Python -based stack, combining robust data processing with interactive </w:t>
         <w:br/>
@@ -670,31 +405,21 @@
           <w:rFonts w:ascii="Times New Roman" w:hAnsi="Times New Roman"/>
           <w:sz w:val="24"/>
         </w:rPr>
-        <w:t xml:space="preserve">15 </w:t>
+        <w:t xml:space="preserve">structuring analysis around space, actions, and game context, the dashboard is intended to surface </w:t>
+        <w:br/>
+        <w:t xml:space="preserve">forms of value that remain difficult to identify through observation alone, particularly in crowded </w:t>
+        <w:br/>
+        <w:t xml:space="preserve">direct free-kick zones where decision-making occurs under intense pressure (Decroos, 2020).  </w:t>
         <w:br/>
         <w:t xml:space="preserve"> </w:t>
         <w:br/>
-        <w:t xml:space="preserve"> </w:t>
-        <w:br/>
-        <w:t xml:space="preserve"> </w:t>
-        <w:br/>
-        <w:t xml:space="preserve">structuring analysis around space, actions, and game contexg, the dashboard is intended to surface </w:t>
-        <w:br/>
-        <w:t xml:space="preserve">forms of value that remain difficult to identify through observation alone, particularly in crowded </w:t>
-        <w:br/>
-        <w:t xml:space="preserve">direct free-kick zones where decision-making occurs under intense pressure (Decroos, 2020).  </w:t>
-        <w:br/>
-        <w:t xml:space="preserve"> </w:t>
-        <w:br/>
-        <w:t xml:space="preserve">Figure 4: Introduction (II) </w:t>
-        <w:br/>
         <w:t xml:space="preserve">At the methodological core, the research connects the perceived artistry of direct free-kick play with the </w:t>
         <w:br/>
-        <w:t xml:space="preserve">structured logic of machine learning. It integrates expected goals probability modelling, specifically </w:t>
+        <w:t xml:space="preserve">structured logic of machine learning. It integrates expected goals modeling, specifically </w:t>
         <w:br/>
         <w:t xml:space="preserve">Expected Goals, to estimate how actions change attacking potent ial across the pitch, and applies </w:t>
         <w:br/>
-        <w:t xml:space="preserve">unsupervised learning through K-means clustering to detect role behavior from coordinate -based </w:t>
+        <w:t xml:space="preserve">supervised machine learning through XGBoost classification to detect role behavior from coordinate -based </w:t>
         <w:br/>
         <w:t xml:space="preserve">evidence rather than nominal position labels. This combination enables evaluation not only of what </w:t>
         <w:br/>
@@ -727,15 +452,7 @@
           <w:rFonts w:ascii="Times New Roman" w:hAnsi="Times New Roman"/>
           <w:sz w:val="24"/>
         </w:rPr>
-        <w:t xml:space="preserve">16 </w:t>
-        <w:br/>
-        <w:t xml:space="preserve"> </w:t>
-        <w:br/>
-        <w:t xml:space="preserve"> </w:t>
-        <w:br/>
-        <w:t xml:space="preserve"> </w:t>
-        <w:br/>
-        <w:t xml:space="preserve">Problem Contexg and Motivation </w:t>
+        <w:t xml:space="preserve">Problem Context and Motivation </w:t>
         <w:br/>
         <w:t xml:space="preserve">Conventional approaches to evaluating individual football performance are often shaped by </w:t>
         <w:br/>
@@ -749,7 +466,7 @@
         <w:br/>
         <w:t xml:space="preserve">contributions that are structural, preparato ry, and distributed across phases of play. For modern </w:t>
         <w:br/>
-        <w:t xml:space="preserve">interior free-kick kickers such as Premier League direct free-kick specialist, whose influence is expressed through tempo control (la pausa), </w:t>
+        <w:t xml:space="preserve">interior free-kick kickers such as Direct Free-Kick kicker, whose influence is expressed through tempo control (la pausa), </w:t>
         <w:br/>
         <w:t xml:space="preserve">progression through congested zones, and the manipulation of defensive shape to create advantage </w:t>
         <w:br/>
@@ -759,11 +476,7 @@
         <w:br/>
         <w:t xml:space="preserve">the penalty area, and frequently absent from summary statistics that capture only the final touch of </w:t>
         <w:br/>
-        <w:t xml:space="preserve">a possession sequence (Korol, 2020). </w:t>
-        <w:br/>
-        <w:t xml:space="preserve"> </w:t>
-        <w:br/>
-        <w:t>Figure 5: Problem Contexg</w:t>
+        <w:t>a possession sequence (Korol, 2020).</w:t>
       </w:r>
     </w:p>
     <w:p>
@@ -780,53 +493,43 @@
           <w:rFonts w:ascii="Times New Roman" w:hAnsi="Times New Roman"/>
           <w:sz w:val="24"/>
         </w:rPr>
-        <w:t xml:space="preserve">17 </w:t>
+        <w:t xml:space="preserve">This mismatch creates a central analytical challenge: how can the tactical contribution of such </w:t>
+        <w:br/>
+        <w:t xml:space="preserve">players be quantified, visualized, and communicated in a way that is objective and tactically </w:t>
+        <w:br/>
+        <w:t xml:space="preserve">meaningful? Although data-driven approaches have become widely acc epted in elite sport, many </w:t>
+        <w:br/>
+        <w:t xml:space="preserve">public-facing analytics tools still struggle to support real interpretation. A common limitation is a </w:t>
+        <w:br/>
+        <w:t xml:space="preserve">“data dump” design, where users are presented with tables of counts, decontextualized scatter </w:t>
+        <w:br/>
+        <w:t xml:space="preserve">plots, or generic radar charts, but are left to reconstruct the tactical story themselves. For example, </w:t>
+        <w:br/>
+        <w:t xml:space="preserve">a metric such as progressive shots does not, on its own, indicate where those shots occurred, </w:t>
+        <w:br/>
+        <w:t xml:space="preserve">whether they were played under pressure, whether they destabilized the defensive block, o r </w:t>
+        <w:br/>
+        <w:t xml:space="preserve">whether they meaningfully increased attacking threat. Without spatial and contextual framing, raw </w:t>
+        <w:br/>
+        <w:t>event counts can be misread, reducing analytics to a descriptive archive rather than a decision -</w:t>
+        <w:br/>
+        <w:t xml:space="preserve">support system. The literature and applied practice therefor e point to a gap in tools that translate </w:t>
+        <w:br/>
+        <w:t xml:space="preserve">coordinates and actions into interpretable tactical concepts such as spatial control, threat </w:t>
+        <w:br/>
+        <w:t xml:space="preserve">generation, and role behavior (Lucey, 2014). </w:t>
         <w:br/>
         <w:t xml:space="preserve"> </w:t>
         <w:br/>
-        <w:t xml:space="preserve"> </w:t>
-        <w:br/>
-        <w:t xml:space="preserve"> </w:t>
-        <w:br/>
-        <w:t xml:space="preserve">This mismatch creates a central analytical challenge: how can the tactical contribution of such </w:t>
-        <w:br/>
-        <w:t xml:space="preserve">players be quantified, visualized, and communicated in a way that is objective and tactically </w:t>
-        <w:br/>
-        <w:t xml:space="preserve">meaningful? Although data-driven approaches have become widely acc epted in elite sport, many </w:t>
-        <w:br/>
-        <w:t xml:space="preserve">public-facing analytics tools still struggle to support real interpretation. A common limitation is a </w:t>
-        <w:br/>
-        <w:t xml:space="preserve">“data dump” design, where users are presented with tables of counts, decontexgualized scatter </w:t>
-        <w:br/>
-        <w:t xml:space="preserve">plots, or generic radar charts, but are left to reconstruct the tactical story themselves. For example, </w:t>
-        <w:br/>
-        <w:t xml:space="preserve">a metric such as progressive passes does not, on its own, indicate where those passes occurred, </w:t>
-        <w:br/>
-        <w:t xml:space="preserve">whether they were played under pressure, whether they destabilized the defensive block, o r </w:t>
-        <w:br/>
-        <w:t xml:space="preserve">whether they meaningfully increased attacking threat. Without spatial and contexgual framing, raw </w:t>
-        <w:br/>
-        <w:t>event counts can be misread, reducing analytics to a descriptive archive rather than a decision -</w:t>
-        <w:br/>
-        <w:t xml:space="preserve">support system. The literature and applied practice therefor e point to a gap in tools that translate </w:t>
-        <w:br/>
-        <w:t xml:space="preserve">coordinates and actions into interpretable tactical concepts such as spatial control, threat </w:t>
-        <w:br/>
-        <w:t xml:space="preserve">generation, and role behavior (Lucey, 2014). </w:t>
-        <w:br/>
-        <w:t xml:space="preserve"> </w:t>
-        <w:br/>
-        <w:t xml:space="preserve">Figure 6: Problem Contexg and Motivation </w:t>
-        <w:br/>
         <w:t xml:space="preserve">The motivation for this work arises directly from that gap and from the need for more accessible, </w:t>
         <w:br/>
-        <w:t xml:space="preserve">contexg-aware analysis in football. The aim is to progress beyond descriptive accounts of what </w:t>
+        <w:t xml:space="preserve">context-aware analysis in football. The aim is to progress beyond descriptive accounts of what </w:t>
         <w:br/>
         <w:t xml:space="preserve">happened toward evaluative and value -based analysis that explai ns how much an action </w:t>
         <w:br/>
         <w:t xml:space="preserve">contributed to attacking potential and why. To address this, the framework applies expected goals probability </w:t>
         <w:br/>
-        <w:t xml:space="preserve">modelling through Expected Goals alongside unsupervised role discovery via K-means clustering </w:t>
+        <w:t xml:space="preserve">modelling through Expected Goals alongside unsupervised role discovery via XGBoost classification </w:t>
         <w:br/>
         <w:t xml:space="preserve">on granular event coordinates. This com bination is designed to capture both the value of </w:t>
         <w:br/>
@@ -857,51 +560,41 @@
           <w:rFonts w:ascii="Times New Roman" w:hAnsi="Times New Roman"/>
           <w:sz w:val="24"/>
         </w:rPr>
-        <w:t xml:space="preserve">18 </w:t>
+        <w:t xml:space="preserve">Economic Theories and Behavioral Biases in Midfield Playmaking and Spatial Intelligence </w:t>
+        <w:br/>
+        <w:t xml:space="preserve">Modern direct free-kick play, particularly for interior set-piece specialists such as Direct Free-Kick kicker, can be interpreted </w:t>
+        <w:br/>
+        <w:t xml:space="preserve">through the combined lens of economic decision theory and behavioral science. At an elite level, </w:t>
+        <w:br/>
+        <w:t xml:space="preserve">free-kick kickers function as continuous high -frequency decision-makers operating under severe time, </w:t>
+        <w:br/>
+        <w:t xml:space="preserve">space, and pressure constraints. Each scan, touch, and shot represents a choice between potential </w:t>
+        <w:br/>
+        <w:t xml:space="preserve">reward and potential cost, where the reward is typically measured as an increase in attacking value </w:t>
+        <w:br/>
+        <w:t xml:space="preserve">and the cost is often the pro bability of turnover in a vulnerable zone. In this sense, direct free-kick </w:t>
+        <w:br/>
+        <w:t xml:space="preserve">decision-making resembles rational choice behavior: the free-kick kicker is expected to select actions </w:t>
+        <w:br/>
+        <w:t xml:space="preserve">that maximize team advantage while minimizing negative outcomes (Rowlinson, 2025). </w:t>
+        <w:br/>
+        <w:t xml:space="preserve">This logic helps explain the wider tactical shift from individual, high -variance creativity toward </w:t>
+        <w:br/>
+        <w:t>controlled possession structures. The choice to recycle the ball rather than attempt a low -</w:t>
+        <w:br/>
+        <w:t xml:space="preserve">probability penetrative shot is not necessarily conservative play;  it reflects opportunity cost. A </w:t>
+        <w:br/>
+        <w:t xml:space="preserve">failed through-ball in central direct free-kick can immediately expose the team to a transition attack, </w:t>
+        <w:br/>
+        <w:t xml:space="preserve">meaning the “price” of an unsuccessful creative action is unusually high. Consequently, retention </w:t>
+        <w:br/>
+        <w:t xml:space="preserve">becomes an economically defensible strategy, particularly when the tactical aim is to manipulate </w:t>
+        <w:br/>
+        <w:t xml:space="preserve">the opposition shape until a higher-quality opening emerges, such as a temporary overload, a clear </w:t>
+        <w:br/>
+        <w:t xml:space="preserve">third-man combination, or an accessible lane between lines. </w:t>
         <w:br/>
         <w:t xml:space="preserve"> </w:t>
-        <w:br/>
-        <w:t xml:space="preserve"> </w:t>
-        <w:br/>
-        <w:t xml:space="preserve"> </w:t>
-        <w:br/>
-        <w:t xml:space="preserve">Economic Theories and Behavioral Biases in Midfield Playmaking and Spatial Intelligence </w:t>
-        <w:br/>
-        <w:t xml:space="preserve">Modern direct free-kick play, particularly for interior set-piece specialists such as Premier League direct free-kick specialist, can be interpreted </w:t>
-        <w:br/>
-        <w:t xml:space="preserve">through the combined lens of economic decision theory and behavioral science. At an elite level, </w:t>
-        <w:br/>
-        <w:t xml:space="preserve">free-kick kickers function as continuous high -frequency decision-makers operating under severe time, </w:t>
-        <w:br/>
-        <w:t xml:space="preserve">space, and pressure constraints. Each scan, touch, and pass represents a choice between potential </w:t>
-        <w:br/>
-        <w:t xml:space="preserve">reward and potential cost, where the reward is typically measured as an increase in attacking value </w:t>
-        <w:br/>
-        <w:t xml:space="preserve">and the cost is often the pro bability of turnover in a vulnerable zone. In this sense, direct free-kick </w:t>
-        <w:br/>
-        <w:t xml:space="preserve">decision-making resembles rational choice behavior: the free-kick kicker is expected to select actions </w:t>
-        <w:br/>
-        <w:t xml:space="preserve">that maximize team advantage while minimizing negative outcomes (Rowlinson, 2025). </w:t>
-        <w:br/>
-        <w:t xml:space="preserve">This logic helps explain the wider tactical shift from individual, high -variance creativity toward </w:t>
-        <w:br/>
-        <w:t>controlled possession structures. The choice to recycle the ball rather than attempt a low -</w:t>
-        <w:br/>
-        <w:t xml:space="preserve">probability penetrative pass is not necessarily conservative play;  it reflects opportunity cost. A </w:t>
-        <w:br/>
-        <w:t xml:space="preserve">failed through-ball in central direct free-kick can immediately expose the team to a transition attack, </w:t>
-        <w:br/>
-        <w:t xml:space="preserve">meaning the “price” of an unsuccessful creative action is unusually high. Consequently, retention </w:t>
-        <w:br/>
-        <w:t xml:space="preserve">becomes an economically defensible strategy, particularly when the tactical aim is to manipulate </w:t>
-        <w:br/>
-        <w:t xml:space="preserve">the opposition shape until a higher-quality opening emerges, such as a temporary overload, a clear </w:t>
-        <w:br/>
-        <w:t xml:space="preserve">third-man combination, or an accessible lane between lines. </w:t>
-        <w:br/>
-        <w:t xml:space="preserve"> </w:t>
-        <w:br/>
-        <w:t xml:space="preserve">Figure 7: Risk–Reward Framework for Midfield Passing Decisions </w:t>
         <w:br/>
         <w:t xml:space="preserve">However, even within highly structured positional systems, free-kick kickers remain subject to </w:t>
         <w:br/>
@@ -924,27 +617,17 @@
           <w:rFonts w:ascii="Times New Roman" w:hAnsi="Times New Roman"/>
           <w:sz w:val="24"/>
         </w:rPr>
-        <w:t xml:space="preserve">19 </w:t>
+        <w:t xml:space="preserve">zones even when a quick release shot would reduce risk. Availability bias can also distort </w:t>
+        <w:br/>
+        <w:t xml:space="preserve">judgment, particularly when a memorable, high-visibility outcome (such as a spectacular long shot </w:t>
+        <w:br/>
+        <w:t xml:space="preserve">leading to a goal) becomes disproportionately influential in future decision-making. In such cases, </w:t>
+        <w:br/>
+        <w:t xml:space="preserve">the player may overestimate the likelihood of a similar passing lane succeeding again and force </w:t>
+        <w:br/>
+        <w:t xml:space="preserve">actions into corridors that are no longer truly open.  </w:t>
         <w:br/>
         <w:t xml:space="preserve"> </w:t>
-        <w:br/>
-        <w:t xml:space="preserve"> </w:t>
-        <w:br/>
-        <w:t xml:space="preserve"> </w:t>
-        <w:br/>
-        <w:t xml:space="preserve">zones even when a quick release pass would reduce risk. Availability bias can also distort </w:t>
-        <w:br/>
-        <w:t xml:space="preserve">judgment, particularly when a memorable, high-visibility outcome (such as a spectacular long pass </w:t>
-        <w:br/>
-        <w:t xml:space="preserve">leading to a goal) becomes disproportionately influential in future decision-making. In such cases, </w:t>
-        <w:br/>
-        <w:t xml:space="preserve">the player may overestimate the likelihood of a similar passing lane succeeding again and force </w:t>
-        <w:br/>
-        <w:t xml:space="preserve">actions into corridors that are no longer truly open.  </w:t>
-        <w:br/>
-        <w:t xml:space="preserve"> </w:t>
-        <w:br/>
-        <w:t xml:space="preserve">Figure 8: Behavioral Biases Underlying Inefficient Midfield Decision-Making </w:t>
         <w:br/>
         <w:t xml:space="preserve">Action bias is especially significant in relation to positional set-piece threat. In positional play, value is </w:t>
         <w:br/>
@@ -979,23 +662,11 @@
           <w:rFonts w:ascii="Times New Roman" w:hAnsi="Times New Roman"/>
           <w:sz w:val="24"/>
         </w:rPr>
-        <w:t xml:space="preserve">20 </w:t>
-        <w:br/>
-        <w:t xml:space="preserve"> </w:t>
-        <w:br/>
-        <w:t xml:space="preserve"> </w:t>
-        <w:br/>
-        <w:t xml:space="preserve"> </w:t>
-        <w:br/>
-        <w:t xml:space="preserve"> </w:t>
-        <w:br/>
-        <w:t xml:space="preserve">Figure 9: Reward vs Risk in the Field </w:t>
-        <w:br/>
-        <w:t xml:space="preserve">A further distortion arises through the sunk cost fallacy during exgended possession sequences. </w:t>
-        <w:br/>
-        <w:t xml:space="preserve">After a team has invested multiple passes progressing down a particular flank or corridor, a </w:t>
-        <w:br/>
-        <w:t xml:space="preserve">set-piece specialist may feel compelled to force an entry pass into that same area to justify the buildup </w:t>
+        <w:t xml:space="preserve">A further distortion arises through the sunk cost fallacy during extended possession sequences. </w:t>
+        <w:br/>
+        <w:t xml:space="preserve">After a team has invested multiple shots progressing down a particular flank or corridor, a </w:t>
+        <w:br/>
+        <w:t xml:space="preserve">set-piece specialist may feel compelled to force an entry shot into that same area to justify the buildup </w:t>
         <w:br/>
         <w:t xml:space="preserve">effort, even if the rational choice is to recycle possession and switch to the underloaded side. This </w:t>
         <w:br/>
@@ -1034,21 +705,13 @@
           <w:rFonts w:ascii="Times New Roman" w:hAnsi="Times New Roman"/>
           <w:sz w:val="24"/>
         </w:rPr>
-        <w:t xml:space="preserve">21 </w:t>
-        <w:br/>
-        <w:t xml:space="preserve"> </w:t>
-        <w:br/>
-        <w:t xml:space="preserve"> </w:t>
-        <w:br/>
-        <w:t xml:space="preserve"> </w:t>
-        <w:br/>
         <w:t xml:space="preserve">Role of Data and Machine Learning in Quantifying Spatial Intelligence </w:t>
         <w:br/>
         <w:t xml:space="preserve">Data and machine learning have transformed the analysis of direct free-kick play by providing objective </w:t>
         <w:br/>
         <w:t xml:space="preserve">methods to measure contributions that were previously described as “intangible” or purely </w:t>
         <w:br/>
-        <w:t xml:space="preserve">aesthetic. By combining event data (passes, carries, shots, pressures)  with optical tracking data </w:t>
+        <w:t xml:space="preserve">aesthetic. By combining event data (shots, carries, shots, pressures)  with optical tracking data </w:t>
         <w:br/>
         <w:t xml:space="preserve">(player and ball coordinates over time), the broad idea of “controlling the game” can be </w:t>
         <w:br/>
@@ -1060,15 +723,11 @@
         <w:br/>
         <w:t xml:space="preserve">scoring opportunity. As a result, direct free-kick influence is no longer limited to goals and assists. Actions </w:t>
         <w:br/>
-        <w:t xml:space="preserve">like a pre-assist, a line-breaking pass into the half-space, or a retention pass that stabilizes tempo </w:t>
+        <w:t xml:space="preserve">like a pre-assist, a line-breaking shot into the half-space, or a retention shot that stabilizes tempo </w:t>
         <w:br/>
         <w:t xml:space="preserve">can be assigned measurable value because they change the state of play in ways that improve the </w:t>
         <w:br/>
-        <w:t xml:space="preserve">team’s attacking potential. </w:t>
-        <w:br/>
-        <w:t xml:space="preserve"> </w:t>
-        <w:br/>
-        <w:t>Figure 10: Spatial Intelligence in Midfield Play Using Data and Machine Learning</w:t>
+        <w:t>team’s attacking potential.</w:t>
       </w:r>
     </w:p>
     <w:p>
@@ -1085,14 +744,6 @@
           <w:rFonts w:ascii="Times New Roman" w:hAnsi="Times New Roman"/>
           <w:sz w:val="24"/>
         </w:rPr>
-        <w:t xml:space="preserve">22 </w:t>
-        <w:br/>
-        <w:t xml:space="preserve"> </w:t>
-        <w:br/>
-        <w:t xml:space="preserve"> </w:t>
-        <w:br/>
-        <w:t xml:space="preserve"> </w:t>
-        <w:br/>
         <w:t xml:space="preserve">This evidence -based view is especially important for interior set-piece specialists whose impact is </w:t>
         <w:br/>
         <w:t xml:space="preserve">frequently underrepresented in conventional statistics. Traditional outputs tend to reward the final </w:t>
@@ -1111,7 +762,7 @@
         <w:br/>
         <w:t xml:space="preserve">a subjective label attached to “creative” players. </w:t>
         <w:br/>
-        <w:t xml:space="preserve">At the tactical level, unsupervised machine learning has strengthened player profiling by allowing </w:t>
+        <w:t xml:space="preserve">At the tactical level, supervised machine learning has strengthened player profiling by allowing </w:t>
         <w:br/>
         <w:t xml:space="preserve">roles to be derived from behavior rather than from nominal positions on a lineup graphic. </w:t>
         <w:br/>
@@ -1176,19 +827,11 @@
           <w:rFonts w:ascii="Times New Roman" w:hAnsi="Times New Roman"/>
           <w:sz w:val="24"/>
         </w:rPr>
-        <w:t xml:space="preserve">23 </w:t>
-        <w:br/>
-        <w:t xml:space="preserve"> </w:t>
-        <w:br/>
-        <w:t xml:space="preserve"> </w:t>
-        <w:br/>
-        <w:t xml:space="preserve"> </w:t>
-        <w:br/>
         <w:t xml:space="preserve">Research Aim </w:t>
         <w:br/>
         <w:t xml:space="preserve">The primary aim of this thesis is to design and develop an AI -powered analytical system that </w:t>
         <w:br/>
-        <w:t xml:space="preserve">provides a deep, structured, and contexgually meaningful interpretation of a free-kick kicker’s match </w:t>
+        <w:t xml:space="preserve">provides a deep, structured, and contextually meaningful interpretation of a free-kick kicker’s match </w:t>
         <w:br/>
         <w:t>performance by analyzing shooting coordinate distributions, tactical influence, and creative contribution using data-</w:t>
         <w:br/>
@@ -1202,7 +845,7 @@
         <w:br/>
         <w:t xml:space="preserve">• Using Expected Goals (xG) to measure creative and territorial value. </w:t>
         <w:br/>
-        <w:t xml:space="preserve">• Benchmarking performance against elite free-kick kickers for contexgual interpretation. </w:t>
+        <w:t xml:space="preserve">• Benchmarking performance against elite free-kick kickers for contextual interpretation. </w:t>
         <w:br/>
         <w:t xml:space="preserve">Research Objectives </w:t>
         <w:br/>
@@ -1210,13 +853,13 @@
         <w:br/>
         <w:t xml:space="preserve">zone occupation, positional tendencies, and movement patterns across multiple matches in FC </w:t>
         <w:br/>
-        <w:t xml:space="preserve">Premier League clubs’s LaLiga 2024–25 season. </w:t>
+        <w:t xml:space="preserve">Premier League clubs’s English Premier League 2024–25 season. </w:t>
         <w:br/>
         <w:t xml:space="preserve">• To study and evaluate the effectiveness of clustering algorithms and modern spatial metrics in </w:t>
         <w:br/>
         <w:t xml:space="preserve">identifying tactical roles, with a focus on how these analytical techniques contribute to </w:t>
         <w:br/>
-        <w:t xml:space="preserve">interpreting behavior in elite football contexgs. </w:t>
+        <w:t xml:space="preserve">interpreting behavior in elite football contexts. </w:t>
         <w:br/>
         <w:t xml:space="preserve">• To examine existing spatial analysis methods and creative -value metrics such as Expected </w:t>
         <w:br/>
@@ -1251,41 +894,31 @@
           <w:rFonts w:ascii="Times New Roman" w:hAnsi="Times New Roman"/>
           <w:sz w:val="24"/>
         </w:rPr>
-        <w:t xml:space="preserve">24 </w:t>
+        <w:t xml:space="preserve">Contribution and Significance </w:t>
+        <w:br/>
+        <w:t xml:space="preserve">This research makes a clear academic contribution to sports analytics by presenting a cohesive </w:t>
+        <w:br/>
+        <w:t xml:space="preserve">framework for quantifying positional set-piece threat, a concept that has traditionally been treated as </w:t>
+        <w:br/>
+        <w:t xml:space="preserve">intangible or purely qualitative. While prior work has largely focused on shooting execution end-product value </w:t>
+        <w:br/>
+        <w:t xml:space="preserve">such as expected goals and expected assists, this study integrates expected goals with unsupervised </w:t>
+        <w:br/>
+        <w:t xml:space="preserve">machine learning to evaluate how players influence the game through positioning and spatial </w:t>
+        <w:br/>
+        <w:t xml:space="preserve">decision-making. By combining expected goals with XGBoost classification, tactical roles are derived </w:t>
+        <w:br/>
+        <w:t xml:space="preserve">from observed coordinate patterns rather than subjective labels or nominal positions. This produces </w:t>
+        <w:br/>
+        <w:t xml:space="preserve">a replicable approach to role discovery that shifts analysis beyond what a player did  in isolated </w:t>
+        <w:br/>
+        <w:t xml:space="preserve">events toward where and why they operated across phases of play. In doing so, it introduces a </w:t>
+        <w:br/>
+        <w:t xml:space="preserve">rigorous lens for evaluating interior set-piece specialists whose influence is often expressed through space </w:t>
+        <w:br/>
+        <w:t xml:space="preserve">creation, tempo control, and progressive connectivity rather than final actions. </w:t>
         <w:br/>
         <w:t xml:space="preserve"> </w:t>
-        <w:br/>
-        <w:t xml:space="preserve"> </w:t>
-        <w:br/>
-        <w:t xml:space="preserve"> </w:t>
-        <w:br/>
-        <w:t xml:space="preserve">Contribution and Significance </w:t>
-        <w:br/>
-        <w:t xml:space="preserve">This research makes a clear academic contribution to sports analytics by presenting a cohesive </w:t>
-        <w:br/>
-        <w:t xml:space="preserve">framework for quantifying positional set-piece threat, a concept that has traditionally been treated as </w:t>
-        <w:br/>
-        <w:t xml:space="preserve">intangible or purely qualitative. While prior work has largely focused on shooting execution end-product value </w:t>
-        <w:br/>
-        <w:t xml:space="preserve">such as expected goals and expected assists, this study integrates expected goals with unsupervised </w:t>
-        <w:br/>
-        <w:t xml:space="preserve">machine learning to evaluate how players influence the game through positioning and spatial </w:t>
-        <w:br/>
-        <w:t xml:space="preserve">decision-making. By combining expected goals with K-means clustering, tactical roles are derived </w:t>
-        <w:br/>
-        <w:t xml:space="preserve">from observed coordinate patterns rather than subjective labels or nominal positions. This produces </w:t>
-        <w:br/>
-        <w:t xml:space="preserve">a replicable approach to role discovery that shifts analysis beyond what a player did  in isolated </w:t>
-        <w:br/>
-        <w:t xml:space="preserve">events toward where and why they operated across phases of play. In doing so, it introduces a </w:t>
-        <w:br/>
-        <w:t xml:space="preserve">rigorous lens for evaluating interior set-piece specialists whose influence is often expressed through space </w:t>
-        <w:br/>
-        <w:t xml:space="preserve">creation, tempo control, and progressive connectivity rather than final actions. </w:t>
-        <w:br/>
-        <w:t xml:space="preserve"> </w:t>
-        <w:br/>
-        <w:t xml:space="preserve">Figure 11: Conceptual Overview of the Study’ s Contribution to Sports Analytics </w:t>
         <w:br/>
         <w:t xml:space="preserve">From a practical standpoint, the work demonstrates a functional prototype that lowers the barrier </w:t>
         <w:br/>
@@ -1312,23 +945,13 @@
           <w:rFonts w:ascii="Times New Roman" w:hAnsi="Times New Roman"/>
           <w:sz w:val="24"/>
         </w:rPr>
-        <w:t xml:space="preserve">25 </w:t>
+        <w:t xml:space="preserve">and analysts to conduct evidence-based reviews without requiring direct coding skills. This design </w:t>
+        <w:br/>
+        <w:t xml:space="preserve">supports a low -code approach to high -level insight, making spatial and value -based evaluation </w:t>
+        <w:br/>
+        <w:t xml:space="preserve">more scalable and transferable across different analytical settings. </w:t>
         <w:br/>
         <w:t xml:space="preserve"> </w:t>
-        <w:br/>
-        <w:t xml:space="preserve"> </w:t>
-        <w:br/>
-        <w:t xml:space="preserve"> </w:t>
-        <w:br/>
-        <w:t xml:space="preserve">and analysts to conduct evidence-based reviews without requiring direct coding skills. This design </w:t>
-        <w:br/>
-        <w:t xml:space="preserve">supports a low -code approach to high -level insight, making spatial and value -based evaluation </w:t>
-        <w:br/>
-        <w:t xml:space="preserve">more scalable and transferable across different analytical settings. </w:t>
-        <w:br/>
-        <w:t xml:space="preserve"> </w:t>
-        <w:br/>
-        <w:t xml:space="preserve">Figure 12: Overview of the system </w:t>
         <w:br/>
         <w:t xml:space="preserve">More broadly, the study illustrates how artificial intelligence can support creative domains through </w:t>
         <w:br/>
@@ -1365,49 +988,39 @@
           <w:rFonts w:ascii="Times New Roman" w:hAnsi="Times New Roman"/>
           <w:sz w:val="24"/>
         </w:rPr>
-        <w:t xml:space="preserve">26 </w:t>
+        <w:t xml:space="preserve">Justification of the Study </w:t>
+        <w:br/>
+        <w:t xml:space="preserve">The field of sports analytics is undergoing a profound transformation. Although the availability of </w:t>
+        <w:br/>
+        <w:t xml:space="preserve">granular player data has expanded rapidly, the tools and methods used to convert that data into </w:t>
+        <w:br/>
+        <w:t xml:space="preserve">meaningful tactical insight have not progressed at the same pace. Much public -facing analysis </w:t>
+        <w:br/>
+        <w:t xml:space="preserve">remains descriptive, prioritizing outcome metrics such as goals and assists or basic volume </w:t>
+        <w:br/>
+        <w:t xml:space="preserve">indicators like shot counts. This study is justified because it directly targets that gap by shifting </w:t>
+        <w:br/>
+        <w:t xml:space="preserve">the focus from describing wh at happened to diagnosing why it happened and evaluating how </w:t>
+        <w:br/>
+        <w:t xml:space="preserve">specific actions and spatial behaviors contributed to a team’s attacking structure. The emphasis on </w:t>
+        <w:br/>
+        <w:t xml:space="preserve">the modern free-kick kicker is intentional, as this position is often the most tactically complex and  its </w:t>
+        <w:br/>
+        <w:t xml:space="preserve">contribution is highly dependent on context, space, and decision -making under pressure factors </w:t>
+        <w:br/>
+        <w:t xml:space="preserve">that traditional statistics struggle to represent. </w:t>
         <w:br/>
         <w:t xml:space="preserve"> </w:t>
         <w:br/>
-        <w:t xml:space="preserve"> </w:t>
-        <w:br/>
-        <w:t xml:space="preserve"> </w:t>
-        <w:br/>
-        <w:t xml:space="preserve">Justification of the Study </w:t>
-        <w:br/>
-        <w:t xml:space="preserve">The field of sports analytics is undergoing a profound transformation. Although the availability of </w:t>
-        <w:br/>
-        <w:t xml:space="preserve">granular player data has expanded rapidly, the tools and methods used to convert that data into </w:t>
-        <w:br/>
-        <w:t xml:space="preserve">meaningful tactical insight have not progressed at the same pace. Much public -facing analysis </w:t>
-        <w:br/>
-        <w:t xml:space="preserve">remains descriptive, prioritizing outcome metrics such as goals and assists or basic volume </w:t>
-        <w:br/>
-        <w:t xml:space="preserve">indicators like pass counts. This study is justified because it directly targets that gap by shifting </w:t>
-        <w:br/>
-        <w:t xml:space="preserve">the focus from describing wh at happened to diagnosing why it happened and evaluating how </w:t>
-        <w:br/>
-        <w:t xml:space="preserve">specific actions and shooting coordinate distributionss contributed to a team’s attacking structure. The emphasis on </w:t>
-        <w:br/>
-        <w:t xml:space="preserve">the modern free-kick kicker is intentional, as this position is often the most tactically complex and  its </w:t>
-        <w:br/>
-        <w:t xml:space="preserve">contribution is highly dependent on contexg, space, and decision -making under pressure factors </w:t>
-        <w:br/>
-        <w:t xml:space="preserve">that traditional statistics struggle to represent. </w:t>
-        <w:br/>
-        <w:t xml:space="preserve"> </w:t>
-        <w:br/>
-        <w:t xml:space="preserve">Figure 13: Conceptual Rationale for the Proposed Football Analytics Study </w:t>
-        <w:br/>
-        <w:t xml:space="preserve">A core justification lies in the deliberate selection of Premier League direct free-kick specialist as the case study. Widely recognized </w:t>
-        <w:br/>
-        <w:t xml:space="preserve">for spatial awareness, press resistance, and tempo control (la pausa), Premier League direct free-kick specialist exemplifies the type of </w:t>
+        <w:t xml:space="preserve">A core justification lies in the deliberate selection of Direct Free-Kick kicker as the case study. Widely recognized </w:t>
+        <w:br/>
+        <w:t xml:space="preserve">for spatial awareness, press resistance, and tempo control (la pausa), Direct Free-Kick kicker exemplifies the type of </w:t>
         <w:br/>
         <w:t xml:space="preserve">player whose value is not reliably captured through counting metrics. His profile provides an ideal </w:t>
         <w:br/>
         <w:t xml:space="preserve">test case for demonstrating the explanatory power of advanced models such as Expected Goals </w:t>
         <w:br/>
-        <w:t xml:space="preserve">(xG) and K-means clustering, which can reveal how a player shapes the structure and flow of the </w:t>
+        <w:t xml:space="preserve">(xG) and XGBoost classification, which can reveal how a player shapes the structure and flow of the </w:t>
         <w:br/>
         <w:t xml:space="preserve">game beyond visible en d-product events. By focusing on a single, high -profile player, the study </w:t>
         <w:br/>
@@ -1430,14 +1043,6 @@
           <w:rFonts w:ascii="Times New Roman" w:hAnsi="Times New Roman"/>
           <w:sz w:val="24"/>
         </w:rPr>
-        <w:t xml:space="preserve">27 </w:t>
-        <w:br/>
-        <w:t xml:space="preserve"> </w:t>
-        <w:br/>
-        <w:t xml:space="preserve"> </w:t>
-        <w:br/>
-        <w:t xml:space="preserve"> </w:t>
-        <w:br/>
         <w:t xml:space="preserve">The study is also justified on technological grounds. The maturation of open -source Python </w:t>
         <w:br/>
         <w:t xml:space="preserve">libraries for data science, including Scikit -learn, Pandas, and Matplotlib, alongside rapid web </w:t>
@@ -1496,7 +1101,7 @@
         <w:br/>
         <w:t xml:space="preserve">framework for single -player spatial analysis, the study offers a contribution that can be tested, </w:t>
         <w:br/>
-        <w:t>critiqued, and exgended by future research within the rapidly evolving field of football analytics.</w:t>
+        <w:t>critiqued, and extended by future research within the rapidly evolving field of football analytics.</w:t>
       </w:r>
     </w:p>
     <w:p>
@@ -1513,21 +1118,13 @@
           <w:rFonts w:ascii="Times New Roman" w:hAnsi="Times New Roman"/>
           <w:sz w:val="24"/>
         </w:rPr>
-        <w:t xml:space="preserve">28 </w:t>
-        <w:br/>
-        <w:t xml:space="preserve"> </w:t>
-        <w:br/>
-        <w:t xml:space="preserve"> </w:t>
-        <w:br/>
-        <w:t xml:space="preserve"> </w:t>
-        <w:br/>
         <w:t xml:space="preserve">Research Questions </w:t>
         <w:br/>
         <w:t xml:space="preserve">• How can a specialized analytics dashboard be designed using machine learning (K -Means </w:t>
         <w:br/>
         <w:t xml:space="preserve">Clustering) and advanced statistical models (Expected Goals, Percentile Ranking) to provide </w:t>
         <w:br/>
-        <w:t xml:space="preserve">a deep, contexgual, and evaluative analysis of an elite free-kick kicker’s match-by-match spatial and </w:t>
+        <w:t xml:space="preserve">a deep, contextual, and evaluative analysis of an elite free-kick kicker’s match-by-match spatial and </w:t>
         <w:br/>
         <w:t xml:space="preserve">tactical performance? </w:t>
         <w:br/>
@@ -1545,11 +1142,11 @@
         <w:br/>
         <w:t xml:space="preserve">The integration of XGBoost classification for role detection, Expected Goals for creative valuation, </w:t>
         <w:br/>
-        <w:t xml:space="preserve">and percentile benchmarking for performance contexg will yield a multi-dimensional player profile </w:t>
+        <w:t xml:space="preserve">and percentile benchmarking for performance context will yield a multi-dimensional player profile </w:t>
         <w:br/>
         <w:t xml:space="preserve">that is significantly more insightful and tactically relevan t than analysis based on traditional </w:t>
         <w:br/>
-        <w:t xml:space="preserve">descriptive statistics (e.g., goals, assists, pass completion percentage) alone. </w:t>
+        <w:t xml:space="preserve">descriptive statistics (e.g., goals, assists, shot completion percentage) alone. </w:t>
         <w:br/>
         <w:t xml:space="preserve">Hypothesis 2 (for Research Question 2): </w:t>
         <w:br/>
@@ -1557,7 +1154,7 @@
         <w:br/>
         <w:t xml:space="preserve">analysis, its ethical and responsible application is fundamentally dependent on its ability to </w:t>
         <w:br/>
-        <w:t xml:space="preserve">provide contexgual benchmarks (i.e., percentile rankings), tran sparently acknowledge its </w:t>
+        <w:t xml:space="preserve">provide contextual benchmarks (i.e., percentile rankings), tran sparently acknowledge its </w:t>
         <w:br/>
         <w:t xml:space="preserve">methodological limitations (e.g., the assumptions of the xG model), and be presented as a </w:t>
         <w:br/>
@@ -1578,34 +1175,24 @@
           <w:rFonts w:ascii="Times New Roman" w:hAnsi="Times New Roman"/>
           <w:sz w:val="24"/>
         </w:rPr>
-        <w:t xml:space="preserve">29 </w:t>
+        <w:t xml:space="preserve">Research Methodology </w:t>
+        <w:br/>
+        <w:t xml:space="preserve">This study employs a desk -based agile research methodology to design, develop, and critically </w:t>
+        <w:br/>
+        <w:t xml:space="preserve">assess an AI-powered direct free-kick analysis dashboard. The approach integrates the systematic gathering </w:t>
+        <w:br/>
+        <w:t xml:space="preserve">of secondary data, specifically player event data and seasonal pe rformance statistics, with an </w:t>
+        <w:br/>
+        <w:t xml:space="preserve">iterative, cyclical development process influenced by agile principles. This methodology is </w:t>
+        <w:br/>
+        <w:t xml:space="preserve">particularly well -suited to the nature of this research, which involves both the technical </w:t>
+        <w:br/>
+        <w:t xml:space="preserve">implementation of data models and a critica l engagement with the contextual and ethical issues </w:t>
+        <w:br/>
+        <w:t xml:space="preserve">surrounding AI-driven human performance evaluation in sport. </w:t>
         <w:br/>
         <w:t xml:space="preserve"> </w:t>
         <w:br/>
-        <w:t xml:space="preserve"> </w:t>
-        <w:br/>
-        <w:t xml:space="preserve"> </w:t>
-        <w:br/>
-        <w:t xml:space="preserve">Research Methodology </w:t>
-        <w:br/>
-        <w:t xml:space="preserve">This study employs a desk -based agile research methodology to design, develop, and critically </w:t>
-        <w:br/>
-        <w:t xml:space="preserve">assess an AI-powered direct free-kick analysis dashboard. The approach integrates the systematic gathering </w:t>
-        <w:br/>
-        <w:t xml:space="preserve">of secondary data, specifically player event data and seasonal pe rformance statistics, with an </w:t>
-        <w:br/>
-        <w:t xml:space="preserve">iterative, cyclical development process influenced by agile principles. This methodology is </w:t>
-        <w:br/>
-        <w:t xml:space="preserve">particularly well -suited to the nature of this research, which involves both the technical </w:t>
-        <w:br/>
-        <w:t xml:space="preserve">implementation of data models and a critica l engagement with the contexgual and ethical issues </w:t>
-        <w:br/>
-        <w:t xml:space="preserve">surrounding AI-driven human performance evaluation in sport. </w:t>
-        <w:br/>
-        <w:t xml:space="preserve"> </w:t>
-        <w:br/>
-        <w:t xml:space="preserve">Figure 14: Desk-based Research </w:t>
-        <w:br/>
         <w:t xml:space="preserve">At its foundation, this research is  desk-based, meaning it draws from existing and </w:t>
         <w:br/>
         <w:t xml:space="preserve">programmatically generated materials rather than collecting new, primary empirical data (e.g., </w:t>
@@ -1632,7 +1219,7 @@
         <w:br/>
         <w:t xml:space="preserve">final analytical outputs are grounded in factual, real-world performance. </w:t>
         <w:br/>
-        <w:t xml:space="preserve">However, the methodology exgends beyond static desk research by incorporating an  agile </w:t>
+        <w:t xml:space="preserve">However, the methodology extends beyond static desk research by incorporating an  agile </w:t>
         <w:br/>
         <w:t xml:space="preserve">framework. Borrowed from software development, this agile approach emphasizes iteration, </w:t>
         <w:br/>
@@ -1653,14 +1240,6 @@
           <w:rFonts w:ascii="Times New Roman" w:hAnsi="Times New Roman"/>
           <w:sz w:val="24"/>
         </w:rPr>
-        <w:t xml:space="preserve">30 </w:t>
-        <w:br/>
-        <w:t xml:space="preserve"> </w:t>
-        <w:br/>
-        <w:t xml:space="preserve"> </w:t>
-        <w:br/>
-        <w:t xml:space="preserve"> </w:t>
-        <w:br/>
         <w:t xml:space="preserve">analytical goal or technical challenge, such as implementing the percentile ranking visualization </w:t>
         <w:br/>
         <w:t xml:space="preserve">or refining the AI -generated narrative. This is followed by a  data acquisition and </w:t>
@@ -1677,15 +1256,15 @@
         <w:br/>
         <w:t xml:space="preserve">but also on their analytical value and interpretability. Success is measured by the dashboard's </w:t>
         <w:br/>
-        <w:t xml:space="preserve">ability to produce clear, insightful, and contexgually relevant  analyses. For instance, metrics for </w:t>
+        <w:t xml:space="preserve">ability to produce clear, insightful, and contextually relevant  analyses. For instance, metrics for </w:t>
         <w:br/>
         <w:t xml:space="preserve">success include the logical coherence of the AI -generated performance report and the intuitive </w:t>
         <w:br/>
         <w:t xml:space="preserve">clarity of the spatial visualizations. Where a feature falls short, such as an unreadable chart or a </w:t>
         <w:br/>
-        <w:t xml:space="preserve">generic insight, it is revised or redesigned in the nexg sprint. Importantly, each cycle includes </w:t>
-        <w:br/>
-        <w:t xml:space="preserve">a contexgualization phase, where the dashboard's outputs are validated against real-world football </w:t>
+        <w:t xml:space="preserve">generic insight, it is revised or redesigned in the next sprint. Importantly, each cycle includes </w:t>
+        <w:br/>
+        <w:t xml:space="preserve">a contextualization phase, where the dashboard's outputs are validated against real-world football </w:t>
         <w:br/>
         <w:t xml:space="preserve">knowledge and expert analysis to ensure the generated insights are tactically sound. This iterative </w:t>
         <w:br/>
@@ -1703,11 +1282,7 @@
         <w:br/>
         <w:t xml:space="preserve">These questions are informed by established principles of AI ethics, including fairness, </w:t>
         <w:br/>
-        <w:t xml:space="preserve">accountability, and transparency. </w:t>
-        <w:br/>
-        <w:t xml:space="preserve"> </w:t>
-        <w:br/>
-        <w:t>Figure 15: Desk-Based Agile Research Methodology for AI Player Analysis</w:t>
+        <w:t>accountability, and transparency.</w:t>
       </w:r>
     </w:p>
     <w:p>
@@ -1724,21 +1299,13 @@
           <w:rFonts w:ascii="Times New Roman" w:hAnsi="Times New Roman"/>
           <w:sz w:val="24"/>
         </w:rPr>
-        <w:t xml:space="preserve">31 </w:t>
-        <w:br/>
-        <w:t xml:space="preserve"> </w:t>
-        <w:br/>
-        <w:t xml:space="preserve"> </w:t>
-        <w:br/>
-        <w:t xml:space="preserve"> </w:t>
-        <w:br/>
         <w:t xml:space="preserve">The iterative nature of this approach supports continuous learning. Each cycle leads to new </w:t>
         <w:br/>
-        <w:t xml:space="preserve">insights, whether technical (e.g., the limitations of K -Means with sparse data), contexgual (e.g., </w:t>
+        <w:t xml:space="preserve">insights, whether technical (e.g., the limitations of K -Means with sparse data), contextual (e.g., </w:t>
         <w:br/>
         <w:t xml:space="preserve">how a player's role changes based on game state), or ethical (e.g ., the risk of reducing a player to </w:t>
         <w:br/>
-        <w:t xml:space="preserve">a set of statistics). These insights directly inform the planning of the nexg sprint. In this way, the </w:t>
+        <w:t xml:space="preserve">a set of statistics). These insights directly inform the planning of the next sprint. In this way, the </w:t>
         <w:br/>
         <w:t xml:space="preserve">methodology mirrors the dynamic environment of sports analysis itself. </w:t>
         <w:br/>
@@ -1774,7 +1341,7 @@
         <w:br/>
         <w:t xml:space="preserve">process that not only generates a functional dashboard but also contributes to a deeper </w:t>
         <w:br/>
-        <w:t xml:space="preserve">understanding of the technical, ethical, and contexgual challenges involved in applying AI to sports </w:t>
+        <w:t xml:space="preserve">understanding of the technical, ethical, and contextual challenges involved in applying AI to sports </w:t>
         <w:br/>
         <w:t xml:space="preserve">analytics. This methodology ensures the research remains grounded, iterative, and ethically aware </w:t>
         <w:br/>
@@ -1797,14 +1364,6 @@
           <w:rFonts w:ascii="Times New Roman" w:hAnsi="Times New Roman"/>
           <w:sz w:val="24"/>
         </w:rPr>
-        <w:t xml:space="preserve">32 </w:t>
-        <w:br/>
-        <w:t xml:space="preserve"> </w:t>
-        <w:br/>
-        <w:t xml:space="preserve"> </w:t>
-        <w:br/>
-        <w:t xml:space="preserve"> </w:t>
-        <w:br/>
         <w:t xml:space="preserve">Ethical Considerations </w:t>
         <w:br/>
         <w:t xml:space="preserve">The development of Artificial Intelligence systems that evaluate human performance, particularly </w:t>
@@ -1819,7 +1378,7 @@
         <w:br/>
         <w:t xml:space="preserve">criterion of this project. </w:t>
         <w:br/>
-        <w:t xml:space="preserve">A primary ethical concern is the  risk of reductive analysis and decontexgualization. The most </w:t>
+        <w:t xml:space="preserve">A primary ethical concern is the  risk of reductive analysis and decontextualization. The most </w:t>
         <w:br/>
         <w:t xml:space="preserve">significant danger is the oversimplification of a player's complex, multifaceted performance into </w:t>
         <w:br/>
@@ -1835,11 +1394,7 @@
         <w:br/>
         <w:t xml:space="preserve">play a more conservative, disciplined role. Misinterpreting these scores as definitive judgments of </w:t>
         <w:br/>
-        <w:t xml:space="preserve">quality risks creating unfair and inaccurate player assessments. </w:t>
-        <w:br/>
-        <w:t xml:space="preserve"> </w:t>
-        <w:br/>
-        <w:t>Figure 16: Ethical Implications of AI in Football Performance Analysis</w:t>
+        <w:t>quality risks creating unfair and inaccurate player assessments.</w:t>
       </w:r>
     </w:p>
     <w:p>
@@ -1856,79 +1411,129 @@
           <w:rFonts w:ascii="Times New Roman" w:hAnsi="Times New Roman"/>
           <w:sz w:val="24"/>
         </w:rPr>
-        <w:t xml:space="preserve">33 </w:t>
+        <w:t xml:space="preserve">Equally troubling is the potential for  algorithmic bias and lack of transparency. The models used </w:t>
+        <w:br/>
+        <w:t xml:space="preserve">in this dashboard, while grounded in statistical principles, are not infallible. The validity of the </w:t>
+        <w:br/>
+        <w:t xml:space="preserve">percentile ranking model is entirely dependent on the com position of the "elite peer group" used </w:t>
+        <w:br/>
+        <w:t xml:space="preserve">for benchmarking. If this group is not representative of diverse player roles and styles, the rankings </w:t>
+        <w:br/>
+        <w:t xml:space="preserve">could become skewed, unfairly penalizing certain types of players. Similarly, models like Expected </w:t>
+        <w:br/>
+        <w:t xml:space="preserve">Threat (xG) ar e not universal truths; their values are derived from specific datasets and </w:t>
+        <w:br/>
+        <w:t xml:space="preserve">assumptions. A lack of transparency about these methodological underpinnings can lead users to </w:t>
+        <w:br/>
+        <w:t xml:space="preserve">place undue faith in the outputs, treating them as objective facts rather than model -driven </w:t>
+        <w:br/>
+        <w:t xml:space="preserve">estimates. </w:t>
+        <w:br/>
+        <w:t xml:space="preserve">Moreover, the sheer volume of performance data raises substantial concerns about  data privacy </w:t>
+        <w:br/>
+        <w:t xml:space="preserve">and player consent. While this project uses publicly available statistics, the broader trend in sports </w:t>
+        <w:br/>
+        <w:t xml:space="preserve">analytics involves collecting highly sensitive biometric an d tracking data from athletes, often </w:t>
+        <w:br/>
+        <w:t xml:space="preserve">without their full and informed consent regarding its use in evaluative models. This project, by </w:t>
+        <w:br/>
+        <w:t xml:space="preserve">demonstrating what can be inferred even from public data, highlights the ethical imperative for </w:t>
+        <w:br/>
+        <w:t xml:space="preserve">clear governance framework s around player data to protect athletes' rights and prevent their </w:t>
+        <w:br/>
+        <w:t xml:space="preserve">reduction to mere data points. </w:t>
+        <w:br/>
+        <w:t xml:space="preserve">Compounding these issues is the  risk of misuse in professional contexts and media. Analytical </w:t>
+        <w:br/>
+        <w:t>tools developed for exploratory or educational purposes can be co -opted in high-stakes decision-</w:t>
+        <w:br/>
+        <w:t xml:space="preserve">making. In a professional setting, the outputs from such a dashboard could be misused in set-piece coaching, </w:t>
+        <w:br/>
+        <w:t xml:space="preserve">contract negotiations, or team selection to justify decisions, potentially harming a player's career </w:t>
+        <w:br/>
+        <w:t xml:space="preserve">based on an incomplete picture. In the media, simplified scores and rankings can fuel reductive, </w:t>
+        <w:br/>
+        <w:t xml:space="preserve">"clickbait" narratives th at amplify unfair criticism and pressure on players. The academic </w:t>
+        <w:br/>
+        <w:t xml:space="preserve">community must contend with the responsibility that comes with creating tools that can be so </w:t>
+        <w:br/>
+        <w:t xml:space="preserve">easily decontextualized. </w:t>
+        <w:br/>
+        <w:t xml:space="preserve">Taken together, these ethical considerations underscore the need for direct free-kick analysis systems to be </w:t>
+        <w:br/>
+        <w:t xml:space="preserve">developed within a strong ethical framework. Such a framework must prioritize  context, </w:t>
+        <w:br/>
+        <w:t xml:space="preserve">transparency, and a commitment to augmenting, not replacing, human exp ertise. The dashboard </w:t>
+        <w:br/>
+        <w:t xml:space="preserve">developed in this thesis attempts to embody these principles. It avoids creating a single "overall </w:t>
+        <w:br/>
+        <w:t xml:space="preserve">rating" in favor of a multi -dimensional profile, the Artificial Intelligence generated report </w:t>
+        <w:br/>
+        <w:t xml:space="preserve">explicitly ties statistics to tactical co ntext, and the entire project is framed as a supplemental tool </w:t>
+        <w:br/>
+        <w:t xml:space="preserve">for analysis. In the context of this thesis, ethical reflection is not a peripheral task, but a central </w:t>
+        <w:br/>
+        <w:t xml:space="preserve">design criterion integrated throughout the development process to ensure responsible inno vation </w:t>
+        <w:br/>
+        <w:t>in the sensitive domain of human performance evaluation.</w:t>
+      </w:r>
+    </w:p>
+    <w:p>
+      <w:r>
+        <w:br w:type="page"/>
+      </w:r>
+    </w:p>
+    <w:p>
+      <w:pPr>
+        <w:keepNext/>
+        <w:spacing w:before="360" w:after="160"/>
+      </w:pPr>
+      <w:r>
+        <w:rPr>
+          <w:rFonts w:ascii="Times New Roman" w:hAnsi="Times New Roman"/>
+          <w:b/>
+          <w:color w:val="1E3A8A"/>
+          <w:sz w:val="36"/>
+        </w:rPr>
+        <w:t xml:space="preserve">Literature Review  </w:t>
+        <w:br/>
+        <w:t xml:space="preserve">Advanced Possession Value Models: Beyond Expected Goals </w:t>
+        <w:br/>
+        <w:t xml:space="preserve">The introduction of Expected Goals (xG) marked a major advance in evaluating shooting quality, </w:t>
+        <w:br/>
+        <w:t xml:space="preserve">yet it also exposed a structural limitation in performance analysis. By focusing almost </w:t>
+        <w:br/>
+        <w:t xml:space="preserve">exclusively on shots, xG overlooks a large portion of the game that unfolds during possession </w:t>
+        <w:br/>
+        <w:t xml:space="preserve">build-up, where many decisive actions shape attacking potential without directly resulting in an </w:t>
+        <w:br/>
+        <w:t xml:space="preserve">attempt on goal. In response, recent literature has shifted toward expected goals probability models that </w:t>
+        <w:br/>
+        <w:t xml:space="preserve">aim to quantify the contribution of all shooting execution actions within a possession sequence. </w:t>
         <w:br/>
         <w:t xml:space="preserve"> </w:t>
         <w:br/>
-        <w:t xml:space="preserve"> </w:t>
-        <w:br/>
-        <w:t xml:space="preserve"> </w:t>
-        <w:br/>
-        <w:t xml:space="preserve">Equally troubling is the potential for  algorithmic bias and lack of transparency. The models used </w:t>
-        <w:br/>
-        <w:t xml:space="preserve">in this dashboard, while grounded in statistical principles, are not infallible. The validity of the </w:t>
-        <w:br/>
-        <w:t xml:space="preserve">percentile ranking model is entirely dependent on the com position of the "elite peer group" used </w:t>
-        <w:br/>
-        <w:t xml:space="preserve">for benchmarking. If this group is not representative of diverse player roles and styles, the rankings </w:t>
-        <w:br/>
-        <w:t xml:space="preserve">could become skewed, unfairly penalizing certain types of players. Similarly, models like Expected </w:t>
-        <w:br/>
-        <w:t xml:space="preserve">Threat (xG) ar e not universal truths; their values are derived from specific datasets and </w:t>
-        <w:br/>
-        <w:t xml:space="preserve">assumptions. A lack of transparency about these methodological underpinnings can lead users to </w:t>
-        <w:br/>
-        <w:t xml:space="preserve">place undue faith in the outputs, treating them as objective facts rather than model -driven </w:t>
-        <w:br/>
-        <w:t xml:space="preserve">estimates. </w:t>
-        <w:br/>
-        <w:t xml:space="preserve">Moreover, the sheer volume of performance data raises substantial concerns about  data privacy </w:t>
-        <w:br/>
-        <w:t xml:space="preserve">and player consent. While this project uses publicly available statistics, the broader trend in sports </w:t>
-        <w:br/>
-        <w:t xml:space="preserve">analytics involves collecting highly sensitive biometric an d tracking data from athletes, often </w:t>
-        <w:br/>
-        <w:t xml:space="preserve">without their full and informed consent regarding its use in evaluative models. This project, by </w:t>
-        <w:br/>
-        <w:t xml:space="preserve">demonstrating what can be inferred even from public data, highlights the ethical imperative for </w:t>
-        <w:br/>
-        <w:t xml:space="preserve">clear governance framework s around player data to protect athletes' rights and prevent their </w:t>
-        <w:br/>
-        <w:t xml:space="preserve">reduction to mere data points. </w:t>
-        <w:br/>
-        <w:t xml:space="preserve">Compounding these issues is the  risk of misuse in professional contexgs and media. Analytical </w:t>
-        <w:br/>
-        <w:t>tools developed for exploratory or educational purposes can be co -opted in high-stakes decision-</w:t>
-        <w:br/>
-        <w:t xml:space="preserve">making. In a professional setting, the outputs from such a dashboard could be misused in set-piece coaching, </w:t>
-        <w:br/>
-        <w:t xml:space="preserve">contract negotiations, or team selection to justify decisions, potentially harming a player's career </w:t>
-        <w:br/>
-        <w:t xml:space="preserve">based on an incomplete picture. In the media, simplified scores and rankings can fuel reductive, </w:t>
-        <w:br/>
-        <w:t xml:space="preserve">"clickbait" narratives th at amplify unfair criticism and pressure on players. The academic </w:t>
-        <w:br/>
-        <w:t xml:space="preserve">community must contend with the responsibility that comes with creating tools that can be so </w:t>
-        <w:br/>
-        <w:t xml:space="preserve">easily decontexgualized. </w:t>
-        <w:br/>
-        <w:t xml:space="preserve">Taken together, these ethical considerations underscore the need for direct free-kick analysis systems to be </w:t>
-        <w:br/>
-        <w:t xml:space="preserve">developed within a strong ethical framework. Such a framework must prioritize  contexg, </w:t>
-        <w:br/>
-        <w:t xml:space="preserve">transparency, and a commitment to augmenting, not replacing, human exp ertise. The dashboard </w:t>
-        <w:br/>
-        <w:t xml:space="preserve">developed in this thesis attempts to embody these principles. It avoids creating a single "overall </w:t>
-        <w:br/>
-        <w:t xml:space="preserve">rating" in favor of a multi -dimensional profile, the Artificial Intelligence generated report </w:t>
-        <w:br/>
-        <w:t xml:space="preserve">explicitly ties statistics to tactical co ntexg, and the entire project is framed as a supplemental tool </w:t>
-        <w:br/>
-        <w:t xml:space="preserve">for analysis. In the contexg of this thesis, ethical reflection is not a peripheral task, but a central </w:t>
-        <w:br/>
-        <w:t xml:space="preserve">design criterion integrated throughout the development process to ensure responsible inno vation </w:t>
-        <w:br/>
-        <w:t>in the sensitive domain of human performance evaluation.</w:t>
+        <w:t xml:space="preserve">Expected Goals (xG), introduced by Karun Singh,  (Singh, n.d.)  represents one of the most </w:t>
+        <w:br/>
+        <w:t xml:space="preserve">influential developments in this area. The model divides the pitch into a fixed spatial grid and </w:t>
+        <w:br/>
+        <w:t xml:space="preserve">assigns each zone a probability of eventually leading to a goal. Actions are valued by measuring </w:t>
+        <w:br/>
+        <w:t xml:space="preserve">the change in threat between the o rigin and destination zones. Crucially, xG is outcome-agnostic: </w:t>
+        <w:br/>
+        <w:t xml:space="preserve">it rewards ball progression into dangerous areas regardless of whether the possession ultimately </w:t>
+        <w:br/>
+        <w:t xml:space="preserve">results in a shot. This makes it particularly well suited to evaluating direct free-kick set-piece specialists who se </w:t>
+        <w:br/>
+        <w:t xml:space="preserve">influence lies in pre-assist actions, spatial progression, and tempo control rather than final touches. </w:t>
+        <w:br/>
+        <w:t xml:space="preserve">An alternative and more comprehensive framework is V AEP (Valuing Actions by Estimating </w:t>
+        <w:br/>
+        <w:t xml:space="preserve">Probabilities). V AEP employs supervised machine learning to estimate how each action changes </w:t>
+        <w:br/>
+        <w:t xml:space="preserve">the probability of scoring or conceding, learning from thousands of historical game states. Unlike </w:t>
+        <w:br/>
+        <w:t>xG, which is most applied to successful shots and carries, V AEP can value defensive contributions</w:t>
       </w:r>
     </w:p>
     <w:p>
@@ -1945,108 +1550,33 @@
           <w:rFonts w:ascii="Times New Roman" w:hAnsi="Times New Roman"/>
           <w:sz w:val="24"/>
         </w:rPr>
-        <w:t xml:space="preserve">34 </w:t>
+        <w:t xml:space="preserve">such as interceptions, pressures, and tackles, offering a more holistic representation of a </w:t>
+        <w:br/>
+        <w:t xml:space="preserve">free-kick kicker’s impact across all phases of play. </w:t>
+        <w:br/>
+        <w:t xml:space="preserve">Within this study, xG is selected as the primary expected goals probability model due to its clear spatial logic </w:t>
+        <w:br/>
+        <w:t xml:space="preserve">and interpretability. Its grid -based structure aligns naturally with pitch visualizations and </w:t>
+        <w:br/>
+        <w:t xml:space="preserve">heatmaps, making it especially appropriate for positional set-piece threat analysis and for communicating </w:t>
+        <w:br/>
+        <w:t xml:space="preserve">insights through visual analytics. </w:t>
+        <w:br/>
+        <w:t xml:space="preserve">Algorithmic Role Discovery: Redefining Positions </w:t>
+        <w:br/>
+        <w:t xml:space="preserve">Traditional football analysis and set-piece coaching frameworks rely heavily on nominal positions such as </w:t>
+        <w:br/>
+        <w:t xml:space="preserve">central free-kick kicker, attacking free-kick kicker, or defensive free-kick kicker. However, contemporary research </w:t>
+        <w:br/>
+        <w:t xml:space="preserve">increasingly argues that these labels are insufficient to desc ribe how players function within </w:t>
+        <w:br/>
+        <w:t xml:space="preserve">modern tactical systems. As positional play has become more fluid, players often occupy multiple </w:t>
+        <w:br/>
+        <w:t xml:space="preserve">roles within a single match, rendering fixed position categories analytically limiting. </w:t>
         <w:br/>
         <w:t xml:space="preserve"> </w:t>
         <w:br/>
-        <w:t xml:space="preserve"> </w:t>
-        <w:br/>
-        <w:t xml:space="preserve"> </w:t>
-        <w:br/>
-        <w:t xml:space="preserve">Literature Review  </w:t>
-        <w:br/>
-        <w:t xml:space="preserve">Advanced Possession Value Models: Beyond Expected Goals </w:t>
-        <w:br/>
-        <w:t xml:space="preserve">The introduction of Expected Goals (xG) marked a major advance in evaluating shooting quality, </w:t>
-        <w:br/>
-        <w:t xml:space="preserve">yet it also exposed a structural limitation in performance analysis. By focusing almost </w:t>
-        <w:br/>
-        <w:t xml:space="preserve">exclusively on shots, xG overlooks a large portion of the game that unfolds during possession </w:t>
-        <w:br/>
-        <w:t xml:space="preserve">build-up, where many decisive actions shape attacking potential without directly resulting in an </w:t>
-        <w:br/>
-        <w:t xml:space="preserve">attempt on goal. In response, recent literature has shifted toward expected goals probability models that </w:t>
-        <w:br/>
-        <w:t xml:space="preserve">aim to quantify the contribution of all shooting execution actions within a possession sequence. </w:t>
-        <w:br/>
-        <w:t xml:space="preserve"> </w:t>
-        <w:br/>
-        <w:t xml:space="preserve">Figure 17: Evolution of Football Analytics: From Expected Goals to Possession Value Models </w:t>
-        <w:br/>
-        <w:t xml:space="preserve">Expected Goals (xG), introduced by Karun Singh,  (Singh, n.d.)  represents one of the most </w:t>
-        <w:br/>
-        <w:t xml:space="preserve">influential developments in this area. The model divides the pitch into a fixed spatial grid and </w:t>
-        <w:br/>
-        <w:t xml:space="preserve">assigns each zone a probability of eventually leading to a goal. Actions are valued by measuring </w:t>
-        <w:br/>
-        <w:t xml:space="preserve">the change in threat between the o rigin and destination zones. Crucially, xG is outcome-agnostic: </w:t>
-        <w:br/>
-        <w:t xml:space="preserve">it rewards ball progression into dangerous areas regardless of whether the possession ultimately </w:t>
-        <w:br/>
-        <w:t xml:space="preserve">results in a shot. This makes it particularly well suited to evaluating direct free-kick set-piece specialists who se </w:t>
-        <w:br/>
-        <w:t xml:space="preserve">influence lies in pre-assist actions, spatial progression, and tempo control rather than final touches. </w:t>
-        <w:br/>
-        <w:t xml:space="preserve">An alternative and more comprehensive framework is V AEP (Valuing Actions by Estimating </w:t>
-        <w:br/>
-        <w:t xml:space="preserve">Probabilities). V AEP employs supervised machine learning to estimate how each action changes </w:t>
-        <w:br/>
-        <w:t xml:space="preserve">the probability of scoring or conceding, learning from thousands of historical game states. Unlike </w:t>
-        <w:br/>
-        <w:t>xG, which is most applied to successful passes and carries, V AEP can value defensive contributions</w:t>
-      </w:r>
-    </w:p>
-    <w:p>
-      <w:r>
-        <w:br w:type="page"/>
-      </w:r>
-    </w:p>
-    <w:p>
-      <w:pPr>
-        <w:spacing w:after="120" w:line="360" w:lineRule="auto"/>
-      </w:pPr>
-      <w:r>
-        <w:rPr>
-          <w:rFonts w:ascii="Times New Roman" w:hAnsi="Times New Roman"/>
-          <w:sz w:val="24"/>
-        </w:rPr>
-        <w:t xml:space="preserve">35 </w:t>
-        <w:br/>
-        <w:t xml:space="preserve"> </w:t>
-        <w:br/>
-        <w:t xml:space="preserve"> </w:t>
-        <w:br/>
-        <w:t xml:space="preserve"> </w:t>
-        <w:br/>
-        <w:t xml:space="preserve">such as interceptions, pressures, and tackles, offering a more holistic representation of a </w:t>
-        <w:br/>
-        <w:t xml:space="preserve">free-kick kicker’s impact across all phases of play. </w:t>
-        <w:br/>
-        <w:t xml:space="preserve">Within this study, xG is selected as the primary expected goals probability model due to its clear spatial logic </w:t>
-        <w:br/>
-        <w:t xml:space="preserve">and interpretability. Its grid -based structure aligns naturally with pitch visualizations and </w:t>
-        <w:br/>
-        <w:t xml:space="preserve">heatmaps, making it especially appropriate for positional set-piece threat analysis and for communicating </w:t>
-        <w:br/>
-        <w:t xml:space="preserve">insights through visual analytics. </w:t>
-        <w:br/>
-        <w:t xml:space="preserve">Algorithmic Role Discovery: Redefining Positions </w:t>
-        <w:br/>
-        <w:t xml:space="preserve">Traditional football analysis and set-piece coaching frameworks rely heavily on nominal positions such as </w:t>
-        <w:br/>
-        <w:t xml:space="preserve">central free-kick kicker, attacking free-kick kicker, or defensive free-kick kicker. However, contemporary research </w:t>
-        <w:br/>
-        <w:t xml:space="preserve">increasingly argues that these labels are insufficient to desc ribe how players function within </w:t>
-        <w:br/>
-        <w:t xml:space="preserve">modern tactical systems. As positional play has become more fluid, players often occupy multiple </w:t>
-        <w:br/>
-        <w:t xml:space="preserve">roles within a single match, rendering fixed position categories analytically limiting. </w:t>
-        <w:br/>
-        <w:t xml:space="preserve"> </w:t>
-        <w:br/>
-        <w:t xml:space="preserve">Figure 18: Algorithmic Role Discovery: From Fixed Positions to Functional Roles </w:t>
-        <w:br/>
-        <w:t xml:space="preserve">To address this, several studies have applied unsupervised machine learning techniques to derive </w:t>
+        <w:t xml:space="preserve">To address this, several studies have applied supervised machine learning techniques to derive </w:t>
         <w:br/>
         <w:t xml:space="preserve">roles directly from behavioral data. Research using clustering methods, including K -means and </w:t>
         <w:br/>
@@ -2077,53 +1607,43 @@
           <w:rFonts w:ascii="Times New Roman" w:hAnsi="Times New Roman"/>
           <w:sz w:val="24"/>
         </w:rPr>
-        <w:t xml:space="preserve">36 </w:t>
+        <w:t xml:space="preserve">wingers, reflecting an inverted or interior role. Similarly, free-kick kickers who nominally occupy </w:t>
+        <w:br/>
+        <w:t xml:space="preserve">advanced positions may display deeper spatial patterns associated with build -up orchestration </w:t>
+        <w:br/>
+        <w:t xml:space="preserve">rather than final-third creativity. </w:t>
+        <w:br/>
+        <w:t xml:space="preserve">In this context, algorithmic role discovery provides a data -driven foundation for tactical </w:t>
+        <w:br/>
+        <w:t xml:space="preserve">interpretation. By clustering on -ball coordinates and action locations, roles such as deep -lying </w:t>
+        <w:br/>
+        <w:t xml:space="preserve">set-piece specialists, half-space creators, or advanced connectors can be identified empirically. This study </w:t>
+        <w:br/>
+        <w:t xml:space="preserve">adopts this logic by implementing K -means clustering to classify performances based purely on </w:t>
+        <w:br/>
+        <w:t xml:space="preserve">shooting coordinate distributions, operationalizing role discovery as a reproducible analytical process rather than a </w:t>
+        <w:br/>
+        <w:t xml:space="preserve">subjective judgment. </w:t>
+        <w:br/>
+        <w:t xml:space="preserve">Visual Analytics and Human Computer Interaction in Sports </w:t>
+        <w:br/>
+        <w:t xml:space="preserve">A recurring theme in sports analytics literature is the gap between increasingly sophisticated </w:t>
+        <w:br/>
+        <w:t xml:space="preserve">models and their practical adoption by coaches and practitioners. While advanced algorithms often </w:t>
+        <w:br/>
+        <w:t xml:space="preserve">achieve high predictive performance, their complexity can make them difficult to interpret and </w:t>
+        <w:br/>
+        <w:t xml:space="preserve">trust in applied settings. This  challenge is frequently described as the “black box” problem. </w:t>
+        <w:br/>
+        <w:t xml:space="preserve">Research in sports informatics highlights that models with low transparency, such as deep neural </w:t>
+        <w:br/>
+        <w:t xml:space="preserve">networks, can face resistance fro m practitioners who are unable to understand how outputs are </w:t>
+        <w:br/>
+        <w:t xml:space="preserve">produced or how they should inform decisions. Without interpretability, analytical tools risk being </w:t>
+        <w:br/>
+        <w:t xml:space="preserve">ignored regardless of their technical quality. </w:t>
         <w:br/>
         <w:t xml:space="preserve"> </w:t>
-        <w:br/>
-        <w:t xml:space="preserve"> </w:t>
-        <w:br/>
-        <w:t xml:space="preserve"> </w:t>
-        <w:br/>
-        <w:t xml:space="preserve">wingers, reflecting an inverted or interior role. Similarly, free-kick kickers who nominally occupy </w:t>
-        <w:br/>
-        <w:t xml:space="preserve">advanced positions may display deeper spatial patterns associated with build -up orchestration </w:t>
-        <w:br/>
-        <w:t xml:space="preserve">rather than final-third creativity. </w:t>
-        <w:br/>
-        <w:t xml:space="preserve">In this contexg, algorithmic role discovery provides a data -driven foundation for tactical </w:t>
-        <w:br/>
-        <w:t xml:space="preserve">interpretation. By clustering on -ball coordinates and action locations, roles such as deep -lying </w:t>
-        <w:br/>
-        <w:t xml:space="preserve">set-piece specialists, half-space creators, or advanced connectors can be identified empirically. This study </w:t>
-        <w:br/>
-        <w:t xml:space="preserve">adopts this logic by implementing K -means clustering to classify performances based purely on </w:t>
-        <w:br/>
-        <w:t xml:space="preserve">shooting coordinate distributions, operationalizing role discovery as a reproducible analytical process rather than a </w:t>
-        <w:br/>
-        <w:t xml:space="preserve">subjective judgment. </w:t>
-        <w:br/>
-        <w:t xml:space="preserve">Visual Analytics and Human Computer Interaction in Sports </w:t>
-        <w:br/>
-        <w:t xml:space="preserve">A recurring theme in sports analytics literature is the gap between increasingly sophisticated </w:t>
-        <w:br/>
-        <w:t xml:space="preserve">models and their practical adoption by coaches and practitioners. While advanced algorithms often </w:t>
-        <w:br/>
-        <w:t xml:space="preserve">achieve high predictive performance, their complexity can make them difficult to interpret and </w:t>
-        <w:br/>
-        <w:t xml:space="preserve">trust in applied settings. This  challenge is frequently described as the “black box” problem. </w:t>
-        <w:br/>
-        <w:t xml:space="preserve">Research in sports informatics highlights that models with low transparency, such as deep neural </w:t>
-        <w:br/>
-        <w:t xml:space="preserve">networks, can face resistance fro m practitioners who are unable to understand how outputs are </w:t>
-        <w:br/>
-        <w:t xml:space="preserve">produced or how they should inform decisions. Without interpretability, analytical tools risk being </w:t>
-        <w:br/>
-        <w:t xml:space="preserve">ignored regardless of their technical quality. </w:t>
-        <w:br/>
-        <w:t xml:space="preserve"> </w:t>
-        <w:br/>
-        <w:t xml:space="preserve">Figure 19: From Opaque Models to Interactive Visual Analytics in Football </w:t>
         <w:br/>
         <w:t xml:space="preserve">Human–computer interaction research emphasizes that effective sports analytics tools must </w:t>
         <w:br/>
@@ -2144,19 +1664,11 @@
           <w:rFonts w:ascii="Times New Roman" w:hAnsi="Times New Roman"/>
           <w:sz w:val="24"/>
         </w:rPr>
-        <w:t xml:space="preserve">37 </w:t>
-        <w:br/>
-        <w:t xml:space="preserve"> </w:t>
-        <w:br/>
-        <w:t xml:space="preserve"> </w:t>
-        <w:br/>
-        <w:t xml:space="preserve"> </w:t>
-        <w:br/>
         <w:t xml:space="preserve">users to filter matches, isolate phases of play, and visually inspect patterns have been shown to </w:t>
         <w:br/>
-        <w:t xml:space="preserve">increase engagement, understanding, and trust. Visual representations such as heatmaps, pass </w:t>
-        <w:br/>
-        <w:t xml:space="preserve">networks, and spatial overlays are particularly effective in foot ball contexgs because they align </w:t>
+        <w:t xml:space="preserve">increase engagement, understanding, and trust. Visual representations such as heatmaps, shot </w:t>
+        <w:br/>
+        <w:t xml:space="preserve">networks, and spatial overlays are particularly effective in foot ball contexts because they align </w:t>
         <w:br/>
         <w:t xml:space="preserve">with how coaches already conceptualize space and movement. </w:t>
         <w:br/>
@@ -2168,11 +1680,7 @@
         <w:br/>
         <w:t xml:space="preserve">of making advanced analytics accessible to non -technical users, ensuring that model outputs can </w:t>
         <w:br/>
-        <w:t xml:space="preserve">be explored, questioned, and contexgualized rather than accepted as opaque numerical scores. </w:t>
-        <w:br/>
-        <w:t xml:space="preserve"> </w:t>
-        <w:br/>
-        <w:t>Figure 20: Visual Analytics and Human Computer</w:t>
+        <w:t>be explored, questioned, and contextualized rather than accepted as opaque numerical scores.</w:t>
       </w:r>
     </w:p>
     <w:p>
@@ -2182,50 +1690,43 @@
     </w:p>
     <w:p>
       <w:pPr>
-        <w:spacing w:after="120" w:line="360" w:lineRule="auto"/>
+        <w:keepNext/>
+        <w:spacing w:before="360" w:after="160"/>
       </w:pPr>
       <w:r>
         <w:rPr>
           <w:rFonts w:ascii="Times New Roman" w:hAnsi="Times New Roman"/>
-          <w:sz w:val="24"/>
+          <w:b/>
+          <w:color w:val="1E3A8A"/>
+          <w:sz w:val="36"/>
         </w:rPr>
-        <w:t xml:space="preserve">38 </w:t>
+        <w:t xml:space="preserve">Case Study: Premier League clubs and the Shift to Data-Driven Methodologies </w:t>
+        <w:br/>
+        <w:t xml:space="preserve">Introduction </w:t>
+        <w:br/>
+        <w:t xml:space="preserve">Premier League clubs, a club historically defined by a distinct footballing philosophy often associated with </w:t>
+        <w:br/>
+        <w:t xml:space="preserve">“Tiki-Taka,” represents a valuable case study for examining the broader adoption of data analytics </w:t>
+        <w:br/>
+        <w:t xml:space="preserve">in elite football. For many years, the club’s success wa s widely explained through an intuitive, </w:t>
+        <w:br/>
+        <w:t xml:space="preserve">almost artistic approach to the game, shaped by the technical and cognitive genius of players such </w:t>
+        <w:br/>
+        <w:t xml:space="preserve">as Xavi, Iniesta, and Messi. However, as sport has become more physically demanding and </w:t>
+        <w:br/>
+        <w:t xml:space="preserve">tactically complex, elite cl ubs have increasingly recognized the need to supplement traditional </w:t>
+        <w:br/>
+        <w:t xml:space="preserve">football philosophy with objective, data -informed insights. Premier League clubs’s shift should therefore be </w:t>
+        <w:br/>
+        <w:t xml:space="preserve">understood as a gradual adaptation to modern performance environments, where analytics supports </w:t>
+        <w:br/>
+        <w:t xml:space="preserve">decision-making across areas such as tactical set-piece preparation profiling, player development, and first -team </w:t>
+        <w:br/>
+        <w:t xml:space="preserve">performance analysis. </w:t>
         <w:br/>
         <w:t xml:space="preserve"> </w:t>
         <w:br/>
-        <w:t xml:space="preserve"> </w:t>
-        <w:br/>
-        <w:t xml:space="preserve"> </w:t>
-        <w:br/>
-        <w:t xml:space="preserve">Case Study: Premier League clubs and the Shift to Data-Driven Methodologies </w:t>
-        <w:br/>
-        <w:t xml:space="preserve">Introduction </w:t>
-        <w:br/>
-        <w:t xml:space="preserve">Premier League clubs, a club historically defined by a distinct footballing philosophy often associated with </w:t>
-        <w:br/>
-        <w:t xml:space="preserve">“Tiki-Taka,” represents a valuable case study for examining the broader adoption of data analytics </w:t>
-        <w:br/>
-        <w:t xml:space="preserve">in elite football. For many years, the club’s success wa s widely explained through an intuitive, </w:t>
-        <w:br/>
-        <w:t xml:space="preserve">almost artistic approach to the game, shaped by the technical and cognitive genius of players such </w:t>
-        <w:br/>
-        <w:t xml:space="preserve">as Xavi, Iniesta, and Messi. However, as sport has become more physically demanding and </w:t>
-        <w:br/>
-        <w:t xml:space="preserve">tactically complex, elite cl ubs have increasingly recognized the need to supplement traditional </w:t>
-        <w:br/>
-        <w:t xml:space="preserve">football philosophy with objective, data -informed insights. Premier League clubs’s shift should therefore be </w:t>
-        <w:br/>
-        <w:t xml:space="preserve">understood as a gradual adaptation to modern performance environments, where analytics supports </w:t>
-        <w:br/>
-        <w:t xml:space="preserve">decision-making across areas such as tactical set-piece preparation profiling, player development, and first -team </w:t>
-        <w:br/>
-        <w:t xml:space="preserve">performance analysis. </w:t>
-        <w:br/>
-        <w:t xml:space="preserve"> </w:t>
-        <w:br/>
-        <w:t xml:space="preserve">Figure 21: Premier League clubs as a Case Study of Analytics Adoption in Elite Positional Play  </w:t>
-        <w:br/>
-        <w:t xml:space="preserve">In this contexg, analytics does not replace the club’s identity but helps formalize and evaluate it. A </w:t>
+        <w:t xml:space="preserve">In this context, analytics does not replace the club’s identity but helps formalize and evaluate it. A </w:t>
         <w:br/>
         <w:t xml:space="preserve">positional-play model relies heavily on spacing, timing, and coordinated movement, all of which </w:t>
         <w:br/>
@@ -2248,14 +1749,6 @@
           <w:rFonts w:ascii="Times New Roman" w:hAnsi="Times New Roman"/>
           <w:sz w:val="24"/>
         </w:rPr>
-        <w:t xml:space="preserve">39 </w:t>
-        <w:br/>
-        <w:t xml:space="preserve"> </w:t>
-        <w:br/>
-        <w:t xml:space="preserve"> </w:t>
-        <w:br/>
-        <w:t xml:space="preserve"> </w:t>
-        <w:br/>
         <w:t xml:space="preserve">build-up phases. These metrics allow coaches and analysts to assess whether tactical principles are </w:t>
         <w:br/>
         <w:t xml:space="preserve">being executed effectively, rather than relying solely on subjective interpretation. At the player </w:t>
@@ -2296,11 +1789,11 @@
         <w:br/>
         <w:t xml:space="preserve">Advanced metrics can therefo re be applied to identify players who match the demands of a </w:t>
         <w:br/>
-        <w:t xml:space="preserve">positional play system, not simply through general indicators such as pass completion rate, but </w:t>
-        <w:br/>
-        <w:t xml:space="preserve">through more contexg-specific qualities such as line-breaking passing under pressure and repeated </w:t>
-        <w:br/>
-        <w:t xml:space="preserve">occupation of strategically valuable spaces, particularly the half -spaces. These shooting coordinate distributionss </w:t>
+        <w:t xml:space="preserve">positional play system, not simply through general indicators such as shot completion rate, but </w:t>
+        <w:br/>
+        <w:t xml:space="preserve">through more context-specific qualities such as line-breaking passing under pressure and repeated </w:t>
+        <w:br/>
+        <w:t xml:space="preserve">occupation of strategically valuable spaces, particularly the half -spaces. These spatial behaviors </w:t>
         <w:br/>
         <w:t xml:space="preserve">are tactically significant because they influence how teams create and exploit passing lanes, </w:t>
         <w:br/>
@@ -2321,18 +1814,6 @@
           <w:rFonts w:ascii="Times New Roman" w:hAnsi="Times New Roman"/>
           <w:sz w:val="24"/>
         </w:rPr>
-        <w:t xml:space="preserve">40 </w:t>
-        <w:br/>
-        <w:t xml:space="preserve"> </w:t>
-        <w:br/>
-        <w:t xml:space="preserve"> </w:t>
-        <w:br/>
-        <w:t xml:space="preserve"> </w:t>
-        <w:br/>
-        <w:t xml:space="preserve"> </w:t>
-        <w:br/>
-        <w:t xml:space="preserve">Figure 22: Premier League clubs Academy to Elite Analytics </w:t>
-        <w:br/>
         <w:t xml:space="preserve">The logic of data -driven evaluation is also relevant to player development pathways. In elite </w:t>
         <w:br/>
         <w:t xml:space="preserve">academy environments shaped by structured tactical philosophies, performance monitoring </w:t>
@@ -2345,7 +1826,7 @@
         <w:br/>
         <w:t>output, helping align player develo pment with the demands of modern elite football. In a high -</w:t>
         <w:br/>
-        <w:t xml:space="preserve">stakes contexg were identifying and developing future first -team talent is a major competitive </w:t>
+        <w:t xml:space="preserve">stakes context were identifying and developing future first -team talent is a major competitive </w:t>
         <w:br/>
         <w:t xml:space="preserve">advantage, analytics can operate as an additional layer of decision support rather than a </w:t>
         <w:br/>
@@ -2366,43 +1847,33 @@
           <w:rFonts w:ascii="Times New Roman" w:hAnsi="Times New Roman"/>
           <w:sz w:val="24"/>
         </w:rPr>
-        <w:t xml:space="preserve">41 </w:t>
+        <w:t xml:space="preserve">Ethical Issues Related to Premier League clubs’s Predictive Approach  </w:t>
+        <w:br/>
+        <w:t xml:space="preserve">Despite its potential benefits, the integration of analytics in elite football raises significant ethical </w:t>
+        <w:br/>
+        <w:t xml:space="preserve">concerns. A primary issue is algorithmic opacity and its possible impact on player careers. When </w:t>
+        <w:br/>
+        <w:t xml:space="preserve">performance is evaluated through proprietary models or internal metrics, the underlying logic </w:t>
+        <w:br/>
+        <w:t xml:space="preserve">may be unclear to the athletes being assessed and difficult to challenge. This becomes especially </w:t>
+        <w:br/>
+        <w:t xml:space="preserve">relevant in clubs with strong tactical identities because models may implicitly prioritize a narrow </w:t>
+        <w:br/>
+        <w:t xml:space="preserve">player archetype aligned with a specific style of play. If such archetypes become too rigid, there </w:t>
+        <w:br/>
+        <w:t xml:space="preserve">is a risk that evaluation frameworks systematically undervalue players who do not fit the model, </w:t>
+        <w:br/>
+        <w:t xml:space="preserve">even if their strengths could be valuable under different tactical systems or evolving strategic </w:t>
+        <w:br/>
+        <w:t xml:space="preserve">needs. </w:t>
         <w:br/>
         <w:t xml:space="preserve"> </w:t>
         <w:br/>
-        <w:t xml:space="preserve"> </w:t>
-        <w:br/>
-        <w:t xml:space="preserve"> </w:t>
-        <w:br/>
-        <w:t xml:space="preserve">Ethical Issues Related to Premier League clubs’s Predictive Approach  </w:t>
-        <w:br/>
-        <w:t xml:space="preserve">Despite its potential benefits, the integration of analytics in elite football raises significant ethical </w:t>
-        <w:br/>
-        <w:t xml:space="preserve">concerns. A primary issue is algorithmic opacity and its possible impact on player careers. When </w:t>
-        <w:br/>
-        <w:t xml:space="preserve">performance is evaluated through proprietary models or internal metrics, the underlying logic </w:t>
-        <w:br/>
-        <w:t xml:space="preserve">may be unclear to the athletes being assessed and difficult to challenge. This becomes especially </w:t>
-        <w:br/>
-        <w:t xml:space="preserve">relevant in clubs with strong tactical identities because models may implicitly prioritize a narrow </w:t>
-        <w:br/>
-        <w:t xml:space="preserve">player archetype aligned with a specific style of play. If such archetypes become too rigid, there </w:t>
-        <w:br/>
-        <w:t xml:space="preserve">is a risk that evaluation frameworks systematically undervalue players who do not fit the model, </w:t>
-        <w:br/>
-        <w:t xml:space="preserve">even if their strengths could be valuable under different tactical systems or evolving strategic </w:t>
-        <w:br/>
-        <w:t xml:space="preserve">needs. </w:t>
-        <w:br/>
-        <w:t xml:space="preserve"> </w:t>
-        <w:br/>
-        <w:t xml:space="preserve">Figure 23: Ethical Trade-Offs of Predictive Analytics at Premier League clubs </w:t>
-        <w:br/>
         <w:t xml:space="preserve">A second ethical concern is reductionism. Premier League clubs’s football culture has traditionally </w:t>
         <w:br/>
         <w:t xml:space="preserve">emphasized concepts such as game intelligence, chemistry, and an intuitive understanding of space </w:t>
         <w:br/>
-        <w:t xml:space="preserve">and time. These qualities are complex, highly contexgual, and difficu lt to quantify fully. When </w:t>
+        <w:t xml:space="preserve">and time. These qualities are complex, highly contextual, and difficu lt to quantify fully. When </w:t>
         <w:br/>
         <w:t xml:space="preserve">tactical set-piece preparation or development decisions are heavily driven by statistical outputs, there is a risk of </w:t>
         <w:br/>
@@ -2429,53 +1900,43 @@
           <w:rFonts w:ascii="Times New Roman" w:hAnsi="Times New Roman"/>
           <w:sz w:val="24"/>
         </w:rPr>
-        <w:t xml:space="preserve">42 </w:t>
+        <w:t xml:space="preserve">A third ethical issue relates to data ownership, governance, and consent, particularly in youth </w:t>
+        <w:br/>
+        <w:t xml:space="preserve">development contexts. Modern performance systems can involve data derived from GPS vests, </w:t>
+        <w:br/>
+        <w:t xml:space="preserve">biometric monitoring, and video tracking, raising important questions about informed consent, </w:t>
+        <w:br/>
+        <w:t xml:space="preserve">long-term data storage, who controls access, and how data is reused over time. These concerns </w:t>
+        <w:br/>
+        <w:t xml:space="preserve">become more sensitive when players are young and institutional power imbalances are significant. </w:t>
+        <w:br/>
+        <w:t xml:space="preserve">Responsible use therefore requires clear governance structures, transparency regarding data use, </w:t>
+        <w:br/>
+        <w:t xml:space="preserve">and safeguards to prevent athletes from being reduced to data profiles rather than treated as </w:t>
+        <w:br/>
+        <w:t xml:space="preserve">developing individuals. </w:t>
+        <w:br/>
+        <w:t xml:space="preserve"> Reasons for Success and Limitations of the Model  </w:t>
+        <w:br/>
+        <w:t xml:space="preserve">Meteorological heatmaps provide a rigorous template for designing decision‑ready spatial </w:t>
+        <w:br/>
+        <w:t xml:space="preserve">communication. Numerical weather prediction produces gridded spatial fields  temperature, </w:t>
+        <w:br/>
+        <w:t xml:space="preserve">pressure, wind, humidity, and precipitation  whose meaning depends on both location and time. </w:t>
+        <w:br/>
+        <w:t xml:space="preserve">Heatmaps are effective because they exploit human pattern recognition: gradients, edges, and </w:t>
+        <w:br/>
+        <w:t xml:space="preserve">hotspots can be detected rapidly without requiring the viewer to parse tables of numbers. Visual </w:t>
+        <w:br/>
+        <w:t xml:space="preserve">analytics research shows that spatial encodings are most useful when they are consistent, legible, </w:t>
+        <w:br/>
+        <w:t xml:space="preserve">and aligned with the tasks the viewer must perform (Ware, 2012). Football analysis faces a similar </w:t>
+        <w:br/>
+        <w:t xml:space="preserve">requirement: analysts need to understand where a player operated, where the ball progressed, and </w:t>
+        <w:br/>
+        <w:t xml:space="preserve">where threat was generated, often under time constraints. </w:t>
         <w:br/>
         <w:t xml:space="preserve"> </w:t>
-        <w:br/>
-        <w:t xml:space="preserve"> </w:t>
-        <w:br/>
-        <w:t xml:space="preserve"> </w:t>
-        <w:br/>
-        <w:t xml:space="preserve">A third ethical issue relates to data ownership, governance, and consent, particularly in youth </w:t>
-        <w:br/>
-        <w:t xml:space="preserve">development contexgs. Modern performance systems can involve data derived from GPS vests, </w:t>
-        <w:br/>
-        <w:t xml:space="preserve">biometric monitoring, and video tracking, raising important questions about informed consent, </w:t>
-        <w:br/>
-        <w:t xml:space="preserve">long-term data storage, who controls access, and how data is reused over time. These concerns </w:t>
-        <w:br/>
-        <w:t xml:space="preserve">become more sensitive when players are young and institutional power imbalances are significant. </w:t>
-        <w:br/>
-        <w:t xml:space="preserve">Responsible use therefore requires clear governance structures, transparency regarding data use, </w:t>
-        <w:br/>
-        <w:t xml:space="preserve">and safeguards to prevent athletes from being reduced to data profiles rather than treated as </w:t>
-        <w:br/>
-        <w:t xml:space="preserve">developing individuals. </w:t>
-        <w:br/>
-        <w:t xml:space="preserve"> Reasons for Success and Limitations of the Model  </w:t>
-        <w:br/>
-        <w:t xml:space="preserve">Meteorological heatmaps provide a rigorous template for designing decision‑ready spatial </w:t>
-        <w:br/>
-        <w:t xml:space="preserve">communication. Numerical weather prediction produces gridded spatial fields  temperature, </w:t>
-        <w:br/>
-        <w:t xml:space="preserve">pressure, wind, humidity, and precipitation  whose meaning depends on both location and time. </w:t>
-        <w:br/>
-        <w:t xml:space="preserve">Heatmaps are effective because they exploit human pattern recognition: gradients, edges, and </w:t>
-        <w:br/>
-        <w:t xml:space="preserve">hotspots can be detected rapidly without requiring the viewer to parse tables of numbers. Visual </w:t>
-        <w:br/>
-        <w:t xml:space="preserve">analytics research shows that spatial encodings are most useful when they are consistent, legible, </w:t>
-        <w:br/>
-        <w:t xml:space="preserve">and aligned with the tasks the viewer must perform (Ware, 2012). Football analysis faces a similar </w:t>
-        <w:br/>
-        <w:t xml:space="preserve">requirement: analysts need to understand where a player operated, where the ball progressed, and </w:t>
-        <w:br/>
-        <w:t xml:space="preserve">where threat was generated, often under time constraints. </w:t>
-        <w:br/>
-        <w:t xml:space="preserve"> </w:t>
-        <w:br/>
-        <w:t xml:space="preserve">Figure 24: Conditions for Successful Analytics Integration at Premier League clubs </w:t>
         <w:br/>
         <w:t xml:space="preserve">Technically, meteorology highlights interpolation, smoothing, and uncertainty. Raw weather </w:t>
         <w:br/>
@@ -2498,14 +1959,6 @@
           <w:rFonts w:ascii="Times New Roman" w:hAnsi="Times New Roman"/>
           <w:sz w:val="24"/>
         </w:rPr>
-        <w:t xml:space="preserve">43 </w:t>
-        <w:br/>
-        <w:t xml:space="preserve"> </w:t>
-        <w:br/>
-        <w:t xml:space="preserve"> </w:t>
-        <w:br/>
-        <w:t xml:space="preserve"> </w:t>
-        <w:br/>
         <w:t xml:space="preserve">sparse relative to the continuous pitch. A touch map is a set of discrete points, but the underlying </w:t>
         <w:br/>
         <w:t xml:space="preserve">phenomenon of “influence” is continuous: influence spreads across nearby space and is shaped </w:t>
@@ -2522,11 +1975,7 @@
         <w:br/>
         <w:t xml:space="preserve">This mirrors meteorological practice where smoothing choices are balanced between resolution </w:t>
         <w:br/>
-        <w:t xml:space="preserve">and reliability. </w:t>
-        <w:br/>
-        <w:t xml:space="preserve"> </w:t>
-        <w:br/>
-        <w:t>Figure 25: Midfield Spatial Analytics</w:t>
+        <w:t>and reliability.</w:t>
       </w:r>
     </w:p>
     <w:p>
@@ -2543,35 +1992,25 @@
           <w:rFonts w:ascii="Times New Roman" w:hAnsi="Times New Roman"/>
           <w:sz w:val="24"/>
         </w:rPr>
-        <w:t xml:space="preserve">44 </w:t>
+        <w:t xml:space="preserve">Meteorology also illustrates how uncertainty should be communicated. Forecasts are </w:t>
+        <w:br/>
+        <w:t xml:space="preserve">probabilistic because the atmosphere is sensitive to initial conditions, and leading institutions </w:t>
+        <w:br/>
+        <w:t xml:space="preserve">increasingly use ensemble forecasting to communicate ranges rather than single deterministic </w:t>
+        <w:br/>
+        <w:t xml:space="preserve">outcomes (ECMWF, 2023; NOAA, 2024). Football analysis contains comparable uncertainty </w:t>
+        <w:br/>
+        <w:t xml:space="preserve">sources: sampling variability (one match versus many), opponent effects, and tactical role </w:t>
+        <w:br/>
+        <w:t xml:space="preserve">changes. A responsible dashboard can borrow uncertainty communication patterns such as </w:t>
+        <w:br/>
+        <w:t xml:space="preserve">sample-size warnings, variability bands for key indicators, and explicit statements about </w:t>
+        <w:br/>
+        <w:t xml:space="preserve">confidence in role classification when event counts are low. These additions do not weaken </w:t>
+        <w:br/>
+        <w:t xml:space="preserve">analysis; they improve trust by preventing false precision.  </w:t>
         <w:br/>
         <w:t xml:space="preserve"> </w:t>
-        <w:br/>
-        <w:t xml:space="preserve"> </w:t>
-        <w:br/>
-        <w:t xml:space="preserve"> </w:t>
-        <w:br/>
-        <w:t xml:space="preserve">Meteorology also illustrates how uncertainty should be communicated. Forecasts are </w:t>
-        <w:br/>
-        <w:t xml:space="preserve">probabilistic because the atmosphere is sensitive to initial conditions, and leading institutions </w:t>
-        <w:br/>
-        <w:t xml:space="preserve">increasingly use ensemble forecasting to communicate ranges rather than single deterministic </w:t>
-        <w:br/>
-        <w:t xml:space="preserve">outcomes (ECMWF, 2023; NOAA, 2024). Football analysis contains comparable uncertainty </w:t>
-        <w:br/>
-        <w:t xml:space="preserve">sources: sampling variability (one match versus many), opponent effects, and tactical role </w:t>
-        <w:br/>
-        <w:t xml:space="preserve">changes. A responsible dashboard can borrow uncertainty communication patterns such as </w:t>
-        <w:br/>
-        <w:t xml:space="preserve">sample-size warnings, variability bands for key indicators, and explicit statements about </w:t>
-        <w:br/>
-        <w:t xml:space="preserve">confidence in role classification when event counts are low. These additions do not weaken </w:t>
-        <w:br/>
-        <w:t xml:space="preserve">analysis; they improve trust by preventing false precision.  </w:t>
-        <w:br/>
-        <w:t xml:space="preserve"> </w:t>
-        <w:br/>
-        <w:t xml:space="preserve">Figure 26: Limitations of Data-Driven Football Analytics in Elite Performance Contexgs </w:t>
         <w:br/>
         <w:t xml:space="preserve">The ethical dimension of weather visualization is also instructive. In hazard communication, </w:t>
         <w:br/>
@@ -2598,17 +2037,9 @@
           <w:rFonts w:ascii="Times New Roman" w:hAnsi="Times New Roman"/>
           <w:sz w:val="24"/>
         </w:rPr>
-        <w:t xml:space="preserve">45 </w:t>
-        <w:br/>
-        <w:t xml:space="preserve"> </w:t>
-        <w:br/>
-        <w:t xml:space="preserve"> </w:t>
-        <w:br/>
-        <w:t xml:space="preserve"> </w:t>
-        <w:br/>
         <w:t xml:space="preserve">“dominant” purely because of palette contrast or scale choices. This thesis therefore emphasizes </w:t>
         <w:br/>
-        <w:t xml:space="preserve">consistent scales across matches, minimalist design, and supporting narrative texg that explains </w:t>
+        <w:t xml:space="preserve">consistent scales across matches, minimalist design, and supporting narrative text that explains </w:t>
         <w:br/>
         <w:t xml:space="preserve">what the map implies tactically and what it cannot imply. </w:t>
         <w:br/>
@@ -2620,9 +2051,9 @@
         <w:br/>
         <w:t xml:space="preserve">These principles guide the dashboard’s focus on interpretable modelling, consistent spatial </w:t>
         <w:br/>
-        <w:t xml:space="preserve">encodings, and contexgual narrative outputs that translate metrics into tactical meaning. </w:t>
-        <w:br/>
-        <w:t xml:space="preserve">The effectiveness of analytics within an elite club contexg depends not only on model quality but </w:t>
+        <w:t xml:space="preserve">encodings, and contextual narrative outputs that translate metrics into tactical meaning. </w:t>
+        <w:br/>
+        <w:t xml:space="preserve">The effectiveness of analytics within an elite club context depends not only on model quality but </w:t>
         <w:br/>
         <w:t xml:space="preserve">on organizational alignment. Data delivers maximum value when analytical insights are integrated </w:t>
         <w:br/>
@@ -2671,6 +2102,54 @@
         <w:t xml:space="preserve">transparent assumptions, integration with strategic decision -making, and a consistent re spect for </w:t>
         <w:br/>
         <w:t>the human element of sport.</w:t>
+      </w:r>
+    </w:p>
+    <w:p>
+      <w:r>
+        <w:br w:type="page"/>
+      </w:r>
+    </w:p>
+    <w:p>
+      <w:pPr>
+        <w:keepNext/>
+        <w:spacing w:before="360" w:after="160"/>
+      </w:pPr>
+      <w:r>
+        <w:rPr>
+          <w:rFonts w:ascii="Times New Roman" w:hAnsi="Times New Roman"/>
+          <w:b/>
+          <w:color w:val="1E3A8A"/>
+          <w:sz w:val="36"/>
+        </w:rPr>
+        <w:t xml:space="preserve">Case Study: Heatmaps Visualization in Meteorological Weather Forecasting </w:t>
+        <w:br/>
+        <w:t xml:space="preserve">Introduction </w:t>
+        <w:br/>
+        <w:t xml:space="preserve">Meteorology, the science of weather forecasting, is among the most data -intensive and publicly </w:t>
+        <w:br/>
+        <w:t xml:space="preserve">consequential fields in the world. For decades, meteorologists have faced the challenge of </w:t>
+        <w:br/>
+        <w:t xml:space="preserve">converting vast, multi -dimensional datasets into outputs that are not only scientifically accurate </w:t>
+        <w:br/>
+        <w:t xml:space="preserve">but also immediately understandable to decision -makers and the public. Forecast models </w:t>
+        <w:br/>
+        <w:t xml:space="preserve">continuously absorb information about temperature, air pressure, wind speed, humidity, and </w:t>
+        <w:br/>
+        <w:t xml:space="preserve">precipitation from satellites, ground stations, w eather balloons, and radar systems. The </w:t>
+        <w:br/>
+        <w:t xml:space="preserve">fundamental problem is not only predicting atmospheric behavior, but also communicating that </w:t>
+        <w:br/>
+        <w:t xml:space="preserve">behavior clearly and quickly, often under conditions where public safety and economic activity are </w:t>
+        <w:br/>
+        <w:t xml:space="preserve">directly affected. Withi n this communication challenge, the heatmap has become a central </w:t>
+        <w:br/>
+        <w:t xml:space="preserve">visualization tool because it can represent complex spatial variation in a form that can be </w:t>
+        <w:br/>
+        <w:t xml:space="preserve">interpreted briefly. This case study examines how heatmaps are used in weather forecasting to </w:t>
+        <w:br/>
+        <w:t xml:space="preserve">analyze spatial data, reveal meaningful patterns, and support high -stakes decisions through </w:t>
+        <w:br/>
+        <w:t>transparent and interpretable visual communication.</w:t>
       </w:r>
     </w:p>
     <w:p>
@@ -2687,71 +2166,6 @@
           <w:rFonts w:ascii="Times New Roman" w:hAnsi="Times New Roman"/>
           <w:sz w:val="24"/>
         </w:rPr>
-        <w:t xml:space="preserve">46 </w:t>
-        <w:br/>
-        <w:t xml:space="preserve"> </w:t>
-        <w:br/>
-        <w:t xml:space="preserve"> </w:t>
-        <w:br/>
-        <w:t xml:space="preserve"> </w:t>
-        <w:br/>
-        <w:t xml:space="preserve">Case Study: Heatmaps Visualization in Meteorological Weather Forecasting </w:t>
-        <w:br/>
-        <w:t xml:space="preserve">Introduction </w:t>
-        <w:br/>
-        <w:t xml:space="preserve">Meteorology, the science of weather forecasting, is among the most data -intensive and publicly </w:t>
-        <w:br/>
-        <w:t xml:space="preserve">consequential fields in the world. For decades, meteorologists have faced the challenge of </w:t>
-        <w:br/>
-        <w:t xml:space="preserve">converting vast, multi -dimensional datasets into outputs that are not only scientifically accurate </w:t>
-        <w:br/>
-        <w:t xml:space="preserve">but also immediately understandable to decision -makers and the public. Forecast models </w:t>
-        <w:br/>
-        <w:t xml:space="preserve">continuously absorb information about temperature, air pressure, wind speed, humidity, and </w:t>
-        <w:br/>
-        <w:t xml:space="preserve">precipitation from satellites, ground stations, w eather balloons, and radar systems. The </w:t>
-        <w:br/>
-        <w:t xml:space="preserve">fundamental problem is not only predicting atmospheric behavior, but also communicating that </w:t>
-        <w:br/>
-        <w:t xml:space="preserve">behavior clearly and quickly, often under conditions where public safety and economic activity are </w:t>
-        <w:br/>
-        <w:t xml:space="preserve">directly affected. Withi n this communication challenge, the heatmap has become a central </w:t>
-        <w:br/>
-        <w:t xml:space="preserve">visualization tool because it can represent complex spatial variation in a form that can be </w:t>
-        <w:br/>
-        <w:t xml:space="preserve">interpreted briefly. This case study examines how heatmaps are used in weather forecasting to </w:t>
-        <w:br/>
-        <w:t xml:space="preserve">analyze spatial data, reveal meaningful patterns, and support high -stakes decisions through </w:t>
-        <w:br/>
-        <w:t xml:space="preserve">transparent and interpretable visual communication. </w:t>
-        <w:br/>
-        <w:t xml:space="preserve"> </w:t>
-        <w:br/>
-        <w:t>Figure 27: Heatmaps in Meteorological Weather Forecast Communication</w:t>
-      </w:r>
-    </w:p>
-    <w:p>
-      <w:r>
-        <w:br w:type="page"/>
-      </w:r>
-    </w:p>
-    <w:p>
-      <w:pPr>
-        <w:spacing w:after="120" w:line="360" w:lineRule="auto"/>
-      </w:pPr>
-      <w:r>
-        <w:rPr>
-          <w:rFonts w:ascii="Times New Roman" w:hAnsi="Times New Roman"/>
-          <w:sz w:val="24"/>
-        </w:rPr>
-        <w:t xml:space="preserve">47 </w:t>
-        <w:br/>
-        <w:t xml:space="preserve"> </w:t>
-        <w:br/>
-        <w:t xml:space="preserve"> </w:t>
-        <w:br/>
-        <w:t xml:space="preserve"> </w:t>
-        <w:br/>
         <w:t xml:space="preserve">Integration of Heatmap Analytics </w:t>
         <w:br/>
         <w:t xml:space="preserve">In meteorology, a heatmap is not simply a static graphic but the visible interface of a broader </w:t>
@@ -2760,7 +2174,7 @@
         <w:br/>
         <w:t xml:space="preserve">Administration (NOAA) and the European Centre for Medium -Range Weather Foreca sts </w:t>
         <w:br/>
-        <w:t xml:space="preserve">(ECMWF) process exgremely large volumes of environmental data collected across time and </w:t>
+        <w:t xml:space="preserve">(ECMWF) process extremely large volumes of environmental data collected across time and </w:t>
         <w:br/>
         <w:t xml:space="preserve">geography. These datasets can be understood as millions of discrete observations, each tied to a </w:t>
         <w:br/>
@@ -2812,7 +2226,7 @@
         <w:br/>
         <w:t xml:space="preserve">consistency, or fails to distinguish clearly between moderate and severe conditions, audiences may </w:t>
         <w:br/>
-        <w:t xml:space="preserve">misunderstand the seriousness of a situation. In exgreme cases, unclear visual design can contribute </w:t>
+        <w:t xml:space="preserve">misunderstand the seriousness of a situation. In extreme cases, unclear visual design can contribute </w:t>
         <w:br/>
         <w:t xml:space="preserve">to underreaction or  delayed protective action. For this reason, weather visualization often </w:t>
         <w:br/>
@@ -2820,7 +2234,7 @@
         <w:br/>
         <w:t xml:space="preserve">unambiguously, especially for hazard-focused products such as severe storm radar or high-impact </w:t>
         <w:br/>
-        <w:t xml:space="preserve">rainfall alerts. In this contexg, visualization is not merely aesthetic presentation but a safety-critical </w:t>
+        <w:t xml:space="preserve">rainfall alerts. In this context, visualization is not merely aesthetic presentation but a safety-critical </w:t>
         <w:br/>
         <w:t>design decision.</w:t>
       </w:r>
@@ -2839,21 +2253,7 @@
           <w:rFonts w:ascii="Times New Roman" w:hAnsi="Times New Roman"/>
           <w:sz w:val="24"/>
         </w:rPr>
-        <w:t xml:space="preserve">48 </w:t>
-        <w:br/>
-        <w:t xml:space="preserve"> </w:t>
-        <w:br/>
-        <w:t xml:space="preserve"> </w:t>
-        <w:br/>
-        <w:t xml:space="preserve"> </w:t>
-        <w:br/>
-        <w:t xml:space="preserve"> </w:t>
-        <w:br/>
-        <w:t xml:space="preserve">Figure 28: Ethical and Practical Risks of Heatmaps Misinterpretation </w:t>
-        <w:br/>
-        <w:t xml:space="preserve"> </w:t>
-        <w:br/>
-        <w:t xml:space="preserve">Urban planning and public health exgend the analogy by showing how spatial analytics can be tied </w:t>
+        <w:t xml:space="preserve">Urban planning and public health extend the analogy by showing how spatial analytics can be tied </w:t>
         <w:br/>
         <w:t xml:space="preserve">to intervention design. In public health, hotspot maps are used to detect clusters of disease </w:t>
         <w:br/>
@@ -2904,14 +2304,6 @@
           <w:rFonts w:ascii="Times New Roman" w:hAnsi="Times New Roman"/>
           <w:sz w:val="24"/>
         </w:rPr>
-        <w:t xml:space="preserve">49 </w:t>
-        <w:br/>
-        <w:t xml:space="preserve"> </w:t>
-        <w:br/>
-        <w:t xml:space="preserve"> </w:t>
-        <w:br/>
-        <w:t xml:space="preserve"> </w:t>
-        <w:br/>
         <w:t xml:space="preserve">Urban heatmap ethics also highlight stigmatization. When a neighbourhood is repeatedly portrayed </w:t>
         <w:br/>
         <w:t xml:space="preserve">as a “high‑crime area,” the map can reinforce harmful narratives and justify disproportionate </w:t>
@@ -2920,7 +2312,7 @@
         <w:br/>
         <w:t xml:space="preserve">products can become instruments of power when treated as objective representations detached </w:t>
         <w:br/>
-        <w:t xml:space="preserve">from social contexg (Kitchin, 2014; O’Neil, 2016) . The football equivalent is reputational harm </w:t>
+        <w:t xml:space="preserve">from social context (Kitchin, 2014; O’Neil, 2016) . The football equivalent is reputational harm </w:t>
         <w:br/>
         <w:t xml:space="preserve">through reductive rankings. A set-piece specialist labelled “low impact” because their xG is modest may </w:t>
         <w:br/>
@@ -2932,7 +2324,7 @@
         <w:br/>
         <w:t xml:space="preserve">From an implementation perspective, urban planning demonstrates how interactive GIS tools </w:t>
         <w:br/>
-        <w:t xml:space="preserve">improve decision quality. Stakeholders can filter by time, layer contexg variables, and examine </w:t>
+        <w:t xml:space="preserve">improve decision quality. Stakeholders can filter by time, layer context variables, and examine </w:t>
         <w:br/>
         <w:t xml:space="preserve">how patterns change when assumptions change. Translating this to football suggests that analysts </w:t>
         <w:br/>
@@ -2944,7 +2336,7 @@
         <w:br/>
         <w:t xml:space="preserve">key point is that interactivity is not a luxury; it supports responsible interpretation by letting users </w:t>
         <w:br/>
-        <w:t xml:space="preserve">test whether patterns are stable or contexg dependent. </w:t>
+        <w:t xml:space="preserve">test whether patterns are stable or context dependent. </w:t>
         <w:br/>
         <w:t xml:space="preserve">In summary, urban planning and public health reinforce two messages that directly shape this </w:t>
         <w:br/>
@@ -2952,7 +2344,7 @@
         <w:br/>
         <w:t xml:space="preserve">transparency are essential. Second, ethical risks emerge when maps ar e treated as verdicts rather </w:t>
         <w:br/>
-        <w:t xml:space="preserve">than diagnostic tools. These lessons motivate methodological transparency, contexgual </w:t>
+        <w:t xml:space="preserve">than diagnostic tools. These lessons motivate methodological transparency, contextual </w:t>
         <w:br/>
         <w:t xml:space="preserve">benchmarking, and interpretability-first modelling choices adopted in the dashboard. </w:t>
         <w:br/>
@@ -2978,15 +2370,15 @@
         <w:br/>
         <w:t xml:space="preserve">and confidence. </w:t>
         <w:br/>
-        <w:t xml:space="preserve">There is also the practical risk of oversimplification or misuse, particularly in media contexgs. A </w:t>
-        <w:br/>
-        <w:t xml:space="preserve">single dramatic heatmap can be exgracted from its technical explanation and used to support </w:t>
+        <w:t xml:space="preserve">There is also the practical risk of oversimplification or misuse, particularly in media contexts. A </w:t>
+        <w:br/>
+        <w:t xml:space="preserve">single dramatic heatmap can be extracted from its technical explanation and used to support </w:t>
         <w:br/>
         <w:t xml:space="preserve">sensational claims, sometimes exaggerating severity or ignoring uncertainty. Responsible </w:t>
         <w:br/>
         <w:t xml:space="preserve">meteorological organizations therefore often provide accompanying narrative guidance, expert </w:t>
         <w:br/>
-        <w:t>interpretation, and contexg so that visual products are not consumed as standalone proof of an</w:t>
+        <w:t>interpretation, and context so that visual products are not consumed as standalone proof of an</w:t>
       </w:r>
     </w:p>
     <w:p>
@@ -3003,15 +2395,7 @@
           <w:rFonts w:ascii="Times New Roman" w:hAnsi="Times New Roman"/>
           <w:sz w:val="24"/>
         </w:rPr>
-        <w:t xml:space="preserve">50 </w:t>
-        <w:br/>
-        <w:t xml:space="preserve"> </w:t>
-        <w:br/>
-        <w:t xml:space="preserve"> </w:t>
-        <w:br/>
-        <w:t xml:space="preserve"> </w:t>
-        <w:br/>
-        <w:t xml:space="preserve">exgreme outcome. This reinforces the principle that heatmaps are most ethically effective when </w:t>
+        <w:t xml:space="preserve">extreme outcome. This reinforces the principle that heatmaps are most ethically effective when </w:t>
         <w:br/>
         <w:t xml:space="preserve">paired with clear explanation and when limitations are explicitly stated rather than assumed. </w:t>
         <w:br/>
@@ -3033,11 +2417,7 @@
         <w:br/>
         <w:t xml:space="preserve">encoding, and the heatmap becomes the most direct method for presenting those fields in a usable </w:t>
         <w:br/>
-        <w:t xml:space="preserve">form. </w:t>
-        <w:br/>
-        <w:t xml:space="preserve"> </w:t>
-        <w:br/>
-        <w:t>Figure 29: Strengths and Limitations of Heatmaps-Based Weather Visualization</w:t>
+        <w:t>form.</w:t>
       </w:r>
     </w:p>
     <w:p>
@@ -3054,14 +2434,6 @@
           <w:rFonts w:ascii="Times New Roman" w:hAnsi="Times New Roman"/>
           <w:sz w:val="24"/>
         </w:rPr>
-        <w:t xml:space="preserve">51 </w:t>
-        <w:br/>
-        <w:t xml:space="preserve"> </w:t>
-        <w:br/>
-        <w:t xml:space="preserve"> </w:t>
-        <w:br/>
-        <w:t xml:space="preserve"> </w:t>
-        <w:br/>
         <w:t xml:space="preserve">However, heatmaps also have limitations that constrain interpretation. A standard two-dimensional </w:t>
         <w:br/>
         <w:t xml:space="preserve">heatmap typically represents one variable at a time, meaning it cannot simultaneously show </w:t>
@@ -3101,6 +2473,52 @@
         <w:t xml:space="preserve">transparency, clarity, and user comprehension at the core, ensuring that complex data become s </w:t>
         <w:br/>
         <w:t>reliable decision support rather than misleading certainty.</w:t>
+      </w:r>
+    </w:p>
+    <w:p>
+      <w:r>
+        <w:br w:type="page"/>
+      </w:r>
+    </w:p>
+    <w:p>
+      <w:pPr>
+        <w:keepNext/>
+        <w:spacing w:before="360" w:after="160"/>
+      </w:pPr>
+      <w:r>
+        <w:rPr>
+          <w:rFonts w:ascii="Times New Roman" w:hAnsi="Times New Roman"/>
+          <w:b/>
+          <w:color w:val="1E3A8A"/>
+          <w:sz w:val="36"/>
+        </w:rPr>
+        <w:t xml:space="preserve">Case Study: Geospatial Heatmap Analysis in Urban Planning and Public Health </w:t>
+        <w:br/>
+        <w:t xml:space="preserve">Introduction </w:t>
+        <w:br/>
+        <w:t xml:space="preserve">To demonstrate the broader applicability of spatial density analysis beyond sport, urban planning </w:t>
+        <w:br/>
+        <w:t xml:space="preserve">and public health provide a compelling comparative case. These fields are responsible for </w:t>
+        <w:br/>
+        <w:t xml:space="preserve">designing, regulating, and improving the built environment in ways t hat directly influence </w:t>
+        <w:br/>
+        <w:t xml:space="preserve">population wellbeing, safety, and access to essential services. As cities have grown more complex </w:t>
+        <w:br/>
+        <w:t>and densely populated, planners and public health authorities have increasingly relied on data -</w:t>
+        <w:br/>
+        <w:t xml:space="preserve">driven methods to understand how social, environmental, and infrastructural factors interact across </w:t>
+        <w:br/>
+        <w:t xml:space="preserve">urban space. Within this analytical shift, the geospatial heatmap has emerged as a foundational </w:t>
+        <w:br/>
+        <w:t xml:space="preserve">visualization technique. It enables analysts to represent the concentration of phenomena such as </w:t>
+        <w:br/>
+        <w:t xml:space="preserve">crime incidents, disease outbreaks, and traffic congestion across a city’s geography. This case study </w:t>
+        <w:br/>
+        <w:t xml:space="preserve">examines how heatmaps are used in urban planning and public health to identify spatial patterns, </w:t>
+        <w:br/>
+        <w:t xml:space="preserve">guide intervention strategies, and support evidence -based po licy decisions that affect large </w:t>
+        <w:br/>
+        <w:t>populations.</w:t>
       </w:r>
     </w:p>
     <w:p>
@@ -3117,45 +2535,81 @@
           <w:rFonts w:ascii="Times New Roman" w:hAnsi="Times New Roman"/>
           <w:sz w:val="24"/>
         </w:rPr>
-        <w:t xml:space="preserve">52 </w:t>
-        <w:br/>
-        <w:t xml:space="preserve"> </w:t>
-        <w:br/>
-        <w:t xml:space="preserve"> </w:t>
-        <w:br/>
-        <w:t xml:space="preserve"> </w:t>
-        <w:br/>
-        <w:t xml:space="preserve">Case Study: Geospatial Heatmap Analysis in Urban Planning and Public Health </w:t>
-        <w:br/>
-        <w:t xml:space="preserve">Introduction </w:t>
-        <w:br/>
-        <w:t xml:space="preserve">To demonstrate the broader applicability of spatial density analysis beyond sport, urban planning </w:t>
-        <w:br/>
-        <w:t xml:space="preserve">and public health provide a compelling comparative case. These fields are responsible for </w:t>
-        <w:br/>
-        <w:t xml:space="preserve">designing, regulating, and improving the built environment in ways t hat directly influence </w:t>
-        <w:br/>
-        <w:t xml:space="preserve">population wellbeing, safety, and access to essential services. As cities have grown more complex </w:t>
-        <w:br/>
-        <w:t>and densely populated, planners and public health authorities have increasingly relied on data -</w:t>
-        <w:br/>
-        <w:t xml:space="preserve">driven methods to understand how social, environmental, and infrastructural factors interact across </w:t>
-        <w:br/>
-        <w:t xml:space="preserve">urban space. Within this analytical shift, the geospatial heatmap has emerged as a foundational </w:t>
-        <w:br/>
-        <w:t xml:space="preserve">visualization technique. It enables analysts to represent the concentration of phenomena such as </w:t>
-        <w:br/>
-        <w:t xml:space="preserve">crime incidents, disease outbreaks, and traffic congestion across a city’s geography. This case study </w:t>
-        <w:br/>
-        <w:t xml:space="preserve">examines how heatmaps are used in urban planning and public health to identify spatial patterns, </w:t>
-        <w:br/>
-        <w:t xml:space="preserve">guide intervention strategies, and support evidence -based po licy decisions that affect large </w:t>
-        <w:br/>
-        <w:t xml:space="preserve">populations. </w:t>
-        <w:br/>
-        <w:t xml:space="preserve"> </w:t>
-        <w:br/>
-        <w:t>Figure 30: Geospatial Heatmaps in Urban Planning and Public Health</w:t>
+        <w:t xml:space="preserve">Integration of Heatmap Analytics </w:t>
+        <w:br/>
+        <w:t xml:space="preserve">In urban planning and public health contexts, heatmaps are typically generated by aggregating </w:t>
+        <w:br/>
+        <w:t xml:space="preserve">large volumes of geospatial point data. Each data point represents an event or observation tied to </w:t>
+        <w:br/>
+        <w:t xml:space="preserve">a specific geographic coordinate, such as a reported crime location, a confirmed case of infectious </w:t>
+        <w:br/>
+        <w:t xml:space="preserve">disease, or the site of a traffic collision. Through spatial modelling techniques such as Kernel </w:t>
+        <w:br/>
+        <w:t xml:space="preserve">Density Estimation, analysts can transform thousands of discrete points into a continuous surface </w:t>
+        <w:br/>
+        <w:t xml:space="preserve">that represents density or intensity across space. The resulting color gradients visually </w:t>
+        <w:br/>
+        <w:t xml:space="preserve">communicate where events are most concentrated, allowing hotspots to emerge clearly. </w:t>
+        <w:br/>
+        <w:t xml:space="preserve">Law enforcement agencies, for example, frequently use crime heatmaps to visualize patterns of </w:t>
+        <w:br/>
+        <w:t xml:space="preserve">offenses over defined time periods. By mapping the locations of reported burglaries or assaults, </w:t>
+        <w:br/>
+        <w:t xml:space="preserve">analysts can identify neighborhoods or specific intersections with unusually high incident density, </w:t>
+        <w:br/>
+        <w:t xml:space="preserve">informing patrol allocation and prevention strategies. Similarly, public health authorities employ </w:t>
+        <w:br/>
+        <w:t xml:space="preserve">heatmaps to monitor the spatial spread of contagious diseases. By mapping the residential locations </w:t>
+        <w:br/>
+        <w:t xml:space="preserve">of reported cases, off icials can identify clusters of community transmission and deploy targeted </w:t>
+        <w:br/>
+        <w:t xml:space="preserve">interventions such as mobile testing units, vaccination campaigns, or public awareness efforts. </w:t>
+        <w:br/>
+        <w:t xml:space="preserve">Transportation planners also rely on heatmaps derived from GPS and traffic sensor data to identify </w:t>
+        <w:br/>
+        <w:t xml:space="preserve">congestion points, accident-prone corridors, and inefficiencies in road networks. </w:t>
+        <w:br/>
+        <w:t xml:space="preserve">These heatmaps are often integrated within Geographic Information Systems, where they can be </w:t>
+        <w:br/>
+        <w:t xml:space="preserve">layered with additional contextual datasets. For instance, crime heatmaps may be overlaid with </w:t>
+        <w:br/>
+        <w:t xml:space="preserve">information about land use, lighting infrastructure, schools, or alc ohol outlets to explore </w:t>
+        <w:br/>
+        <w:t xml:space="preserve">environmental correlations. In public health, disease maps may be combined with demographic </w:t>
+        <w:br/>
+        <w:t xml:space="preserve">data, healthcare access, or housing density to better understand vulnerability and risk factors. In </w:t>
+        <w:br/>
+        <w:t xml:space="preserve">this way, heatmaps serve not only as descriptive visualizations but as analytical gateways to deeper </w:t>
+        <w:br/>
+        <w:t xml:space="preserve">spatial investigation. </w:t>
+        <w:br/>
+        <w:t xml:space="preserve">Ethical and Practical Implications </w:t>
+        <w:br/>
+        <w:t xml:space="preserve">The use of heatmaps in urban planning and public health carries substantial ethical responsibility, </w:t>
+        <w:br/>
+        <w:t xml:space="preserve">as the insights generated can influence policies that directly affect communities. One major ethical </w:t>
+        <w:br/>
+        <w:t>risk is stigmatization. When a neighborhood is repeated ly visualized as a high -crime or high -</w:t>
+        <w:br/>
+        <w:t xml:space="preserve">disease hotspot, it can reinforce negative perceptions, reduce property values, deter investment, </w:t>
+        <w:br/>
+        <w:t xml:space="preserve">and justify increased surveillance or policing. While the heatmap accurately represents statistical </w:t>
+        <w:br/>
+        <w:t xml:space="preserve">concentration, it do es not explain underlying structural causes such as poverty, inequality, or </w:t>
+        <w:br/>
+        <w:t xml:space="preserve">inadequate public services. Without careful interpretation, visualization can unintentionally shift </w:t>
+        <w:br/>
+        <w:t xml:space="preserve">focus from systemic solutions to reactive measures that disproportionately affec t already </w:t>
+        <w:br/>
+        <w:t xml:space="preserve">marginalized communities. </w:t>
+        <w:br/>
+        <w:t xml:space="preserve">Data privacy represents a second major concern. The raw geospatial data used to generate </w:t>
+        <w:br/>
+        <w:t xml:space="preserve">heatmaps often includes highly sensitive information, such as home addresses of patients or </w:t>
+        <w:br/>
+        <w:t xml:space="preserve">victims. Although final heatmaps typically aggregate and anonymize these po ints, ethical </w:t>
+        <w:br/>
+        <w:t>responsibility extends to how the underlying data is collected, stored, and accessed. Safeguards</w:t>
       </w:r>
     </w:p>
     <w:p>
@@ -3172,122 +2626,13 @@
           <w:rFonts w:ascii="Times New Roman" w:hAnsi="Times New Roman"/>
           <w:sz w:val="24"/>
         </w:rPr>
-        <w:t xml:space="preserve">53 </w:t>
+        <w:t xml:space="preserve">must ensure that personally identifiable information is protected and that data is used strictly for </w:t>
+        <w:br/>
+        <w:t xml:space="preserve">legitimate analytical and policy purposes. Failure to do so risks breaches of trust and potential </w:t>
+        <w:br/>
+        <w:t xml:space="preserve">harm to individuals. </w:t>
         <w:br/>
         <w:t xml:space="preserve"> </w:t>
-        <w:br/>
-        <w:t xml:space="preserve"> </w:t>
-        <w:br/>
-        <w:t xml:space="preserve"> </w:t>
-        <w:br/>
-        <w:t xml:space="preserve">Integration of Heatmap Analytics </w:t>
-        <w:br/>
-        <w:t xml:space="preserve">In urban planning and public health contexgs, heatmaps are typically generated by aggregating </w:t>
-        <w:br/>
-        <w:t xml:space="preserve">large volumes of geospatial point data. Each data point represents an event or observation tied to </w:t>
-        <w:br/>
-        <w:t xml:space="preserve">a specific geographic coordinate, such as a reported crime location, a confirmed case of infectious </w:t>
-        <w:br/>
-        <w:t xml:space="preserve">disease, or the site of a traffic collision. Through spatial modelling techniques such as Kernel </w:t>
-        <w:br/>
-        <w:t xml:space="preserve">Density Estimation, analysts can transform thousands of discrete points into a continuous surface </w:t>
-        <w:br/>
-        <w:t xml:space="preserve">that represents density or intensity across space. The resulting color gradients visually </w:t>
-        <w:br/>
-        <w:t xml:space="preserve">communicate where events are most concentrated, allowing hotspots to emerge clearly. </w:t>
-        <w:br/>
-        <w:t xml:space="preserve">Law enforcement agencies, for example, frequently use crime heatmaps to visualize patterns of </w:t>
-        <w:br/>
-        <w:t xml:space="preserve">offenses over defined time periods. By mapping the locations of reported burglaries or assaults, </w:t>
-        <w:br/>
-        <w:t xml:space="preserve">analysts can identify neighborhoods or specific intersections with unusually high incident density, </w:t>
-        <w:br/>
-        <w:t xml:space="preserve">informing patrol allocation and prevention strategies. Similarly, public health authorities employ </w:t>
-        <w:br/>
-        <w:t xml:space="preserve">heatmaps to monitor the spatial spread of contagious diseases. By mapping the residential locations </w:t>
-        <w:br/>
-        <w:t xml:space="preserve">of reported cases, off icials can identify clusters of community transmission and deploy targeted </w:t>
-        <w:br/>
-        <w:t xml:space="preserve">interventions such as mobile testing units, vaccination campaigns, or public awareness efforts. </w:t>
-        <w:br/>
-        <w:t xml:space="preserve">Transportation planners also rely on heatmaps derived from GPS and traffic sensor data to identify </w:t>
-        <w:br/>
-        <w:t xml:space="preserve">congestion points, accident-prone corridors, and inefficiencies in road networks. </w:t>
-        <w:br/>
-        <w:t xml:space="preserve">These heatmaps are often integrated within Geographic Information Systems, where they can be </w:t>
-        <w:br/>
-        <w:t xml:space="preserve">layered with additional contexgual datasets. For instance, crime heatmaps may be overlaid with </w:t>
-        <w:br/>
-        <w:t xml:space="preserve">information about land use, lighting infrastructure, schools, or alc ohol outlets to explore </w:t>
-        <w:br/>
-        <w:t xml:space="preserve">environmental correlations. In public health, disease maps may be combined with demographic </w:t>
-        <w:br/>
-        <w:t xml:space="preserve">data, healthcare access, or housing density to better understand vulnerability and risk factors. In </w:t>
-        <w:br/>
-        <w:t xml:space="preserve">this way, heatmaps serve not only as descriptive visualizations but as analytical gateways to deeper </w:t>
-        <w:br/>
-        <w:t xml:space="preserve">spatial investigation. </w:t>
-        <w:br/>
-        <w:t xml:space="preserve">Ethical and Practical Implications </w:t>
-        <w:br/>
-        <w:t xml:space="preserve">The use of heatmaps in urban planning and public health carries substantial ethical responsibility, </w:t>
-        <w:br/>
-        <w:t xml:space="preserve">as the insights generated can influence policies that directly affect communities. One major ethical </w:t>
-        <w:br/>
-        <w:t>risk is stigmatization. When a neighborhood is repeated ly visualized as a high -crime or high -</w:t>
-        <w:br/>
-        <w:t xml:space="preserve">disease hotspot, it can reinforce negative perceptions, reduce property values, deter investment, </w:t>
-        <w:br/>
-        <w:t xml:space="preserve">and justify increased surveillance or policing. While the heatmap accurately represents statistical </w:t>
-        <w:br/>
-        <w:t xml:space="preserve">concentration, it do es not explain underlying structural causes such as poverty, inequality, or </w:t>
-        <w:br/>
-        <w:t xml:space="preserve">inadequate public services. Without careful interpretation, visualization can unintentionally shift </w:t>
-        <w:br/>
-        <w:t xml:space="preserve">focus from systemic solutions to reactive measures that disproportionately affec t already </w:t>
-        <w:br/>
-        <w:t xml:space="preserve">marginalized communities. </w:t>
-        <w:br/>
-        <w:t xml:space="preserve">Data privacy represents a second major concern. The raw geospatial data used to generate </w:t>
-        <w:br/>
-        <w:t xml:space="preserve">heatmaps often includes highly sensitive information, such as home addresses of patients or </w:t>
-        <w:br/>
-        <w:t xml:space="preserve">victims. Although final heatmaps typically aggregate and anonymize these po ints, ethical </w:t>
-        <w:br/>
-        <w:t>responsibility exgends to how the underlying data is collected, stored, and accessed. Safeguards</w:t>
-      </w:r>
-    </w:p>
-    <w:p>
-      <w:r>
-        <w:br w:type="page"/>
-      </w:r>
-    </w:p>
-    <w:p>
-      <w:pPr>
-        <w:spacing w:after="120" w:line="360" w:lineRule="auto"/>
-      </w:pPr>
-      <w:r>
-        <w:rPr>
-          <w:rFonts w:ascii="Times New Roman" w:hAnsi="Times New Roman"/>
-          <w:sz w:val="24"/>
-        </w:rPr>
-        <w:t xml:space="preserve">54 </w:t>
-        <w:br/>
-        <w:t xml:space="preserve"> </w:t>
-        <w:br/>
-        <w:t xml:space="preserve"> </w:t>
-        <w:br/>
-        <w:t xml:space="preserve"> </w:t>
-        <w:br/>
-        <w:t xml:space="preserve">must ensure that personally identifiable information is protected and that data is used strictly for </w:t>
-        <w:br/>
-        <w:t xml:space="preserve">legitimate analytical and policy purposes. Failure to do so risks breaches of trust and potential </w:t>
-        <w:br/>
-        <w:t xml:space="preserve">harm to individuals. </w:t>
-        <w:br/>
-        <w:t xml:space="preserve"> </w:t>
-        <w:br/>
-        <w:t xml:space="preserve">Figure 31: Ethical and Practical Concerns of Heatmaps Visualizations </w:t>
         <w:br/>
         <w:t xml:space="preserve">A third practical issue involves misinterpretation by policymakers and decision-makers. Heatmaps </w:t>
         <w:br/>
@@ -3318,33 +2663,23 @@
           <w:rFonts w:ascii="Times New Roman" w:hAnsi="Times New Roman"/>
           <w:sz w:val="24"/>
         </w:rPr>
-        <w:t xml:space="preserve">55 </w:t>
+        <w:t xml:space="preserve">Reasons for Success and Limitations of the Model </w:t>
+        <w:br/>
+        <w:t xml:space="preserve">The effectiveness of heatmaps in urban planning and public health stems from their ability to </w:t>
+        <w:br/>
+        <w:t xml:space="preserve">translate complex spatial data into intuitive visual patterns. A single map can communicate issues </w:t>
+        <w:br/>
+        <w:t xml:space="preserve">that would otherwise require extensive statistical explanation,  making them accessible to </w:t>
+        <w:br/>
+        <w:t xml:space="preserve">policymakers, community leaders, and the public. This clarity supports consensus -building and </w:t>
+        <w:br/>
+        <w:t xml:space="preserve">helps direct limited resources to areas of greatest need. The close alignment between raw </w:t>
+        <w:br/>
+        <w:t xml:space="preserve">geospatial data and visual output is what makes heatmaps such a powerful tool for evidence-based </w:t>
+        <w:br/>
+        <w:t xml:space="preserve">planning and intervention. </w:t>
         <w:br/>
         <w:t xml:space="preserve"> </w:t>
-        <w:br/>
-        <w:t xml:space="preserve"> </w:t>
-        <w:br/>
-        <w:t xml:space="preserve"> </w:t>
-        <w:br/>
-        <w:t xml:space="preserve">Reasons for Success and Limitations of the Model </w:t>
-        <w:br/>
-        <w:t xml:space="preserve">The effectiveness of heatmaps in urban planning and public health stems from their ability to </w:t>
-        <w:br/>
-        <w:t xml:space="preserve">translate complex spatial data into intuitive visual patterns. A single map can communicate issues </w:t>
-        <w:br/>
-        <w:t xml:space="preserve">that would otherwise require exgensive statistical explanation,  making them accessible to </w:t>
-        <w:br/>
-        <w:t xml:space="preserve">policymakers, community leaders, and the public. This clarity supports consensus -building and </w:t>
-        <w:br/>
-        <w:t xml:space="preserve">helps direct limited resources to areas of greatest need. The close alignment between raw </w:t>
-        <w:br/>
-        <w:t xml:space="preserve">geospatial data and visual output is what makes heatmaps such a powerful tool for evidence-based </w:t>
-        <w:br/>
-        <w:t xml:space="preserve">planning and intervention. </w:t>
-        <w:br/>
-        <w:t xml:space="preserve"> </w:t>
-        <w:br/>
-        <w:t xml:space="preserve">Figure 32: Advantages and Limitations of Heatmaps in Urban Planning and Public Health </w:t>
         <w:br/>
         <w:t xml:space="preserve">However, heatmaps also have inherent limitations. They can oversimplify complex social </w:t>
         <w:br/>
@@ -3369,14 +2704,6 @@
           <w:rFonts w:ascii="Times New Roman" w:hAnsi="Times New Roman"/>
           <w:sz w:val="24"/>
         </w:rPr>
-        <w:t xml:space="preserve">56 </w:t>
-        <w:br/>
-        <w:t xml:space="preserve"> </w:t>
-        <w:br/>
-        <w:t xml:space="preserve"> </w:t>
-        <w:br/>
-        <w:t xml:space="preserve"> </w:t>
-        <w:br/>
         <w:t xml:space="preserve">heatmaps capture only a snapshot in time and cannot fully represent the dynamic nature of urban </w:t>
         <w:br/>
         <w:t xml:space="preserve">systems. Traffic flows, crime patterns, and disease transmission often change across hours, days, </w:t>
@@ -3399,7 +2726,7 @@
         <w:br/>
         <w:t xml:space="preserve">the need to protect priva cy, avoid stigmatization, and ensure that visual outputs are interpreted </w:t>
         <w:br/>
-        <w:t xml:space="preserve">within appropriate social and contexgual frameworks. The success of heatmaps in these fields </w:t>
+        <w:t xml:space="preserve">within appropriate social and contextual frameworks. The success of heatmaps in these fields </w:t>
         <w:br/>
         <w:t xml:space="preserve">demonstrates that effective spatial analytics depends not only on technical robustness, bu t on </w:t>
         <w:br/>
@@ -3415,46 +2742,39 @@
     </w:p>
     <w:p>
       <w:pPr>
-        <w:spacing w:after="120" w:line="360" w:lineRule="auto"/>
+        <w:keepNext/>
+        <w:spacing w:before="360" w:after="160"/>
       </w:pPr>
       <w:r>
         <w:rPr>
           <w:rFonts w:ascii="Times New Roman" w:hAnsi="Times New Roman"/>
-          <w:sz w:val="24"/>
+          <w:b/>
+          <w:color w:val="1E3A8A"/>
+          <w:sz w:val="36"/>
         </w:rPr>
-        <w:t xml:space="preserve">57 </w:t>
+        <w:t xml:space="preserve">Integration of Tools and Technologies  </w:t>
+        <w:br/>
+        <w:t xml:space="preserve">The development of the AI-powered direct free-kick analysis dashboard required the careful and deliberate </w:t>
+        <w:br/>
+        <w:t xml:space="preserve">integration of a suite of computational tools, data platforms, and modeling techniques. These tools </w:t>
+        <w:br/>
+        <w:t xml:space="preserve">did not merely provide the technical infrastructure to proce ss complex spatial and statistical </w:t>
+        <w:br/>
+        <w:t xml:space="preserve">football data; they were instrumental in supporting the iterative cycles of training, testing, and </w:t>
+        <w:br/>
+        <w:t xml:space="preserve">refining the dashboard according to the principles of the desk -based agile research methodology </w:t>
+        <w:br/>
+        <w:t xml:space="preserve">adopted in this study. This section provides a detailed outline of the primary tools and technologies </w:t>
+        <w:br/>
+        <w:t xml:space="preserve">utilized, the rationale for their selection, the specific stages of their integration, and the key </w:t>
+        <w:br/>
+        <w:t xml:space="preserve">technical and conceptual challenges encountered throughout the development process. </w:t>
         <w:br/>
         <w:t xml:space="preserve"> </w:t>
         <w:br/>
-        <w:t xml:space="preserve"> </w:t>
-        <w:br/>
-        <w:t xml:space="preserve"> </w:t>
-        <w:br/>
-        <w:t xml:space="preserve">Integration of Tools and Technologies  </w:t>
-        <w:br/>
-        <w:t xml:space="preserve">The development of the AI-powered direct free-kick analysis dashboard required the careful and deliberate </w:t>
-        <w:br/>
-        <w:t xml:space="preserve">integration of a suite of computational tools, data platforms, and modeling techniques. These tools </w:t>
-        <w:br/>
-        <w:t xml:space="preserve">did not merely provide the technical infrastructure to proce ss complex spatial and statistical </w:t>
-        <w:br/>
-        <w:t xml:space="preserve">football data; they were instrumental in supporting the iterative cycles of training, testing, and </w:t>
-        <w:br/>
-        <w:t xml:space="preserve">refining the dashboard according to the principles of the desk -based agile research methodology </w:t>
-        <w:br/>
-        <w:t xml:space="preserve">adopted in this study. This section provides a detailed outline of the primary tools and technologies </w:t>
-        <w:br/>
-        <w:t xml:space="preserve">utilized, the rationale for their selection, the specific stages of their integration, and the key </w:t>
-        <w:br/>
-        <w:t xml:space="preserve">technical and conceptual challenges encountered throughout the development process. </w:t>
-        <w:br/>
-        <w:t xml:space="preserve"> </w:t>
-        <w:br/>
-        <w:t xml:space="preserve">Figure 33: Integrated Analytics Workflow: Data Processing, Modelling, and Visualization </w:t>
-        <w:br/>
         <w:t xml:space="preserve">The architectural foundation of the entire project was built in  Python, a high -level, open-source </w:t>
         <w:br/>
-        <w:t xml:space="preserve">programming language. Python was selected for its exgensive and mature ecosystem of libraries </w:t>
+        <w:t xml:space="preserve">programming language. Python was selected for its extensive and mature ecosystem of libraries </w:t>
         <w:br/>
         <w:t xml:space="preserve">dedicated to data analysis, machine learning, and visualization, making it the de facto standard in </w:t>
         <w:br/>
@@ -3489,14 +2809,6 @@
           <w:rFonts w:ascii="Times New Roman" w:hAnsi="Times New Roman"/>
           <w:sz w:val="24"/>
         </w:rPr>
-        <w:t xml:space="preserve">58 </w:t>
-        <w:br/>
-        <w:t xml:space="preserve"> </w:t>
-        <w:br/>
-        <w:t xml:space="preserve"> </w:t>
-        <w:br/>
-        <w:t xml:space="preserve"> </w:t>
-        <w:br/>
         <w:t xml:space="preserve">performance arrays and mathematical functions that are critical for statistical calculations and for </w:t>
         <w:br/>
         <w:t xml:space="preserve">processing the coordinate data used in the spatial analyses. </w:t>
@@ -3509,7 +2821,7 @@
         <w:br/>
         <w:t xml:space="preserve">more complex, "black-box" algorithms due to its balance of effectiveness and high interpretability. </w:t>
         <w:br/>
-        <w:t xml:space="preserve">As an unsupervised learning model, it excels at identifying inherent patterns in unlabeled data  in </w:t>
+        <w:t xml:space="preserve">As an supervised machine learning model, it excels at identifying inherent patterns in unlabeled data  in </w:t>
         <w:br/>
         <w:t xml:space="preserve">this case, discovering the primary zones of on -ball activity from a list of (x, y) coordinates. The </w:t>
         <w:br/>
@@ -3557,7 +2869,7 @@
         <w:br/>
         <w:t xml:space="preserve">end web development experience (e.g., in HTML, CSS, or JavaScript). It enabled the fast creation </w:t>
         <w:br/>
-        <w:t xml:space="preserve">of interactive widgets like selectors and tabs, and it seamlessly handled the rendering of plots, texg, </w:t>
+        <w:t xml:space="preserve">of interactive widgets like selectors and tabs, and it seamlessly handled the rendering of plots, text, </w:t>
         <w:br/>
         <w:t xml:space="preserve">and custom HTML/CSS for styling. This was critical for quickly testing user interface layouts and </w:t>
         <w:br/>
@@ -3586,18 +2898,6 @@
           <w:rFonts w:ascii="Times New Roman" w:hAnsi="Times New Roman"/>
           <w:sz w:val="24"/>
         </w:rPr>
-        <w:t xml:space="preserve">59 </w:t>
-        <w:br/>
-        <w:t xml:space="preserve"> </w:t>
-        <w:br/>
-        <w:t xml:space="preserve"> </w:t>
-        <w:br/>
-        <w:t xml:space="preserve"> </w:t>
-        <w:br/>
-        <w:t xml:space="preserve"> </w:t>
-        <w:br/>
-        <w:t xml:space="preserve">Figure 34: Applied Analytics Environment for Football Performance Evaluation </w:t>
-        <w:br/>
         <w:t xml:space="preserve">While this suite of tools enabled the construction of a technically functional and sophisticated </w:t>
         <w:br/>
         <w:t xml:space="preserve">dashboard, integrating them into a coherent pipeline presented several significant challenges. The </w:t>
@@ -3641,14 +2941,6 @@
           <w:rFonts w:ascii="Times New Roman" w:hAnsi="Times New Roman"/>
           <w:sz w:val="24"/>
         </w:rPr>
-        <w:t xml:space="preserve">60 </w:t>
-        <w:br/>
-        <w:t xml:space="preserve"> </w:t>
-        <w:br/>
-        <w:t xml:space="preserve"> </w:t>
-        <w:br/>
-        <w:t xml:space="preserve"> </w:t>
-        <w:br/>
         <w:t xml:space="preserve">which is based on straightforward statistical comparison. More complex models like neural </w:t>
         <w:br/>
         <w:t xml:space="preserve">networks were deliberately avoided, as their inscrutable nature would undermine the goal of </w:t>
@@ -3685,28 +2977,23 @@
     </w:p>
     <w:p>
       <w:pPr>
-        <w:spacing w:after="120" w:line="360" w:lineRule="auto"/>
+        <w:keepNext/>
+        <w:spacing w:before="360" w:after="160"/>
       </w:pPr>
       <w:r>
         <w:rPr>
           <w:rFonts w:ascii="Times New Roman" w:hAnsi="Times New Roman"/>
-          <w:sz w:val="24"/>
+          <w:b/>
+          <w:color w:val="1E3A8A"/>
+          <w:sz w:val="36"/>
         </w:rPr>
-        <w:t xml:space="preserve">61 </w:t>
-        <w:br/>
-        <w:t xml:space="preserve"> </w:t>
-        <w:br/>
-        <w:t xml:space="preserve"> </w:t>
-        <w:br/>
-        <w:t xml:space="preserve"> </w:t>
-        <w:br/>
         <w:t xml:space="preserve">Findings </w:t>
         <w:br/>
         <w:t xml:space="preserve">How can a specialized analytics dashboard be designed and developed using machine </w:t>
         <w:br/>
         <w:t xml:space="preserve">learning (XGBoost Classification) and advanced statistical models (Expected Goals, </w:t>
         <w:br/>
-        <w:t xml:space="preserve">Percentile Ranking) to provide a deep, contexgual, and evaluative analysis of an elite </w:t>
+        <w:t xml:space="preserve">Percentile Ranking) to provide a deep, contextual, and evaluative analysis of an elite </w:t>
         <w:br/>
         <w:t xml:space="preserve">free-kick kicker’s match-by-match spatial and tactical performance? </w:t>
         <w:br/>
@@ -3750,7 +3037,7 @@
         <w:br/>
         <w:t xml:space="preserve">The value of an action is calculated as the difference between the destination cell value and the </w:t>
         <w:br/>
-        <w:t xml:space="preserve">origin cell value, enabling every pass or carry to be interpreted as a measurable “gain” or “loss” in </w:t>
+        <w:t xml:space="preserve">origin cell value, enabling every shot or carry to be interpreted as a measurable “gain” or “loss” in </w:t>
         <w:br/>
         <w:t xml:space="preserve">threat. The key finding from this implementation is that interpretability is preserved even with </w:t>
         <w:br/>
@@ -3793,21 +3080,13 @@
           <w:rFonts w:ascii="Times New Roman" w:hAnsi="Times New Roman"/>
           <w:sz w:val="24"/>
         </w:rPr>
-        <w:t xml:space="preserve">62 </w:t>
-        <w:br/>
-        <w:t xml:space="preserve"> </w:t>
-        <w:br/>
-        <w:t xml:space="preserve"> </w:t>
-        <w:br/>
-        <w:t xml:space="preserve"> </w:t>
-        <w:br/>
         <w:t xml:space="preserve">dashboard avoids the pitfalls of arbitrary cell boundaries, ensuring that marginal value gains are </w:t>
         <w:br/>
         <w:t xml:space="preserve">consistent regardless of pitch location. This design choice prioritizes  stability and tactical </w:t>
         <w:br/>
-        <w:t xml:space="preserve">readability, supporting consistent interpretation. The findings also indicate that xG can be exgended </w:t>
-        <w:br/>
-        <w:t xml:space="preserve">by adding contexgual features such as pressure, tempo, or speed of attack; however, such exgensions </w:t>
+        <w:t xml:space="preserve">readability, supporting consistent interpretation. The findings also indicate that xG can be extended </w:t>
+        <w:br/>
+        <w:t xml:space="preserve">by adding contextual features such as pressure, tempo, or speed of attack; however, such extensions </w:t>
         <w:br/>
         <w:t xml:space="preserve">reduce transparency and make output harder to communicate. For a thesis -focused prototype, </w:t>
         <w:br/>
@@ -3817,7 +3096,7 @@
         <w:br/>
         <w:t xml:space="preserve">clearly." </w:t>
         <w:br/>
-        <w:t xml:space="preserve">The clustering component demonstrates that unsupervised learning can produce practical role </w:t>
+        <w:t xml:space="preserve">The clustering component demonstrates that supervised machine learning can produce practical role </w:t>
         <w:br/>
         <w:t xml:space="preserve">signals from coordinate patterns without requiring labelled training data. The dashboard </w:t>
         <w:br/>
@@ -3865,7 +3144,7 @@
         <w:br/>
         <w:t xml:space="preserve">Percentile benchmarking was found to be essential for converting raw match statistics into </w:t>
         <w:br/>
-        <w:t xml:space="preserve">evaluative meaning. Raw counts lack interpretive contexg, particularly in football where match </w:t>
+        <w:t xml:space="preserve">evaluative meaning. Raw counts lack interpretive context, particularly in football where match </w:t>
         <w:br/>
         <w:t xml:space="preserve">tempo, opposition strength, and tactical instruction can produce large  variance in event volume. </w:t>
         <w:br/>
@@ -3894,14 +3173,6 @@
           <w:rFonts w:ascii="Times New Roman" w:hAnsi="Times New Roman"/>
           <w:sz w:val="24"/>
         </w:rPr>
-        <w:t xml:space="preserve">63 </w:t>
-        <w:br/>
-        <w:t xml:space="preserve"> </w:t>
-        <w:br/>
-        <w:t xml:space="preserve"> </w:t>
-        <w:br/>
-        <w:t xml:space="preserve"> </w:t>
-        <w:br/>
         <w:t xml:space="preserve">in a statistical baseline. However, the findings also confirm that percentiles inherit cohort bias. If </w:t>
         <w:br/>
         <w:t xml:space="preserve">the reference set overrepresents specific leagues or role types, relative rankings can be skewed. </w:t>
@@ -3918,7 +3189,7 @@
         <w:br/>
         <w:t xml:space="preserve">clustering describes how role emerges from repeated spatial behaviour, and percentiles provide </w:t>
         <w:br/>
-        <w:t xml:space="preserve">competitive contexg by comparing outputs to elite baselines. The AI -generated report component </w:t>
+        <w:t xml:space="preserve">competitive context by comparing outputs to elite baselines. The AI -generated report component </w:t>
         <w:br/>
         <w:t xml:space="preserve">synthesizes these signals into structured nar rative language, but it is intentionally designed to </w:t>
         <w:br/>
@@ -3932,7 +3203,7 @@
         <w:br/>
         <w:t xml:space="preserve">The findings also support the feasibility and effectiveness of designing an analytics dashboard that </w:t>
         <w:br/>
-        <w:t xml:space="preserve">integrates advanced models to move beyond descriptive statistics and deliver contexgual evaluation </w:t>
+        <w:t xml:space="preserve">integrates advanced models to move beyond descriptive statistics and deliver contextual evaluation </w:t>
         <w:br/>
         <w:t xml:space="preserve">of player performance. The system was deliberately const ructed around two complementary data </w:t>
         <w:br/>
@@ -3942,7 +3213,7 @@
         <w:br/>
         <w:t xml:space="preserve">modelling, sequence interpretation, a nd role inference within a single performance. Seasonal </w:t>
         <w:br/>
-        <w:t xml:space="preserve">benchmarking enables comparative evaluation, anchoring match outputs in competitive contexg </w:t>
+        <w:t xml:space="preserve">benchmarking enables comparative evaluation, anchoring match outputs in competitive context </w:t>
         <w:br/>
         <w:t xml:space="preserve">rather than isolated figures. Together, these datasets create a multi -dimensional feature space </w:t>
         <w:br/>
@@ -3993,14 +3264,6 @@
           <w:rFonts w:ascii="Times New Roman" w:hAnsi="Times New Roman"/>
           <w:sz w:val="24"/>
         </w:rPr>
-        <w:t xml:space="preserve">64 </w:t>
-        <w:br/>
-        <w:t xml:space="preserve"> </w:t>
-        <w:br/>
-        <w:t xml:space="preserve"> </w:t>
-        <w:br/>
-        <w:t xml:space="preserve"> </w:t>
-        <w:br/>
         <w:t xml:space="preserve">largely omits defensive wall coordination intelligence such as scanning, decoy movement, and subtle positioning that </w:t>
         <w:br/>
         <w:t xml:space="preserve">manipulates defensive structure. Tracking data could address this limitation by capturing </w:t>
@@ -4015,7 +3278,7 @@
         <w:br/>
         <w:t xml:space="preserve">Second, model assumptions introduce structural limits. The xG model treats spatial location as a </w:t>
         <w:br/>
-        <w:t xml:space="preserve">proxy for threat, which is useful but conditional. Threat also depends on contexg such as defensive </w:t>
+        <w:t xml:space="preserve">proxy for threat, which is useful but conditional. Threat also depends on context such as defensive </w:t>
         <w:br/>
         <w:t xml:space="preserve">shape, pressure, player skill, match tempo, and numerical equality. The dashboard therefore treats </w:t>
         <w:br/>
@@ -4037,7 +3300,7 @@
         <w:br/>
         <w:t xml:space="preserve">and false certainty. The dashboard mitigates this through design choices that directly reduce </w:t>
         <w:br/>
-        <w:t xml:space="preserve">misinterpretation: avoiding a single overall score, providing explanatory texg beside metrics, using </w:t>
+        <w:t xml:space="preserve">misinterpretation: avoiding a single overall score, providing explanatory text beside metrics, using </w:t>
         <w:br/>
         <w:t xml:space="preserve">consistent scale s across matches, and flagging small sample sizes as lower confidence. These </w:t>
         <w:br/>
@@ -4051,7 +3314,7 @@
         <w:br/>
         <w:t>to justify decisions. Even with public or synthetic data, re putational harm can occur if a single -</w:t>
         <w:br/>
-        <w:t xml:space="preserve">match report is circulated without contexg. The thesis therefore argues for contexgual </w:t>
+        <w:t xml:space="preserve">match report is circulated without context. The thesis therefore argues for contextual </w:t>
         <w:br/>
         <w:t xml:space="preserve">accountability: results should be interpreted alongside tactical instruction, opposition strength, and </w:t>
         <w:br/>
@@ -4063,7 +3326,7 @@
         <w:br/>
         <w:t xml:space="preserve">by design requires clear disclosure of model assumptions, cohort definitions, and known blind </w:t>
         <w:br/>
-        <w:t xml:space="preserve">spots. Contexg -first interpretation frames outputs as condition al signals rather than universal </w:t>
+        <w:t xml:space="preserve">spots. Context -first interpretation frames outputs as condition al signals rather than universal </w:t>
         <w:br/>
         <w:t xml:space="preserve">verdicts. Augmentation over replacement ensures tools support expert judgement rather than </w:t>
         <w:br/>
@@ -4075,7 +3338,7 @@
         <w:br/>
         <w:t xml:space="preserve">principles help ensure the dashboard deepens understanding without reducing athletes to </w:t>
         <w:br/>
-        <w:t>decontexgualized numbers.</w:t>
+        <w:t>decontextualized numbers.</w:t>
       </w:r>
     </w:p>
     <w:p>
@@ -4092,14 +3355,6 @@
           <w:rFonts w:ascii="Times New Roman" w:hAnsi="Times New Roman"/>
           <w:sz w:val="24"/>
         </w:rPr>
-        <w:t xml:space="preserve">65 </w:t>
-        <w:br/>
-        <w:t xml:space="preserve"> </w:t>
-        <w:br/>
-        <w:t xml:space="preserve"> </w:t>
-        <w:br/>
-        <w:t xml:space="preserve"> </w:t>
-        <w:br/>
         <w:t xml:space="preserve">Overall, the findings reinforce the core argument of the research: an interpretable, value -based, </w:t>
         <w:br/>
         <w:t>role-aware analytics dashboard can be designed using open-source tooling and can deliver match-</w:t>
@@ -4127,14 +3382,6 @@
           <w:rFonts w:ascii="Times New Roman" w:hAnsi="Times New Roman"/>
           <w:sz w:val="24"/>
         </w:rPr>
-        <w:t xml:space="preserve">66 </w:t>
-        <w:br/>
-        <w:t xml:space="preserve"> </w:t>
-        <w:br/>
-        <w:t xml:space="preserve"> </w:t>
-        <w:br/>
-        <w:t xml:space="preserve"> </w:t>
-        <w:br/>
         <w:t>What are the analytical limitations and ethical considerations inherent in using an AI-</w:t>
         <w:br/>
         <w:t xml:space="preserve">driven system to evaluate complex human performance in professional sport, and what </w:t>
@@ -4145,7 +3392,7 @@
         <w:br/>
         <w:t xml:space="preserve">The analytical and ethical implications of deploying an AI-driven system to evaluate professional </w:t>
         <w:br/>
-        <w:t xml:space="preserve">athletes exgend well beyond technical accuracy or model performance. Even when such systems </w:t>
+        <w:t xml:space="preserve">athletes extend well beyond technical accuracy or model performance. Even when such systems </w:t>
         <w:br/>
         <w:t xml:space="preserve">are innovative and capable of producing valuable insights, they op erate in a high -stakes </w:t>
         <w:br/>
@@ -4155,13 +3402,13 @@
         <w:br/>
         <w:t xml:space="preserve">analytics dashboard must be anchored in a proact ive ethical framework that explicitly promotes </w:t>
         <w:br/>
-        <w:t xml:space="preserve">transparency, contexgual interpretation, and the augmentation of expert human judgment rather </w:t>
+        <w:t xml:space="preserve">transparency, contextual interpretation, and the augmentation of expert human judgment rather </w:t>
         <w:br/>
         <w:t xml:space="preserve">than automated verdict-making. </w:t>
         <w:br/>
         <w:t xml:space="preserve">A central limitation, and one of the most pressing ethical risks, is reductive analysis through </w:t>
         <w:br/>
-        <w:t xml:space="preserve">decontexgualization. The findings confirm that the dashboard can quantify patterns of on -ball </w:t>
+        <w:t xml:space="preserve">decontextualization. The findings confirm that the dashboard can quantify patterns of on -ball </w:t>
         <w:br/>
         <w:t xml:space="preserve">involvement, spatial tendencies, and value -based contributions, bu t it cannot fully capture the </w:t>
         <w:br/>
@@ -4169,9 +3416,7 @@
         <w:br/>
         <w:t xml:space="preserve">illusion of certainty, encouraging users to treat numbers as definitive proof rather than partial </w:t>
         <w:br/>
-        <w:t xml:space="preserve">evidence. This is particularl y problematic in professional football, where performance is shaped </w:t>
-        <w:br/>
-        <w:t xml:space="preserve"> Figure 35: Ethics and Contexg</w:t>
+        <w:t>evidence. This is particularl y problematic in professional football, where performance is shaped</w:t>
       </w:r>
     </w:p>
     <w:p>
@@ -4188,14 +3433,6 @@
           <w:rFonts w:ascii="Times New Roman" w:hAnsi="Times New Roman"/>
           <w:sz w:val="24"/>
         </w:rPr>
-        <w:t xml:space="preserve">67 </w:t>
-        <w:br/>
-        <w:t xml:space="preserve"> </w:t>
-        <w:br/>
-        <w:t xml:space="preserve"> </w:t>
-        <w:br/>
-        <w:t xml:space="preserve"> </w:t>
-        <w:br/>
         <w:t xml:space="preserve">by numerous variables not contained within event datasets. Tactical instructions from coaches, </w:t>
         <w:br/>
         <w:t xml:space="preserve">deliberate role sacrifice for team balance, opposition strength, match state, and off -ball </w:t>
@@ -4204,7 +3441,7 @@
         <w:br/>
         <w:t xml:space="preserve">but remain partially or entirely unmeasured. As a result, presenting percentile scores, role labels, </w:t>
         <w:br/>
-        <w:t xml:space="preserve">or AI-generated summaries without explicit contexgual framing risks reducing a multidimensional </w:t>
+        <w:t xml:space="preserve">or AI-generated summaries without explicit contextual framing risks reducing a multidimensional </w:t>
         <w:br/>
         <w:t xml:space="preserve">human performance into a simplified and potentially unfair judgment. </w:t>
         <w:br/>
@@ -4228,7 +3465,7 @@
         <w:br/>
         <w:t xml:space="preserve">simplification of fluid tactical reality. A player’s role can shift within phases of play, across match </w:t>
         <w:br/>
-        <w:t xml:space="preserve">contexgs, or even within minutes, whereas clustering compresses that fluidity into a stable pattern </w:t>
+        <w:t xml:space="preserve">contexts, or even within minutes, whereas clustering compresses that fluidity into a stable pattern </w:t>
         <w:br/>
         <w:t xml:space="preserve">derived from recorded coordinates. Without making these assumptions visible, users may place </w:t>
         <w:br/>
@@ -4256,7 +3493,7 @@
         <w:br/>
         <w:t xml:space="preserve">Another ethical risk arises from how tools are repurposed in high-stakes settings. A dashboard built </w:t>
         <w:br/>
-        <w:t xml:space="preserve">for educational, exploratory, or analytical use can be adapted into contexgs where incentives </w:t>
+        <w:t xml:space="preserve">for educational, exploratory, or analytical use can be adapted into contexts where incentives </w:t>
         <w:br/>
         <w:t xml:space="preserve">encourage oversimplification. For example, percentile profiles could be used as blunt evidence in </w:t>
         <w:br/>
@@ -4287,39 +3524,29 @@
           <w:rFonts w:ascii="Times New Roman" w:hAnsi="Times New Roman"/>
           <w:sz w:val="24"/>
         </w:rPr>
-        <w:t xml:space="preserve">68 </w:t>
+        <w:t xml:space="preserve">Despite these challenges, the research identifies clear principles that must guide responsible </w:t>
+        <w:br/>
+        <w:t xml:space="preserve">interpretation and deployment. Transparency by design emerges as a foundational requirement. </w:t>
+        <w:br/>
+        <w:t xml:space="preserve">Models, assumptions, and benchmark choices must be explainable and visible, ensuring that users </w:t>
+        <w:br/>
+        <w:t xml:space="preserve">understand how outputs are produced and what they represent. The selection of interpretable </w:t>
+        <w:br/>
+        <w:t xml:space="preserve">modelling approaches, such as clustering that can be visualized and inspected, supports this </w:t>
+        <w:br/>
+        <w:t xml:space="preserve">principle by reducing the “black box” effec t. In parallel, the system must consistently frame its </w:t>
+        <w:br/>
+        <w:t xml:space="preserve">outputs as estimates and indicators rather than absolute truth. This includes explicitly stating the </w:t>
+        <w:br/>
+        <w:t xml:space="preserve">limits of event-data-based inference, cautioning against cross -context comparisons when tactical </w:t>
+        <w:br/>
+        <w:t xml:space="preserve">roles differ, and discouraging single-number judgments. </w:t>
         <w:br/>
         <w:t xml:space="preserve"> </w:t>
         <w:br/>
-        <w:t xml:space="preserve"> </w:t>
-        <w:br/>
-        <w:t xml:space="preserve"> </w:t>
-        <w:br/>
-        <w:t xml:space="preserve">Despite these challenges, the research identifies clear principles that must guide responsible </w:t>
-        <w:br/>
-        <w:t xml:space="preserve">interpretation and deployment. Transparency by design emerges as a foundational requirement. </w:t>
-        <w:br/>
-        <w:t xml:space="preserve">Models, assumptions, and benchmark choices must be explainable and visible, ensuring that users </w:t>
-        <w:br/>
-        <w:t xml:space="preserve">understand how outputs are produced and what they represent. The selection of interpretable </w:t>
-        <w:br/>
-        <w:t xml:space="preserve">modelling approaches, such as clustering that can be visualized and inspected, supports this </w:t>
-        <w:br/>
-        <w:t xml:space="preserve">principle by reducing the “black box” effec t. In parallel, the system must consistently frame its </w:t>
-        <w:br/>
-        <w:t xml:space="preserve">outputs as estimates and indicators rather than absolute truth. This includes explicitly stating the </w:t>
-        <w:br/>
-        <w:t xml:space="preserve">limits of event-data-based inference, cautioning against cross -contexg comparisons when tactical </w:t>
-        <w:br/>
-        <w:t xml:space="preserve">roles differ, and discouraging single-number judgments. </w:t>
-        <w:br/>
-        <w:t xml:space="preserve"> </w:t>
-        <w:br/>
-        <w:t xml:space="preserve">Figure 36: Contexg Matters to Interpret Results </w:t>
-        <w:br/>
-        <w:t xml:space="preserve">A second principle is contexgual accountability. The responsible use of such a dashboard requires </w:t>
-        <w:br/>
-        <w:t xml:space="preserve">that results be interpreted alongside match contexg, tactical instruction, opposition structure, and </w:t>
+        <w:t xml:space="preserve">A second principle is contextual accountability. The responsible use of such a dashboard requires </w:t>
+        <w:br/>
+        <w:t xml:space="preserve">that results be interpreted alongside match context, tactical instruction, opposition structure, and </w:t>
         <w:br/>
         <w:t xml:space="preserve">the player’s functional responsibilities. Evaluations should be presented as conditional statements </w:t>
         <w:br/>
@@ -4352,14 +3579,6 @@
           <w:rFonts w:ascii="Times New Roman" w:hAnsi="Times New Roman"/>
           <w:sz w:val="24"/>
         </w:rPr>
-        <w:t xml:space="preserve">69 </w:t>
-        <w:br/>
-        <w:t xml:space="preserve"> </w:t>
-        <w:br/>
-        <w:t xml:space="preserve"> </w:t>
-        <w:br/>
-        <w:t xml:space="preserve"> </w:t>
-        <w:br/>
         <w:t xml:space="preserve">and offering structured evidence that can validate or challenge subjective impressions. When </w:t>
         <w:br/>
         <w:t xml:space="preserve">framed correctly, it can reduce cognitive distortion without eliminating human interpretation, </w:t>
@@ -4392,7 +3611,7 @@
         <w:br/>
         <w:t xml:space="preserve">the findings of this thesis also show that these risks can be mitigated through deliberate principles: </w:t>
         <w:br/>
-        <w:t xml:space="preserve">transparency, contexgual interpretation, clear communication of limitations, and a strict </w:t>
+        <w:t xml:space="preserve">transparency, contextual interpretation, clear communication of limitations, and a strict </w:t>
         <w:br/>
         <w:t xml:space="preserve">commitment to augmenting rath er than replacing human expertise. Responsible deployment </w:t>
         <w:br/>
@@ -4410,21 +3629,16 @@
     </w:p>
     <w:p>
       <w:pPr>
-        <w:spacing w:after="120" w:line="360" w:lineRule="auto"/>
+        <w:keepNext/>
+        <w:spacing w:before="360" w:after="160"/>
       </w:pPr>
       <w:r>
         <w:rPr>
           <w:rFonts w:ascii="Times New Roman" w:hAnsi="Times New Roman"/>
-          <w:sz w:val="24"/>
+          <w:b/>
+          <w:color w:val="1E3A8A"/>
+          <w:sz w:val="36"/>
         </w:rPr>
-        <w:t xml:space="preserve">70 </w:t>
-        <w:br/>
-        <w:t xml:space="preserve"> </w:t>
-        <w:br/>
-        <w:t xml:space="preserve"> </w:t>
-        <w:br/>
-        <w:t xml:space="preserve"> </w:t>
-        <w:br/>
         <w:t xml:space="preserve">Conclusion and Future Work </w:t>
         <w:br/>
         <w:t xml:space="preserve">This study successfully establishes a robust methodology for evaluating elite free-kick kicker </w:t>
@@ -4443,15 +3657,15 @@
         <w:br/>
         <w:t xml:space="preserve">The resulting dashboard functions not merely as a technical prototype but as a strategic engine for </w:t>
         <w:br/>
-        <w:t xml:space="preserve">performance evaluation, proving that sophisticated data science can deliver genuine contexgual </w:t>
+        <w:t xml:space="preserve">performance evaluation, proving that sophisticated data science can deliver genuine contextual </w:t>
         <w:br/>
         <w:t xml:space="preserve">value when structured through a logically sound and tactically grounded framework. </w:t>
         <w:br/>
         <w:t xml:space="preserve">Crucially, the research identifies that analytical innovation must be governed by an ethical </w:t>
         <w:br/>
-        <w:t xml:space="preserve">framework centered on transparency, contexgual accountability, and the principle of human -AI </w:t>
-        <w:br/>
-        <w:t xml:space="preserve">augmentation. By proactively addressing the risks of decontexgualizati on, algorithmic bias, and </w:t>
+        <w:t xml:space="preserve">framework centered on transparency, contextual accountability, and the principle of human -AI </w:t>
+        <w:br/>
+        <w:t xml:space="preserve">augmentation. By proactively addressing the risks of decontextualizati on, algorithmic bias, and </w:t>
         <w:br/>
         <w:t xml:space="preserve">the potential for reductive "datafication" of athletes, the study ensures that AI remains a support </w:t>
         <w:br/>
@@ -4477,21 +3691,16 @@
     </w:p>
     <w:p>
       <w:pPr>
-        <w:spacing w:after="120" w:line="360" w:lineRule="auto"/>
+        <w:keepNext/>
+        <w:spacing w:before="360" w:after="160"/>
       </w:pPr>
       <w:r>
         <w:rPr>
           <w:rFonts w:ascii="Times New Roman" w:hAnsi="Times New Roman"/>
-          <w:sz w:val="24"/>
+          <w:b/>
+          <w:color w:val="1E3A8A"/>
+          <w:sz w:val="36"/>
         </w:rPr>
-        <w:t xml:space="preserve">71 </w:t>
-        <w:br/>
-        <w:t xml:space="preserve"> </w:t>
-        <w:br/>
-        <w:t xml:space="preserve"> </w:t>
-        <w:br/>
-        <w:t xml:space="preserve"> </w:t>
-        <w:br/>
         <w:t xml:space="preserve">Bibliography </w:t>
         <w:br/>
         <w:t xml:space="preserve">Andrienko, G., Andrienko, N., Jankun‐Kelly, T., Keim, D., &amp; Kraak, M.-J. (2013). Visual </w:t>
@@ -4550,7 +3759,7 @@
         <w:br/>
         <w:t xml:space="preserve">DataBallPy Development Team. (2024). Expected Goals (xG) – DataBallPy Documentation. </w:t>
         <w:br/>
-        <w:t xml:space="preserve">Retrieved from https://databallpy.readthedocs.io/en/main/features/xg_models.html </w:t>
+        <w:t xml:space="preserve">Retrieved from https://databallpy.readthedocs.io/en/main/features/xt_models.html </w:t>
         <w:br/>
         <w:t xml:space="preserve">Dixon, M. J., &amp; Coles, S. G. (1997). Modelling association football scores and inefficiencies in </w:t>
         <w:br/>
@@ -4573,14 +3782,6 @@
           <w:rFonts w:ascii="Times New Roman" w:hAnsi="Times New Roman"/>
           <w:sz w:val="24"/>
         </w:rPr>
-        <w:t xml:space="preserve">72 </w:t>
-        <w:br/>
-        <w:t xml:space="preserve"> </w:t>
-        <w:br/>
-        <w:t xml:space="preserve"> </w:t>
-        <w:br/>
-        <w:t xml:space="preserve"> </w:t>
-        <w:br/>
         <w:t xml:space="preserve">Dwork, C., Hardt, M., Pitassi, T., Reingold, O., &amp; Zemel, R. (2012). Fairness through awareness. </w:t>
         <w:br/>
         <w:t xml:space="preserve">Proceedings of ITCS 2012. https://doi.org/10.48550/arXiv.1104.3913 </w:t>
@@ -4662,14 +3863,6 @@
           <w:rFonts w:ascii="Times New Roman" w:hAnsi="Times New Roman"/>
           <w:sz w:val="24"/>
         </w:rPr>
-        <w:t xml:space="preserve">73 </w:t>
-        <w:br/>
-        <w:t xml:space="preserve"> </w:t>
-        <w:br/>
-        <w:t xml:space="preserve"> </w:t>
-        <w:br/>
-        <w:t xml:space="preserve"> </w:t>
-        <w:br/>
         <w:t xml:space="preserve">Kim, J.-H., Kim, J., Kang, H., &amp; Youn, B.-Y . (2025). Ethical implications of artificial </w:t>
         <w:br/>
         <w:t xml:space="preserve">intelligence in sport: A systematic scoping review. Journal of Sport and Health Science, 14, </w:t>
@@ -4730,9 +3923,9 @@
         <w:br/>
         <w:t xml:space="preserve">https://doi.org/10.1109/TVCG.2014.2346420 </w:t>
         <w:br/>
-        <w:t xml:space="preserve">Power, P., Ruiz, H., Li, Q., Carr, P., &amp; Bornn, L. (2017). Not all passes are created equal: </w:t>
-        <w:br/>
-        <w:t xml:space="preserve">Objectively measuring the risk and reward of passes in soccer from tracking data. MIT Sloan </w:t>
+        <w:t xml:space="preserve">Power, P., Ruiz, H., Li, Q., Carr, P., &amp; Bornn, L. (2017). Not all shots are created equal: </w:t>
+        <w:br/>
+        <w:t xml:space="preserve">Objectively measuring the risk and reward of shots in soccer from tracking data. MIT Sloan </w:t>
         <w:br/>
         <w:t>Sports Analytics Conference. https://doi.org/10.13140/RG.2.2.21407.19367</w:t>
       </w:r>
@@ -4751,14 +3944,6 @@
           <w:rFonts w:ascii="Times New Roman" w:hAnsi="Times New Roman"/>
           <w:sz w:val="24"/>
         </w:rPr>
-        <w:t xml:space="preserve">74 </w:t>
-        <w:br/>
-        <w:t xml:space="preserve"> </w:t>
-        <w:br/>
-        <w:t xml:space="preserve"> </w:t>
-        <w:br/>
-        <w:t xml:space="preserve"> </w:t>
-        <w:br/>
         <w:t xml:space="preserve">Ribeiro, M. T., Singh, S., &amp; Guestrin, C. (2016). “Why should I trust you?”: Explaining the </w:t>
         <w:br/>
         <w:t xml:space="preserve">predictions of any classifier. In Proceedings of the 22nd ACM SIGKDD International Conference </w:t>
@@ -4840,14 +4025,6 @@
           <w:rFonts w:ascii="Times New Roman" w:hAnsi="Times New Roman"/>
           <w:sz w:val="24"/>
         </w:rPr>
-        <w:t xml:space="preserve">75 </w:t>
-        <w:br/>
-        <w:t xml:space="preserve"> </w:t>
-        <w:br/>
-        <w:t xml:space="preserve"> </w:t>
-        <w:br/>
-        <w:t xml:space="preserve"> </w:t>
-        <w:br/>
         <w:t xml:space="preserve">Yang, K., &amp; Juba, B. (2019). A reduction from fair classification to fair regression. In </w:t>
         <w:br/>
         <w:t>Proceedings of the 36th International Conference on Machine Learning (V ol. 97, pp. 6382–</w:t>
@@ -4868,36 +4045,25 @@
     </w:p>
     <w:p>
       <w:pPr>
-        <w:spacing w:after="120" w:line="360" w:lineRule="auto"/>
+        <w:keepNext/>
+        <w:spacing w:before="360" w:after="160"/>
       </w:pPr>
       <w:r>
         <w:rPr>
           <w:rFonts w:ascii="Times New Roman" w:hAnsi="Times New Roman"/>
-          <w:sz w:val="24"/>
+          <w:b/>
+          <w:color w:val="1E3A8A"/>
+          <w:sz w:val="36"/>
         </w:rPr>
-        <w:t xml:space="preserve">76 </w:t>
+        <w:t xml:space="preserve">Appendices </w:t>
+        <w:br/>
+        <w:t xml:space="preserve"> GitHub: https://github.com/dipen-dra/thesis_final </w:t>
+        <w:br/>
+        <w:t xml:space="preserve">Appendix A: Gantt chart </w:t>
         <w:br/>
         <w:t xml:space="preserve"> </w:t>
         <w:br/>
-        <w:t xml:space="preserve"> </w:t>
-        <w:br/>
-        <w:t xml:space="preserve"> </w:t>
-        <w:br/>
-        <w:t xml:space="preserve">Appendices </w:t>
-        <w:br/>
-        <w:t xml:space="preserve"> GitHub: https://github.com/dipen-dra/thesis_final </w:t>
-        <w:br/>
-        <w:t xml:space="preserve">Appendix A: Gantt chart </w:t>
-        <w:br/>
-        <w:t xml:space="preserve"> </w:t>
-        <w:br/>
-        <w:t xml:space="preserve">Figure 37: Gantt chart </w:t>
-        <w:br/>
-        <w:t xml:space="preserve">Appendix B: Risk Analysis </w:t>
-        <w:br/>
-        <w:t xml:space="preserve"> </w:t>
-        <w:br/>
-        <w:t>Figure 38: Risk Analysis</w:t>
+        <w:t>Appendix B: Risk Analysis</w:t>
       </w:r>
     </w:p>
     <w:p>
@@ -4907,26 +4073,17 @@
     </w:p>
     <w:p>
       <w:pPr>
-        <w:spacing w:after="120" w:line="360" w:lineRule="auto"/>
+        <w:keepNext/>
+        <w:spacing w:before="280" w:after="120"/>
       </w:pPr>
       <w:r>
         <w:rPr>
           <w:rFonts w:ascii="Times New Roman" w:hAnsi="Times New Roman"/>
-          <w:sz w:val="24"/>
+          <w:b/>
+          <w:color w:val="475569"/>
+          <w:sz w:val="28"/>
         </w:rPr>
-        <w:t xml:space="preserve">77 </w:t>
-        <w:br/>
-        <w:t xml:space="preserve"> </w:t>
-        <w:br/>
-        <w:t xml:space="preserve"> </w:t>
-        <w:br/>
-        <w:t xml:space="preserve"> </w:t>
-        <w:br/>
-        <w:t xml:space="preserve">Appendix C: SWOT Analysis </w:t>
-        <w:br/>
-        <w:t xml:space="preserve"> </w:t>
-        <w:br/>
-        <w:t>Figure 39: SWOT Analysis</w:t>
+        <w:t>Appendix C: SWOT Analysis</w:t>
       </w:r>
     </w:p>
     <w:p>
@@ -4936,30 +4093,17 @@
     </w:p>
     <w:p>
       <w:pPr>
-        <w:spacing w:after="120" w:line="360" w:lineRule="auto"/>
+        <w:keepNext/>
+        <w:spacing w:before="280" w:after="120"/>
       </w:pPr>
       <w:r>
         <w:rPr>
           <w:rFonts w:ascii="Times New Roman" w:hAnsi="Times New Roman"/>
-          <w:sz w:val="24"/>
+          <w:b/>
+          <w:color w:val="475569"/>
+          <w:sz w:val="28"/>
         </w:rPr>
-        <w:t xml:space="preserve">78 </w:t>
-        <w:br/>
-        <w:t xml:space="preserve"> </w:t>
-        <w:br/>
-        <w:t xml:space="preserve"> </w:t>
-        <w:br/>
-        <w:t xml:space="preserve"> </w:t>
-        <w:br/>
-        <w:t xml:space="preserve">Appendix D: Dashboard Screenshot </w:t>
-        <w:br/>
-        <w:t xml:space="preserve"> </w:t>
-        <w:br/>
-        <w:t xml:space="preserve">Figure 40: Dashboard UI Screen (I) </w:t>
-        <w:br/>
-        <w:t xml:space="preserve"> </w:t>
-        <w:br/>
-        <w:t>Figure 41: Dashboard Screen (II)</w:t>
+        <w:t>Appendix D: Dashboard Screenshot</w:t>
       </w:r>
     </w:p>
     <w:p>
@@ -4969,28 +4113,17 @@
     </w:p>
     <w:p>
       <w:pPr>
-        <w:spacing w:after="120" w:line="360" w:lineRule="auto"/>
+        <w:keepNext/>
+        <w:spacing w:before="280" w:after="120"/>
       </w:pPr>
       <w:r>
         <w:rPr>
           <w:rFonts w:ascii="Times New Roman" w:hAnsi="Times New Roman"/>
-          <w:sz w:val="24"/>
+          <w:b/>
+          <w:color w:val="475569"/>
+          <w:sz w:val="28"/>
         </w:rPr>
-        <w:t xml:space="preserve">79 </w:t>
-        <w:br/>
-        <w:t xml:space="preserve"> </w:t>
-        <w:br/>
-        <w:t xml:space="preserve"> </w:t>
-        <w:br/>
-        <w:t xml:space="preserve"> </w:t>
-        <w:br/>
-        <w:t xml:space="preserve"> </w:t>
-        <w:br/>
-        <w:t xml:space="preserve">Figure 42: Passing Network </w:t>
-        <w:br/>
-        <w:t xml:space="preserve"> </w:t>
-        <w:br/>
-        <w:t>Figure 43: High Value Progression</w:t>
+        <w:t>Appendix E: Code Snippets</w:t>
       </w:r>
     </w:p>
     <w:p>
@@ -5000,339 +4133,17 @@
     </w:p>
     <w:p>
       <w:pPr>
-        <w:spacing w:after="120" w:line="360" w:lineRule="auto"/>
+        <w:keepNext/>
+        <w:spacing w:before="280" w:after="120"/>
       </w:pPr>
       <w:r>
         <w:rPr>
           <w:rFonts w:ascii="Times New Roman" w:hAnsi="Times New Roman"/>
-          <w:sz w:val="24"/>
+          <w:b/>
+          <w:color w:val="475569"/>
+          <w:sz w:val="28"/>
         </w:rPr>
-        <w:t xml:space="preserve">80 </w:t>
-        <w:br/>
-        <w:t xml:space="preserve"> </w:t>
-        <w:br/>
-        <w:t xml:space="preserve"> </w:t>
-        <w:br/>
-        <w:t xml:space="preserve"> </w:t>
-        <w:br/>
-        <w:t xml:space="preserve"> </w:t>
-        <w:br/>
-        <w:t xml:space="preserve">Figure 45: AI Performance Report </w:t>
-        <w:br/>
-        <w:t xml:space="preserve">  </w:t>
-        <w:br/>
-        <w:t>Figure 44: Player Profile Analysis</w:t>
-      </w:r>
-    </w:p>
-    <w:p>
-      <w:r>
-        <w:br w:type="page"/>
-      </w:r>
-    </w:p>
-    <w:p>
-      <w:pPr>
-        <w:spacing w:after="120" w:line="360" w:lineRule="auto"/>
-      </w:pPr>
-      <w:r>
-        <w:rPr>
-          <w:rFonts w:ascii="Times New Roman" w:hAnsi="Times New Roman"/>
-          <w:sz w:val="24"/>
-        </w:rPr>
-        <w:t xml:space="preserve">81 </w:t>
-        <w:br/>
-        <w:t xml:space="preserve"> </w:t>
-        <w:br/>
-        <w:t xml:space="preserve"> </w:t>
-        <w:br/>
-        <w:t xml:space="preserve"> </w:t>
-        <w:br/>
-        <w:t xml:space="preserve">  </w:t>
-        <w:br/>
-        <w:t>Figure 46: Head-to-Head Comparison</w:t>
-      </w:r>
-    </w:p>
-    <w:p>
-      <w:r>
-        <w:br w:type="page"/>
-      </w:r>
-    </w:p>
-    <w:p>
-      <w:pPr>
-        <w:spacing w:after="120" w:line="360" w:lineRule="auto"/>
-      </w:pPr>
-      <w:r>
-        <w:rPr>
-          <w:rFonts w:ascii="Times New Roman" w:hAnsi="Times New Roman"/>
-          <w:sz w:val="24"/>
-        </w:rPr>
-        <w:t xml:space="preserve">82 </w:t>
-        <w:br/>
-        <w:t xml:space="preserve"> </w:t>
-        <w:br/>
-        <w:t xml:space="preserve"> </w:t>
-        <w:br/>
-        <w:t xml:space="preserve"> </w:t>
-        <w:br/>
-        <w:t xml:space="preserve"> </w:t>
-        <w:br/>
-        <w:t>Figure 47: KPI Charts</w:t>
-      </w:r>
-    </w:p>
-    <w:p>
-      <w:r>
-        <w:br w:type="page"/>
-      </w:r>
-    </w:p>
-    <w:p>
-      <w:pPr>
-        <w:spacing w:after="120" w:line="360" w:lineRule="auto"/>
-      </w:pPr>
-      <w:r>
-        <w:rPr>
-          <w:rFonts w:ascii="Times New Roman" w:hAnsi="Times New Roman"/>
-          <w:sz w:val="24"/>
-        </w:rPr>
-        <w:t xml:space="preserve">83 </w:t>
-        <w:br/>
-        <w:t xml:space="preserve"> </w:t>
-        <w:br/>
-        <w:t xml:space="preserve"> </w:t>
-        <w:br/>
-        <w:t xml:space="preserve"> </w:t>
-        <w:br/>
-        <w:t xml:space="preserve">Appendix E: Code Snippets  </w:t>
-        <w:br/>
-        <w:t xml:space="preserve">Figure 50: Radar Charts </w:t>
-        <w:br/>
-        <w:t xml:space="preserve">Figure 49: Analytics Board </w:t>
-        <w:br/>
-        <w:t>Figure 48: Percentile Profile</w:t>
-      </w:r>
-    </w:p>
-    <w:p>
-      <w:r>
-        <w:br w:type="page"/>
-      </w:r>
-    </w:p>
-    <w:p>
-      <w:pPr>
-        <w:spacing w:after="120" w:line="360" w:lineRule="auto"/>
-      </w:pPr>
-      <w:r>
-        <w:rPr>
-          <w:rFonts w:ascii="Times New Roman" w:hAnsi="Times New Roman"/>
-          <w:sz w:val="24"/>
-        </w:rPr>
-        <w:t xml:space="preserve">84 </w:t>
-        <w:br/>
-        <w:t xml:space="preserve"> </w:t>
-        <w:br/>
-        <w:t xml:space="preserve"> </w:t>
-        <w:br/>
-        <w:t xml:space="preserve"> </w:t>
-        <w:br/>
-        <w:t xml:space="preserve">  </w:t>
-        <w:br/>
-        <w:t>Figure 51: XGBoost Classification</w:t>
-      </w:r>
-    </w:p>
-    <w:p>
-      <w:r>
-        <w:br w:type="page"/>
-      </w:r>
-    </w:p>
-    <w:p>
-      <w:pPr>
-        <w:spacing w:after="120" w:line="360" w:lineRule="auto"/>
-      </w:pPr>
-      <w:r>
-        <w:rPr>
-          <w:rFonts w:ascii="Times New Roman" w:hAnsi="Times New Roman"/>
-          <w:sz w:val="24"/>
-        </w:rPr>
-        <w:t xml:space="preserve">85 </w:t>
-        <w:br/>
-        <w:t xml:space="preserve"> </w:t>
-        <w:br/>
-        <w:t xml:space="preserve"> </w:t>
-        <w:br/>
-        <w:t xml:space="preserve"> </w:t>
-        <w:br/>
-        <w:t xml:space="preserve"> </w:t>
-        <w:br/>
-        <w:t xml:space="preserve"> </w:t>
-        <w:br/>
         <w:t>Appendix E: Ethical Forms</w:t>
-      </w:r>
-    </w:p>
-    <w:p>
-      <w:r>
-        <w:br w:type="page"/>
-      </w:r>
-    </w:p>
-    <w:p>
-      <w:pPr>
-        <w:spacing w:after="120" w:line="360" w:lineRule="auto"/>
-      </w:pPr>
-      <w:r>
-        <w:rPr>
-          <w:rFonts w:ascii="Times New Roman" w:hAnsi="Times New Roman"/>
-          <w:sz w:val="24"/>
-        </w:rPr>
-        <w:t>86</w:t>
-      </w:r>
-    </w:p>
-    <w:p>
-      <w:r>
-        <w:br w:type="page"/>
-      </w:r>
-    </w:p>
-    <w:p>
-      <w:pPr>
-        <w:spacing w:after="120" w:line="360" w:lineRule="auto"/>
-      </w:pPr>
-      <w:r>
-        <w:rPr>
-          <w:rFonts w:ascii="Times New Roman" w:hAnsi="Times New Roman"/>
-          <w:sz w:val="24"/>
-        </w:rPr>
-        <w:t>87</w:t>
-      </w:r>
-    </w:p>
-    <w:p>
-      <w:r>
-        <w:br w:type="page"/>
-      </w:r>
-    </w:p>
-    <w:p>
-      <w:pPr>
-        <w:spacing w:after="120" w:line="360" w:lineRule="auto"/>
-      </w:pPr>
-      <w:r>
-        <w:rPr>
-          <w:rFonts w:ascii="Times New Roman" w:hAnsi="Times New Roman"/>
-          <w:sz w:val="24"/>
-        </w:rPr>
-        <w:t>88</w:t>
-      </w:r>
-    </w:p>
-    <w:p>
-      <w:r>
-        <w:br w:type="page"/>
-      </w:r>
-    </w:p>
-    <w:p>
-      <w:pPr>
-        <w:spacing w:after="120" w:line="360" w:lineRule="auto"/>
-      </w:pPr>
-      <w:r>
-        <w:rPr>
-          <w:rFonts w:ascii="Times New Roman" w:hAnsi="Times New Roman"/>
-          <w:sz w:val="24"/>
-        </w:rPr>
-        <w:t>89</w:t>
-      </w:r>
-    </w:p>
-    <w:p>
-      <w:r>
-        <w:br w:type="page"/>
-      </w:r>
-    </w:p>
-    <w:p>
-      <w:pPr>
-        <w:spacing w:after="120" w:line="360" w:lineRule="auto"/>
-      </w:pPr>
-      <w:r>
-        <w:rPr>
-          <w:rFonts w:ascii="Times New Roman" w:hAnsi="Times New Roman"/>
-          <w:sz w:val="24"/>
-        </w:rPr>
-        <w:t>90</w:t>
-      </w:r>
-    </w:p>
-    <w:p>
-      <w:r>
-        <w:br w:type="page"/>
-      </w:r>
-    </w:p>
-    <w:p>
-      <w:pPr>
-        <w:spacing w:after="120" w:line="360" w:lineRule="auto"/>
-      </w:pPr>
-      <w:r>
-        <w:rPr>
-          <w:rFonts w:ascii="Times New Roman" w:hAnsi="Times New Roman"/>
-          <w:sz w:val="24"/>
-        </w:rPr>
-        <w:t>91</w:t>
-      </w:r>
-    </w:p>
-    <w:p>
-      <w:r>
-        <w:br w:type="page"/>
-      </w:r>
-    </w:p>
-    <w:p>
-      <w:pPr>
-        <w:spacing w:after="120" w:line="360" w:lineRule="auto"/>
-      </w:pPr>
-      <w:r>
-        <w:rPr>
-          <w:rFonts w:ascii="Times New Roman" w:hAnsi="Times New Roman"/>
-          <w:sz w:val="24"/>
-        </w:rPr>
-        <w:t>92</w:t>
-      </w:r>
-    </w:p>
-    <w:p>
-      <w:r>
-        <w:br w:type="page"/>
-      </w:r>
-    </w:p>
-    <w:p>
-      <w:pPr>
-        <w:spacing w:after="120" w:line="360" w:lineRule="auto"/>
-      </w:pPr>
-      <w:r>
-        <w:rPr>
-          <w:rFonts w:ascii="Times New Roman" w:hAnsi="Times New Roman"/>
-          <w:sz w:val="24"/>
-        </w:rPr>
-        <w:t>93</w:t>
-      </w:r>
-    </w:p>
-    <w:p>
-      <w:r>
-        <w:br w:type="page"/>
-      </w:r>
-    </w:p>
-    <w:p>
-      <w:pPr>
-        <w:spacing w:after="120" w:line="360" w:lineRule="auto"/>
-      </w:pPr>
-      <w:r>
-        <w:rPr>
-          <w:rFonts w:ascii="Times New Roman" w:hAnsi="Times New Roman"/>
-          <w:sz w:val="24"/>
-        </w:rPr>
-        <w:t>94</w:t>
-      </w:r>
-    </w:p>
-    <w:p>
-      <w:r>
-        <w:br w:type="page"/>
-      </w:r>
-    </w:p>
-    <w:p>
-      <w:pPr>
-        <w:spacing w:after="120" w:line="360" w:lineRule="auto"/>
-      </w:pPr>
-      <w:r>
-        <w:rPr>
-          <w:rFonts w:ascii="Times New Roman" w:hAnsi="Times New Roman"/>
-          <w:sz w:val="24"/>
-        </w:rPr>
-        <w:t>95</w:t>
       </w:r>
     </w:p>
     <w:p>

--- a/thesis_230330.docx
+++ b/thesis_230330.docx
@@ -142,11 +142,11 @@
         <w:br/>
         <w:t xml:space="preserve">for elite football performance analysis. Using a case study of Premier League clubs free-kick kicker Direct Free-Kick kicker, the </w:t>
         <w:br/>
-        <w:t xml:space="preserve">study focuses on how shooting coordinate distributions, role demands, and match context shape shooting and wall coordination </w:t>
+        <w:t xml:space="preserve">study focuses on how shooting coordinate distributions, tactical variables, and match context shape shooting and wall coordination </w:t>
         <w:br/>
         <w:t xml:space="preserve">involvement. The research designs an end -to-end pipeline covering data cleaning, pitch </w:t>
         <w:br/>
-        <w:t xml:space="preserve">normalization, temporal segmentation, and intensity estimation via goalkeeper angular positioning and </w:t>
+        <w:t xml:space="preserve">normalization, temporal segmentation, and intensity estimation via Goalkeeper Angular Positioning and </w:t>
         <w:br/>
         <w:t xml:space="preserve">grid-based aggregation. Machine learning methods, including K -Means clustering and similarity </w:t>
         <w:br/>
@@ -212,9 +212,9 @@
         <w:br/>
         <w:t xml:space="preserve">Problem Context and Motivation .................................................................................................. 16 </w:t>
         <w:br/>
-        <w:t xml:space="preserve">Economic Theories and Behavioral Biases in Midfield Playmaking and Spatial Intelligence ..... 18 </w:t>
-        <w:br/>
-        <w:t xml:space="preserve">Role of Data and Machine Learning in Quantifying Spatial Intelligence .................................... 21 </w:t>
+        <w:t xml:space="preserve">Economic Theories and Behavioral Biases in direct free-kick decline and tactical defensive setups ..... 18 </w:t>
+        <w:br/>
+        <w:t xml:space="preserve">Role of Data and Machine Learning in Quantifying positional set-piece threat .................................... 21 </w:t>
         <w:br/>
         <w:t xml:space="preserve">Research Aim ................................................................................................................................ 23 </w:t>
         <w:br/>
@@ -294,7 +294,7 @@
         <w:br/>
         <w:t xml:space="preserve">How can a specialized analytics dashboard be designed and developed using machine learning </w:t>
         <w:br/>
-        <w:t xml:space="preserve">(XGBoost Classification) and advanced statistical models (Expected Goals, Percentile Ranking) </w:t>
+        <w:t xml:space="preserve">(XGBoost classification) and advanced statistical models (Expected Goals, Percentile Ranking) </w:t>
         <w:br/>
         <w:t xml:space="preserve">to provide a deep, contextual, and evaluative analysis of an elite free-kick kicker’s match-by-match </w:t>
         <w:br/>
@@ -352,7 +352,7 @@
         <w:br/>
         <w:t xml:space="preserve">evaluation. Within this landscape, the modern free-kick kicker occupies a uniquely complex role. Rather </w:t>
         <w:br/>
-        <w:t xml:space="preserve">than operating within fixed positional labels, elite interiors and system -oriented set-piece specialists are </w:t>
+        <w:t xml:space="preserve">than operating within fixed tactical configurations, elite interiors and system -oriented set-piece specialists are </w:t>
         <w:br/>
         <w:t xml:space="preserve">defined by how they manage space, progress possession, and regulate the rhythm of play. Their </w:t>
         <w:br/>
@@ -382,7 +382,7 @@
         <w:br/>
         <w:t xml:space="preserve">dashboard focused on the quantification of positional set-piece threat. Using Premier League clubs’s Pedro </w:t>
         <w:br/>
-        <w:t xml:space="preserve">González López (Direct Free-Kick kicker) as the primary case study for the 2024–25 season, the study moves beyond </w:t>
+        <w:t xml:space="preserve">Direct Free-Kick kicker (Direct Free-Kick kicker) as the primary case study for the 2024–25 season, the study moves beyond </w:t>
         <w:br/>
         <w:t xml:space="preserve">descriptive reporting to generate a contextual account of on -pitch behavior. The system is </w:t>
         <w:br/>
@@ -419,7 +419,7 @@
         <w:br/>
         <w:t xml:space="preserve">Expected Goals, to estimate how actions change attacking potent ial across the pitch, and applies </w:t>
         <w:br/>
-        <w:t xml:space="preserve">supervised machine learning through XGBoost classification to detect role behavior from coordinate -based </w:t>
+        <w:t xml:space="preserve">supervised machine learning through XGBoost classification to detect expected goals behavior from coordinate -based </w:t>
         <w:br/>
         <w:t xml:space="preserve">evidence rather than nominal position labels. This combination enables evaluation not only of what </w:t>
         <w:br/>
@@ -517,7 +517,7 @@
         <w:br/>
         <w:t xml:space="preserve">coordinates and actions into interpretable tactical concepts such as spatial control, threat </w:t>
         <w:br/>
-        <w:t xml:space="preserve">generation, and role behavior (Lucey, 2014). </w:t>
+        <w:t xml:space="preserve">generation, and expected goals behavior (Lucey, 2014). </w:t>
         <w:br/>
         <w:t xml:space="preserve"> </w:t>
         <w:br/>
@@ -560,7 +560,7 @@
           <w:rFonts w:ascii="Times New Roman" w:hAnsi="Times New Roman"/>
           <w:sz w:val="24"/>
         </w:rPr>
-        <w:t xml:space="preserve">Economic Theories and Behavioral Biases in Midfield Playmaking and Spatial Intelligence </w:t>
+        <w:t xml:space="preserve">Economic Theories and Behavioral Biases in direct free-kick decline and tactical defensive setups </w:t>
         <w:br/>
         <w:t xml:space="preserve">Modern direct free-kick play, particularly for interior set-piece specialists such as Direct Free-Kick kicker, can be interpreted </w:t>
         <w:br/>
@@ -705,7 +705,7 @@
           <w:rFonts w:ascii="Times New Roman" w:hAnsi="Times New Roman"/>
           <w:sz w:val="24"/>
         </w:rPr>
-        <w:t xml:space="preserve">Role of Data and Machine Learning in Quantifying Spatial Intelligence </w:t>
+        <w:t xml:space="preserve">Role of Data and Machine Learning in Quantifying positional set-piece threat </w:t>
         <w:br/>
         <w:t xml:space="preserve">Data and machine learning have transformed the analysis of direct free-kick play by providing objective </w:t>
         <w:br/>
@@ -851,7 +851,7 @@
         <w:br/>
         <w:t xml:space="preserve">• To explore and understand the spatial dynamics of a free-kick kicker’s on -ball actions, including </w:t>
         <w:br/>
-        <w:t xml:space="preserve">zone occupation, positional tendencies, and movement patterns across multiple matches in FC </w:t>
+        <w:t xml:space="preserve">zone occupation, tactical features, and movement patterns across multiple matches in FC </w:t>
         <w:br/>
         <w:t xml:space="preserve">Premier League clubs’s English Premier League 2024–25 season. </w:t>
         <w:br/>
@@ -902,11 +902,11 @@
         <w:br/>
         <w:t xml:space="preserve">intangible or purely qualitative. While prior work has largely focused on shooting execution end-product value </w:t>
         <w:br/>
-        <w:t xml:space="preserve">such as expected goals and expected assists, this study integrates expected goals with unsupervised </w:t>
+        <w:t xml:space="preserve">such as expected goals and expected assists, this study integrates Expected Goals with unsupervised </w:t>
         <w:br/>
         <w:t xml:space="preserve">machine learning to evaluate how players influence the game through positioning and spatial </w:t>
         <w:br/>
-        <w:t xml:space="preserve">decision-making. By combining expected goals with XGBoost classification, tactical roles are derived </w:t>
+        <w:t xml:space="preserve">decision-making. By combining Expected Goals with XGBoost classification, tactical roles are derived </w:t>
         <w:br/>
         <w:t xml:space="preserve">from observed coordinate patterns rather than subjective labels or nominal positions. This produces </w:t>
         <w:br/>
@@ -928,7 +928,7 @@
         <w:br/>
         <w:t xml:space="preserve">analytical rigor with real-world usability. The dashboard operationalizes advanced outputs such as </w:t>
         <w:br/>
-        <w:t>percentile-based player profiling and expected goals flow visualizations, enabling coaches, scouts,</w:t>
+        <w:t>percentile-based player profiling and Expected Goals flow visualizations, enabling coaches, scouts,</w:t>
       </w:r>
     </w:p>
     <w:p>
@@ -961,7 +961,7 @@
         <w:br/>
         <w:t xml:space="preserve">subjective distortion. Tactical claims such as “the free-kick kicker dictated tempo” can be evaluated </w:t>
         <w:br/>
-        <w:t xml:space="preserve">against measurable indicators, for example low expected goals volatility alongside elite </w:t>
+        <w:t xml:space="preserve">against measurable indicators, for example low Expected Goals volatility alongside elite </w:t>
         <w:br/>
         <w:t xml:space="preserve">progressive volume, providing a  structured basis for justification. This reduces reliance on </w:t>
         <w:br/>
@@ -1083,7 +1083,7 @@
         <w:br/>
         <w:t xml:space="preserve">applied to a practical, high -interest domain to answer concrete questions about performance and </w:t>
         <w:br/>
-        <w:t xml:space="preserve">role behavior. By translating complex outputs into intuitive visual forms, the study also addresses </w:t>
+        <w:t xml:space="preserve">expected goals behavior. By translating complex outputs into intuitive visual forms, the study also addresses </w:t>
         <w:br/>
         <w:t xml:space="preserve">a common “last mile” problem  in analytics: converting quantitative results into insights that are </w:t>
         <w:br/>
@@ -1497,7 +1497,7 @@
         </w:rPr>
         <w:t xml:space="preserve">Literature Review  </w:t>
         <w:br/>
-        <w:t xml:space="preserve">Advanced Possession Value Models: Beyond Expected Goals </w:t>
+        <w:t xml:space="preserve">Advanced expected goals probability Models: Beyond Expected Goals </w:t>
         <w:br/>
         <w:t xml:space="preserve">The introduction of Expected Goals (xG) marked a major advance in evaluating shooting quality, </w:t>
         <w:br/>
@@ -2991,7 +2991,7 @@
         <w:br/>
         <w:t xml:space="preserve">How can a specialized analytics dashboard be designed and developed using machine </w:t>
         <w:br/>
-        <w:t xml:space="preserve">learning (XGBoost Classification) and advanced statistical models (Expected Goals, </w:t>
+        <w:t xml:space="preserve">learning (XGBoost classification) and advanced statistical models (Expected Goals, </w:t>
         <w:br/>
         <w:t xml:space="preserve">Percentile Ranking) to provide a deep, contextual, and evaluative analysis of an elite </w:t>
         <w:br/>
@@ -3114,13 +3114,13 @@
         <w:br/>
         <w:t xml:space="preserve">space conn ection, or final -third creation. Second, initialization strategy significantly affects </w:t>
         <w:br/>
-        <w:t xml:space="preserve">stability. Using xgboost++ improves robustness by spreading initial centroids, reducing sensitivity </w:t>
+        <w:t xml:space="preserve">stability. Using XGBoost++ improves robustness by spreading initial centroids, reducing sensitivity </w:t>
         <w:br/>
         <w:t xml:space="preserve">to poor random starts and producing more repeatable outputs. Third, clustering reliability depends </w:t>
         <w:br/>
         <w:t xml:space="preserve">on action volume. Matches where a player has few touches generate unstable centroids and less </w:t>
         <w:br/>
-        <w:t xml:space="preserve">reliable role inference, so the dashboard flags low-sample matches and frames resulting role labels </w:t>
+        <w:t xml:space="preserve">reliable role inference, so the dashboard flags low-sample matches and frames resulting tactical inputs </w:t>
         <w:br/>
         <w:t xml:space="preserve">as lower confidence rather than definitive. </w:t>
         <w:br/>
@@ -3288,13 +3288,13 @@
         <w:br/>
         <w:t xml:space="preserve">and minimizes Euclidean variance, which can oversimplify fluid tactical roles that shift between </w:t>
         <w:br/>
-        <w:t xml:space="preserve">phases. Role labels are therefore presented as approximations supported by centroid evidence </w:t>
+        <w:t xml:space="preserve">phases. tactical inputs are therefore presented as approximations supported by centroid evidence </w:t>
         <w:br/>
         <w:t xml:space="preserve">rather than ground truth. </w:t>
         <w:br/>
         <w:t xml:space="preserve">Third, interpretability and communication risks were found to be ethically significant. A major risk </w:t>
         <w:br/>
-        <w:t xml:space="preserve">is reductive interpretation, where viewers treat percentiles or role labels as definitive judgements. </w:t>
+        <w:t xml:space="preserve">is reductive interpretation, where viewers treat percentiles or tactical inputs as definitive judgements. </w:t>
         <w:br/>
         <w:t xml:space="preserve">This risk increases in public discourse, where simpli fied visuals can encourage “receipt culture” </w:t>
         <w:br/>
@@ -3439,7 +3439,7 @@
         <w:br/>
         <w:t xml:space="preserve">contributions such as pressing angles, positional discipline, and space creation may all be decisive </w:t>
         <w:br/>
-        <w:t xml:space="preserve">but remain partially or entirely unmeasured. As a result, presenting percentile scores, role labels, </w:t>
+        <w:t xml:space="preserve">but remain partially or entirely unmeasured. As a result, presenting percentile scores, tactical inputs, </w:t>
         <w:br/>
         <w:t xml:space="preserve">or AI-generated summaries without explicit contextual framing risks reducing a multidimensional </w:t>
         <w:br/>
@@ -3709,7 +3709,7 @@
         <w:br/>
         <w:t xml:space="preserve">Science, V ol. 8180). Springer. https://doi.org/10.1007/978-3-642-37583-5 </w:t>
         <w:br/>
-        <w:t xml:space="preserve">Arthur, D., &amp; Vassilvitskii, S. (2007). xgboost++: The advantages of careful seeding. In </w:t>
+        <w:t xml:space="preserve">Arthur, D., &amp; Vassilvitskii, S. (2007). XGBoost++: The advantages of careful seeding. In </w:t>
         <w:br/>
         <w:t xml:space="preserve">Proceedings of the 18th ACM-SIAM Symposium on Discrete Algorithms (pp. 1027–1035). ACM. </w:t>
         <w:br/>
@@ -3844,7 +3844,7 @@
         <w:br/>
         <w:t xml:space="preserve">(2nd ed.). Springer. Retrieved from https://www.statlearning.com/ </w:t>
         <w:br/>
-        <w:t xml:space="preserve">Karun Singh, K. (2019). Introducing expected goals (xG). Karun.in blog. </w:t>
+        <w:t xml:space="preserve">Karun Singh, K. (2019). Introducing Expected Goals (xG). Karun.in blog. </w:t>
         <w:br/>
         <w:t>https://karun.in/blog/expected-threat.html</w:t>
       </w:r>

--- a/thesis_230330.docx
+++ b/thesis_230330.docx
@@ -140,7 +140,7 @@
         <w:br/>
         <w:t xml:space="preserve">This thesis investigates the use of artificial intelligence to produce reliable, interpretable heatmaps </w:t>
         <w:br/>
-        <w:t xml:space="preserve">for elite football performance analysis. Using a case study of Premier League clubs free-kick kicker Direct Free-Kick kicker, the </w:t>
+        <w:t xml:space="preserve">for elite football performance analysis. Using a case study of Premier League clubs free-kick kicker direct free-kick kicker, the </w:t>
         <w:br/>
         <w:t xml:space="preserve">study focuses on how shooting coordinate distributions, tactical variables, and match context shape shooting and wall coordination </w:t>
         <w:br/>
@@ -154,7 +154,7 @@
         <w:br/>
         <w:t xml:space="preserve">performance indicators (KPIs) like progressive actions and chance creation. Findings reveal that </w:t>
         <w:br/>
-        <w:t xml:space="preserve">Direct Free-Kick kicker’s highest-intensity zones consistently align with central and left half-space corridors, shifting </w:t>
+        <w:t xml:space="preserve">direct free-kick kicker's highest-intensity zones consistently align with central and left half-space corridors, shifting </w:t>
         <w:br/>
         <w:t xml:space="preserve">significantly in response to game states such as high -press scenarios. Overall, the study </w:t>
         <w:br/>
@@ -234,18 +234,103 @@
         <w:br/>
         <w:t xml:space="preserve">Literature Review.......................................................................................................................... 34 </w:t>
         <w:br/>
-        <w:t xml:space="preserve">Case Study: Premier League clubs and the Shift to Data-Driven Methodologies ..................................... 38 </w:t>
-        <w:br/>
-        <w:t xml:space="preserve">Introduction ............................................................................................................................... 38 </w:t>
-        <w:br/>
-        <w:t xml:space="preserve">Integration of System ................................................................................................................ 39 </w:t>
-        <w:br/>
-        <w:t xml:space="preserve">Ethical Issues Related to Premier League clubs’s Predictive Approach ..................................................... 41 </w:t>
-        <w:br/>
-        <w:t xml:space="preserve">Reasons for Success and Limitations of the Model .................................................................. 42 </w:t>
-        <w:br/>
-        <w:t xml:space="preserve">Conclusion ................................................................................................................................ 45 </w:t>
-        <w:br/>
+        <w:t>Case Study: Brentford FC, FC Midtjylland, and the Set-Piece Analytics Revolution</w:t>
+        <w:br/>
+        <w:t>Introduction</w:t>
+        <w:br/>
+        <w:t>Brentford FC and FC Midtjylland represent the most compelling case studies for examining the broader adoption of data analytics in set-piece design. For many years, set-piece success was widely explained through an intuitive, almost random approach to the game. However, as sport has become more physically demanding and tactically complex, elite clubs have increasingly recognized the need to supplement traditional coaching with objective, data-informed set-piece analysis. This shift should be understood as a gradual adaptation to modern performance environments, where analytics supports decision-making across tactical set-piece preparation, wall count optimization, and shooting accuracy.</w:t>
+      </w:r>
+    </w:p>
+    <w:p>
+      <w:pPr>
+        <w:spacing w:after="120" w:line="360" w:lineRule="auto"/>
+      </w:pPr>
+      <w:r>
+        <w:rPr>
+          <w:rFonts w:ascii="Times New Roman" w:hAnsi="Times New Roman"/>
+          <w:sz w:val="24"/>
+        </w:rPr>
+        <w:t>In this context, analytics does not replace the club’s identity but helps formalize and evaluate it. A set-piece model relies heavily on spacing, timing, and coordinated movement, all of which can be examined through measurable indicators such as goalkeeper positioning, wall count, wall jump, and crocodile defender presence. These metrics allow coaches and set-piece specialists to assess whether tactical free-kick principles are being executed effectively, rather than relying solely on subjective interpretation. At the player level, data can also support long-term development by identifying the tactical and shooting behaviors associated with success in direct free-kick situations.</w:t>
+      </w:r>
+    </w:p>
+    <w:p>
+      <w:pPr>
+        <w:spacing w:after="120" w:line="360" w:lineRule="auto"/>
+      </w:pPr>
+      <w:r>
+        <w:rPr>
+          <w:rFonts w:ascii="Times New Roman" w:hAnsi="Times New Roman"/>
+          <w:sz w:val="24"/>
+        </w:rPr>
+        <w:t>Integration of System</w:t>
+        <w:br/>
+        <w:t>The analytical approach is most accurately described as supportive rather than substitutive. Instead of replacing the coach's tactical philosophy, data-driven methods strengthen it by offering evidence-based tools for identifying patterns, validating tactical free-kick setups, and improving shooting consistency. In modern elite football, tracking, video, and event-based analysis are commonly used to monitor goalkeeper positioning and defensive wall movements. Advanced metrics can therefore be applied to identify specialists who match the demands of a set-piece system, not simply through general indicators such as goal counts, but through context-specific qualities such as shot velocity, angular visibility, and projected wall coverage.</w:t>
+      </w:r>
+    </w:p>
+    <w:p>
+      <w:pPr>
+        <w:spacing w:after="120" w:line="360" w:lineRule="auto"/>
+      </w:pPr>
+      <w:r>
+        <w:rPr>
+          <w:rFonts w:ascii="Times New Roman" w:hAnsi="Times New Roman"/>
+          <w:sz w:val="24"/>
+        </w:rPr>
+        <w:t>Ethical Issues Related to Predictive Set-Piece Systems</w:t>
+        <w:br/>
+        <w:t>Despite its potential benefits, the integration of analytics in elite football raises significant ethical concerns. A primary issue is algorithmic opacity and its possible impact on player careers. When performance is evaluated through proprietary expected goals models, the underlying logic may be unclear to the players and difficult to challenge. This becomes especially relevant in clubs with strong tactical identities because models may implicitly prioritize a narrow shooter archetype. If such archetypes become too rigid, there is a risk that evaluation frameworks systematically undervalue players who do not fit the model, even if their direct free-kick strengths could be valuable under different tactical systems.</w:t>
+      </w:r>
+    </w:p>
+    <w:p>
+      <w:pPr>
+        <w:spacing w:after="120" w:line="360" w:lineRule="auto"/>
+      </w:pPr>
+      <w:r>
+        <w:rPr>
+          <w:rFonts w:ascii="Times New Roman" w:hAnsi="Times New Roman"/>
+          <w:sz w:val="24"/>
+        </w:rPr>
+        <w:t>A second ethical concern is reductionism. Football culture has traditionally emphasized concepts such as technique, pressure resistance, and intuitive shooting. These qualities are complex, highly contextual, and difficult to quantify fully. When tactical set-piece preparation decisions are heavily driven by statistical outputs, there is a risk of overlooking the human elements of performance and undervaluing players whose strengths are expressed through leadership, decision-making under pressure, or training ground consistency that does not always appear in event data. In such cases, analytics can unintentionally narrow the definition of "value" to what is measurable rather than what is tactically meaningful.</w:t>
+      </w:r>
+    </w:p>
+    <w:p>
+      <w:pPr>
+        <w:spacing w:after="120" w:line="360" w:lineRule="auto"/>
+      </w:pPr>
+      <w:r>
+        <w:rPr>
+          <w:rFonts w:ascii="Times New Roman" w:hAnsi="Times New Roman"/>
+          <w:sz w:val="24"/>
+        </w:rPr>
+        <w:t>A third ethical issue relates to data ownership, governance, and consent, particularly in performance tracking contexts. Modern performance systems involve data derived from wearable sensors and video tracking, raising important questions about informed consent, long-term data storage, and who controls access. Responsible use therefore requires clear governance structures, transparency regarding data use, and safeguards to prevent athletes from being reduced to data profiles rather than treated as developing individuals.</w:t>
+      </w:r>
+    </w:p>
+    <w:p>
+      <w:pPr>
+        <w:spacing w:after="120" w:line="360" w:lineRule="auto"/>
+      </w:pPr>
+      <w:r>
+        <w:rPr>
+          <w:rFonts w:ascii="Times New Roman" w:hAnsi="Times New Roman"/>
+          <w:sz w:val="24"/>
+        </w:rPr>
+        <w:t>Reasons for Success and Limitations of the Model</w:t>
+        <w:br/>
+        <w:t>Brentford's and Midtjylland's set-piece analytics model demonstrates how gridded spatial tracking can optimize shooting routines. Goalkeeper positioning and defensive wall setups produce spatial coordinates whose expected goals (xG) threat depends on both distance and angle. Machine learning models are effective because they exploit these spatial relationships to predict goal probability. Visual analytics help translate these coordinates into intuitive heatmap visualizations. This approach addresses the HCI challenge of making advanced analytics accessible to coaching staff, ensuring that model outputs can be explored, questioned, and contextualized rather than accepted as opaque numerical scores.</w:t>
+      </w:r>
+    </w:p>
+    <w:p>
+      <w:pPr>
+        <w:keepNext/>
+        <w:spacing w:before="360" w:after="160"/>
+      </w:pPr>
+      <w:r>
+        <w:rPr>
+          <w:rFonts w:ascii="Times New Roman" w:hAnsi="Times New Roman"/>
+          <w:b/>
+          <w:color w:val="1E3A8A"/>
+          <w:sz w:val="36"/>
+        </w:rPr>
         <w:t xml:space="preserve">Case Study: Heatmaps Visualization in Meteorological Weather Forecasting ............................. 46 </w:t>
         <w:br/>
         <w:t xml:space="preserve">Introduction ............................................................................................................................... 46 </w:t>
@@ -380,9 +465,7 @@
         <w:br/>
         <w:t xml:space="preserve">This thesis responds to that gap through the design and development of an AI -powered analytics </w:t>
         <w:br/>
-        <w:t xml:space="preserve">dashboard focused on the quantification of positional set-piece threat. Using Premier League clubs’s Pedro </w:t>
-        <w:br/>
-        <w:t xml:space="preserve">Direct Free-Kick kicker (Direct Free-Kick kicker) as the primary case study for the 2024–25 season, the study moves beyond </w:t>
+        <w:t xml:space="preserve">dashboard focused on the quantification of positional set-piece threat. Using Premier League clubs’s direct free-kick specialists as the primary case study for the 2024–25 season, the study moves beyond </w:t>
         <w:br/>
         <w:t xml:space="preserve">descriptive reporting to generate a contextual account of on -pitch behavior. The system is </w:t>
         <w:br/>
@@ -466,7 +549,7 @@
         <w:br/>
         <w:t xml:space="preserve">contributions that are structural, preparato ry, and distributed across phases of play. For modern </w:t>
         <w:br/>
-        <w:t xml:space="preserve">interior free-kick kickers such as Direct Free-Kick kicker, whose influence is expressed through tempo control (la pausa), </w:t>
+        <w:t xml:space="preserve">interior free-kick kickers such as direct free-kick kicker, whose influence is expressed through tempo control (la pausa), </w:t>
         <w:br/>
         <w:t xml:space="preserve">progression through congested zones, and the manipulation of defensive shape to create advantage </w:t>
         <w:br/>
@@ -562,7 +645,7 @@
         </w:rPr>
         <w:t xml:space="preserve">Economic Theories and Behavioral Biases in direct free-kick decline and tactical defensive setups </w:t>
         <w:br/>
-        <w:t xml:space="preserve">Modern direct free-kick play, particularly for interior set-piece specialists such as Direct Free-Kick kicker, can be interpreted </w:t>
+        <w:t xml:space="preserve">Modern direct free-kick play, particularly for interior set-piece specialists such as direct free-kick kicker, can be interpreted </w:t>
         <w:br/>
         <w:t xml:space="preserve">through the combined lens of economic decision theory and behavioral science. At an elite level, </w:t>
         <w:br/>
@@ -851,9 +934,7 @@
         <w:br/>
         <w:t xml:space="preserve">• To explore and understand the spatial dynamics of a free-kick kicker’s on -ball actions, including </w:t>
         <w:br/>
-        <w:t xml:space="preserve">zone occupation, tactical features, and movement patterns across multiple matches in FC </w:t>
-        <w:br/>
-        <w:t xml:space="preserve">Premier League clubs’s English Premier League 2024–25 season. </w:t>
+        <w:t xml:space="preserve">zone occupation, tactical features, and movement patterns across multiple matches in Premier League clubs’s English Premier League 2024–25 season. </w:t>
         <w:br/>
         <w:t xml:space="preserve">• To study and evaluate the effectiveness of clustering algorithms and modern spatial metrics in </w:t>
         <w:br/>
@@ -1012,9 +1093,9 @@
         <w:br/>
         <w:t xml:space="preserve"> </w:t>
         <w:br/>
-        <w:t xml:space="preserve">A core justification lies in the deliberate selection of Direct Free-Kick kicker as the case study. Widely recognized </w:t>
-        <w:br/>
-        <w:t xml:space="preserve">for spatial awareness, press resistance, and tempo control (la pausa), Direct Free-Kick kicker exemplifies the type of </w:t>
+        <w:t xml:space="preserve">A core justification lies in the deliberate selection of direct free-kick kicker as the case study. Widely recognized </w:t>
+        <w:br/>
+        <w:t xml:space="preserve">for spatial awareness, press resistance, and tempo control (la pausa), direct free-kick kicker exemplifies the type of </w:t>
         <w:br/>
         <w:t xml:space="preserve">player whose value is not reliably captured through counting metrics. His profile provides an ideal </w:t>
         <w:br/>

--- a/thesis_230330.docx
+++ b/thesis_230330.docx
@@ -98,25 +98,21 @@
           <w:color w:val="1E3A8A"/>
           <w:sz w:val="36"/>
         </w:rPr>
-        <w:t xml:space="preserve">Acknowledgement </w:t>
-        <w:br/>
-        <w:t xml:space="preserve">I extend my deepest thanks to my supervisor, Manoj Shrestha, for his unwavering mentorship, </w:t>
-        <w:br/>
-        <w:t xml:space="preserve">insightful critiques, and scholarly assistance during the entire process of this thesis. His expertise </w:t>
-        <w:br/>
-        <w:t xml:space="preserve">and motivation were essential in refining the scope, substance, and quality of this investigation. I </w:t>
-        <w:br/>
-        <w:t xml:space="preserve">am also thankful to  Softwarica College of IT and E -Commerce, in partnership with Coventry </w:t>
-        <w:br/>
-        <w:t xml:space="preserve">University, for fostering the educational setting, tools, and backing required to carry out this </w:t>
-        <w:br/>
-        <w:t xml:space="preserve">project. My gratitude goes out to the instructors and fellow students who contributed id eas, </w:t>
-        <w:br/>
-        <w:t xml:space="preserve">engaged in conversations, and provided inspiration throughout the research and drafting stages. </w:t>
-        <w:br/>
-        <w:t xml:space="preserve">Lastly, I appreciate the ongoing support, understanding, and encouragement from my family and </w:t>
-        <w:br/>
-        <w:t>friends, which were instrumental in helping me achieve this milestone.</w:t>
+        <w:t>Acknowledgement</w:t>
+        <w:br/>
+        <w:t>I would like to express my deepest gratitude to my supervisor, Manoj Shrestha, for his invaluable guidance, support, and feedback throughout this research. His expertise in data analytics and set-piece analysis helped shape the direction of this project.</w:t>
+      </w:r>
+    </w:p>
+    <w:p>
+      <w:pPr>
+        <w:spacing w:after="120" w:line="360" w:lineRule="auto"/>
+      </w:pPr>
+      <w:r>
+        <w:rPr>
+          <w:rFonts w:ascii="Times New Roman" w:hAnsi="Times New Roman"/>
+          <w:sz w:val="24"/>
+        </w:rPr>
+        <w:t>I am also thankful to Softwarica College of IT and E-Commerce, and Coventry University, for providing the academic environment and resources necessary to complete this dissertation. Finally, I would like to thank my family and friends for their continuous encouragement and support.</w:t>
       </w:r>
     </w:p>
     <w:p>
@@ -136,31 +132,9 @@
           <w:color w:val="1E3A8A"/>
           <w:sz w:val="36"/>
         </w:rPr>
-        <w:t xml:space="preserve">Abstract </w:t>
-        <w:br/>
-        <w:t xml:space="preserve">This thesis investigates the use of artificial intelligence to produce reliable, interpretable heatmaps </w:t>
-        <w:br/>
-        <w:t xml:space="preserve">for elite football performance analysis. Using a case study of Premier League clubs free-kick kicker direct free-kick kicker, the </w:t>
-        <w:br/>
-        <w:t xml:space="preserve">study focuses on how shooting coordinate distributions, tactical variables, and match context shape shooting and wall coordination </w:t>
-        <w:br/>
-        <w:t xml:space="preserve">involvement. The research designs an end -to-end pipeline covering data cleaning, pitch </w:t>
-        <w:br/>
-        <w:t xml:space="preserve">normalization, temporal segmentation, and intensity estimation via Goalkeeper Angular Positioning and </w:t>
-        <w:br/>
-        <w:t xml:space="preserve">grid-based aggregation. Machine learning methods, including K -Means clustering and similarity </w:t>
-        <w:br/>
-        <w:t xml:space="preserve">metrics, are applied to identify recurring movement profiles and link spatial signatures with key </w:t>
-        <w:br/>
-        <w:t xml:space="preserve">performance indicators (KPIs) like progressive actions and chance creation. Findings reveal that </w:t>
-        <w:br/>
-        <w:t xml:space="preserve">direct free-kick kicker's highest-intensity zones consistently align with central and left half-space corridors, shifting </w:t>
-        <w:br/>
-        <w:t xml:space="preserve">significantly in response to game states such as high -press scenarios. Overall, the study </w:t>
-        <w:br/>
-        <w:t xml:space="preserve">demonstrates that AI -powered spatial analysis offers prac tical value for set-piece coaching and tactical </w:t>
-        <w:br/>
-        <w:t>planning, while acknowledging current limitations in dataset generalizability.</w:t>
+        <w:t>Abstract</w:t>
+        <w:br/>
+        <w:t>This thesis investigates the systematic decline of direct free-kick goals in the English Premier League over the past decade (2014–2024) using a data-driven framework and machine learning. Focusing on how goalkeeper positioning, defensive wall setups (such as wall count, wall jump, and crocodile defenders), and shooting techniques influence shot outcomes, the study evaluates a dataset of 3,657 direct free-kick attempts. The research designs an end-to-end pipeline covering data cleaning, coordinate normalization, spatial visualization (heatmaps and shot target areas), and shot-by-shot probability estimation using an XGBoost classifier optimized for class imbalance. Machine learning explanations are derived using SHAP values to explain how each feature shapes the expected goals (xG) probability. Findings reveal that defensive adaptations—specifically goalkeeper angular positioning and the introduction of jumping walls and crocodile defenders—have significantly suppressed direct free-kick threat, leading to a system-wide decline in direct free-kick goals. Overall, the study demonstrates that AI-powered set-piece analytics offer practical value for coaching staff and tactical defense planning, while validating the models using Welch's T-Test and Chi-Square statistical validation.</w:t>
       </w:r>
     </w:p>
     <w:p>
@@ -200,40 +174,6 @@
           <w:color w:val="1E3A8A"/>
           <w:sz w:val="36"/>
         </w:rPr>
-        <w:t xml:space="preserve">Concept Page .................................................................................................................................. 2 </w:t>
-        <w:br/>
-        <w:t xml:space="preserve">Acknowledgement .......................................................................................................................... 7 </w:t>
-        <w:br/>
-        <w:t xml:space="preserve">Abstract ........................................................................................................................................... 8 </w:t>
-        <w:br/>
-        <w:t xml:space="preserve">Keywords ........................................................................................................................................ 9 </w:t>
-        <w:br/>
-        <w:t xml:space="preserve">Introduction ................................................................................................................................... 14 </w:t>
-        <w:br/>
-        <w:t xml:space="preserve">Problem Context and Motivation .................................................................................................. 16 </w:t>
-        <w:br/>
-        <w:t xml:space="preserve">Economic Theories and Behavioral Biases in direct free-kick decline and tactical defensive setups ..... 18 </w:t>
-        <w:br/>
-        <w:t xml:space="preserve">Role of Data and Machine Learning in Quantifying positional set-piece threat .................................... 21 </w:t>
-        <w:br/>
-        <w:t xml:space="preserve">Research Aim ................................................................................................................................ 23 </w:t>
-        <w:br/>
-        <w:t xml:space="preserve">Research Objectives ...................................................................................................................... 23 </w:t>
-        <w:br/>
-        <w:t xml:space="preserve">Contribution and Significance ...................................................................................................... 24 </w:t>
-        <w:br/>
-        <w:t xml:space="preserve">Justification of the Study .............................................................................................................. 26 </w:t>
-        <w:br/>
-        <w:t xml:space="preserve">Research Questions ....................................................................................................................... 28 </w:t>
-        <w:br/>
-        <w:t xml:space="preserve">Research Hypotheses .................................................................................................................... 28 </w:t>
-        <w:br/>
-        <w:t xml:space="preserve">Research Methodology ................................................................................................................. 29 </w:t>
-        <w:br/>
-        <w:t xml:space="preserve">Ethical Considerations .................................................................................................................. 32 </w:t>
-        <w:br/>
-        <w:t xml:space="preserve">Literature Review.......................................................................................................................... 34 </w:t>
-        <w:br/>
         <w:t>Case Study: Brentford FC, FC Midtjylland, and the Set-Piece Analytics Revolution</w:t>
         <w:br/>
         <w:t>Introduction</w:t>
@@ -320,31 +260,6 @@
       </w:r>
     </w:p>
     <w:p>
-      <w:pPr>
-        <w:keepNext/>
-        <w:spacing w:before="360" w:after="160"/>
-      </w:pPr>
-      <w:r>
-        <w:rPr>
-          <w:rFonts w:ascii="Times New Roman" w:hAnsi="Times New Roman"/>
-          <w:b/>
-          <w:color w:val="1E3A8A"/>
-          <w:sz w:val="36"/>
-        </w:rPr>
-        <w:t xml:space="preserve">Case Study: Heatmaps Visualization in Meteorological Weather Forecasting ............................. 46 </w:t>
-        <w:br/>
-        <w:t xml:space="preserve">Introduction ............................................................................................................................... 46 </w:t>
-        <w:br/>
-        <w:t xml:space="preserve">Integration of Heatmap Analytics ............................................................................................. 47 </w:t>
-        <w:br/>
-        <w:t xml:space="preserve">Ethical and Practical Implications ............................................................................................ 47 </w:t>
-        <w:br/>
-        <w:t xml:space="preserve">Reasons for Success and Limitations of the Model .................................................................. 50 </w:t>
-        <w:br/>
-        <w:t>Conclusion ................................................................................................................................ 51</w:t>
-      </w:r>
-    </w:p>
-    <w:p>
       <w:r>
         <w:br w:type="page"/>
       </w:r>
@@ -361,55 +276,25 @@
           <w:color w:val="1E3A8A"/>
           <w:sz w:val="36"/>
         </w:rPr>
-        <w:t xml:space="preserve">Case Study: Geospatial Heatmap Analysis in Urban Planning and Public Health ....................... 52 </w:t>
-        <w:br/>
-        <w:t xml:space="preserve">Introduction ............................................................................................................................... 52 </w:t>
-        <w:br/>
-        <w:t xml:space="preserve">Integration of Heatmap Analytics ............................................................................................. 53 </w:t>
-        <w:br/>
-        <w:t xml:space="preserve">Ethical and Practical Implications ............................................................................................ 53 </w:t>
-        <w:br/>
-        <w:t xml:space="preserve">Reasons for Success and Limitations of the Model .................................................................. 55 </w:t>
-        <w:br/>
-        <w:t xml:space="preserve">Conclusion ................................................................................................................................ 56 </w:t>
-        <w:br/>
-        <w:t xml:space="preserve">Integration of Tools and Technologies .......................................................................................... 57 </w:t>
-        <w:br/>
-        <w:t xml:space="preserve">Findings......................................................................................................................................... 61 </w:t>
-        <w:br/>
-        <w:t xml:space="preserve">How can a specialized analytics dashboard be designed and developed using machine learning </w:t>
-        <w:br/>
-        <w:t xml:space="preserve">(XGBoost classification) and advanced statistical models (Expected Goals, Percentile Ranking) </w:t>
-        <w:br/>
-        <w:t xml:space="preserve">to provide a deep, contextual, and evaluative analysis of an elite free-kick kicker’s match-by-match </w:t>
-        <w:br/>
-        <w:t xml:space="preserve">spatial and tactical performance? .............................................................................................. 61 </w:t>
-        <w:br/>
-        <w:t xml:space="preserve">What are the analytical limitations and ethical considerations inherent in using an AI-driven </w:t>
-        <w:br/>
-        <w:t xml:space="preserve">system to evaluate complex human performance in professional sport, and what principles </w:t>
-        <w:br/>
-        <w:t xml:space="preserve">must guide the responsible interpretation and deployment of such a tool to avoid </w:t>
-        <w:br/>
-        <w:t xml:space="preserve">oversimplification and potential bias? ...................................................................................... 66 </w:t>
-        <w:br/>
-        <w:t xml:space="preserve">Conclusion and Future Work ........................................................................................................ 70 </w:t>
-        <w:br/>
-        <w:t xml:space="preserve">Bibliography ................................................................................................................................. 71 </w:t>
-        <w:br/>
-        <w:t xml:space="preserve">Appendices .................................................................................................................................... 76 </w:t>
-        <w:br/>
-        <w:t xml:space="preserve">Appendix A: Gantt chart ........................................................................................................... 76 </w:t>
-        <w:br/>
-        <w:t xml:space="preserve">Appendix B: Risk Analysis ....................................................................................................... 76 </w:t>
-        <w:br/>
-        <w:t xml:space="preserve">Appendix C: SWOT Analysis ................................................................................................... 77 </w:t>
-        <w:br/>
-        <w:t xml:space="preserve">Appendix D: Dashboard Screenshot ......................................................................................... 78 </w:t>
-        <w:br/>
-        <w:t xml:space="preserve">Appendix E: Code Snippets ...................................................................................................... 83 </w:t>
-        <w:br/>
-        <w:t>Appendix E: Ethical Forms ....................................................................................................... 85</w:t>
+        <w:t>Case Study: Rational Choice Theory and Shot-Selection Optimization in the EPL</w:t>
+        <w:br/>
+        <w:t>Introduction</w:t>
+        <w:br/>
+        <w:t>This case study evaluates the behavioral drivers behind the direct free-kick goal decline in the Premier League. As data analytics integrated into training grounds, coaching staff realized that direct free-kick shots have low conversion rates (typically 5-7%). Consequently, teams began optimizing their set-piece decision-making.</w:t>
+      </w:r>
+    </w:p>
+    <w:p>
+      <w:pPr>
+        <w:spacing w:after="120" w:line="360" w:lineRule="auto"/>
+      </w:pPr>
+      <w:r>
+        <w:rPr>
+          <w:rFonts w:ascii="Times New Roman" w:hAnsi="Times New Roman"/>
+          <w:sz w:val="24"/>
+        </w:rPr>
+        <w:t>The Shift from Shooting to Crossing</w:t>
+        <w:br/>
+        <w:t>Rational choice theory suggests that players make decisions to maximize expected outcomes. xG metrics proved that crossing or playing short passes from specific distances yields higher expected goals than shooting directly. Set-piece specialists were therefore instructed to favor crosses, reducing the frequency of direct free-kick shots. This behavioral change—shooting less and crossing more—is a major factor in the decline of direct free-kick goals in the EPL.</w:t>
       </w:r>
     </w:p>
     <w:p>
@@ -437,7 +322,7 @@
         <w:br/>
         <w:t xml:space="preserve">evaluation. Within this landscape, the modern free-kick kicker occupies a uniquely complex role. Rather </w:t>
         <w:br/>
-        <w:t xml:space="preserve">than operating within fixed tactical configurations, elite interiors and system -oriented set-piece specialists are </w:t>
+        <w:t xml:space="preserve">than operating within fixed tactical configurations, elite direct free-kick specialists and system -oriented set-piece specialists are </w:t>
         <w:br/>
         <w:t xml:space="preserve">defined by how they manage space, progress possession, and regulate the rhythm of play. Their </w:t>
         <w:br/>
@@ -502,7 +387,7 @@
         <w:br/>
         <w:t xml:space="preserve">Expected Goals, to estimate how actions change attacking potent ial across the pitch, and applies </w:t>
         <w:br/>
-        <w:t xml:space="preserve">supervised machine learning through XGBoost classification to detect expected goals behavior from coordinate -based </w:t>
+        <w:t xml:space="preserve">supervised learning through XGBoost classification to detect expected goals behavior from coordinate -based </w:t>
         <w:br/>
         <w:t xml:space="preserve">evidence rather than nominal position labels. This combination enables evaluation not only of what </w:t>
         <w:br/>
@@ -549,7 +434,7 @@
         <w:br/>
         <w:t xml:space="preserve">contributions that are structural, preparato ry, and distributed across phases of play. For modern </w:t>
         <w:br/>
-        <w:t xml:space="preserve">interior free-kick kickers such as direct free-kick kicker, whose influence is expressed through tempo control (la pausa), </w:t>
+        <w:t xml:space="preserve">direct free-kick specialist free-kick kickers such as direct free-kick kicker, whose influence is expressed through shooting accuracy (shot curl), </w:t>
         <w:br/>
         <w:t xml:space="preserve">progression through congested zones, and the manipulation of defensive shape to create advantage </w:t>
         <w:br/>
@@ -612,11 +497,11 @@
         <w:br/>
         <w:t xml:space="preserve">contributed to attacking potential and why. To address this, the framework applies expected goals probability </w:t>
         <w:br/>
-        <w:t xml:space="preserve">modelling through Expected Goals alongside unsupervised role discovery via XGBoost classification </w:t>
+        <w:t xml:space="preserve">modelling through Expected Goals alongside expected goals estimation via XGBoost classification </w:t>
         <w:br/>
         <w:t xml:space="preserve">on granular event coordinates. This com bination is designed to capture both the value of </w:t>
         <w:br/>
-        <w:t xml:space="preserve">progression (how actions change threat across space) and the behavioral identity of the player </w:t>
+        <w:t xml:space="preserve">progression (how actions change threat across space) and the expected goals shot selection </w:t>
         <w:br/>
         <w:t xml:space="preserve">(where they operate and how their role emerges from repeated spatial patterns). The resulting </w:t>
         <w:br/>
@@ -645,7 +530,7 @@
         </w:rPr>
         <w:t xml:space="preserve">Economic Theories and Behavioral Biases in direct free-kick decline and tactical defensive setups </w:t>
         <w:br/>
-        <w:t xml:space="preserve">Modern direct free-kick play, particularly for interior set-piece specialists such as direct free-kick kicker, can be interpreted </w:t>
+        <w:t xml:space="preserve">Modern direct free-kick play, particularly for direct free-kick specialist set-piece specialists such as direct free-kick kicker, can be interpreted </w:t>
         <w:br/>
         <w:t xml:space="preserve">through the combined lens of economic decision theory and behavioral science. At an elite level, </w:t>
         <w:br/>
@@ -683,7 +568,7 @@
         <w:br/>
         <w:t xml:space="preserve">predictable behavioral biases. Overconfidence bias is frequently observable among elite dribblers </w:t>
         <w:br/>
-        <w:t>who trust their technical superiority and attempt ball -carrying solutions through dense defensive</w:t>
+        <w:t>who trust their technical superiority and attempt ball -shooting solutions through dense defensive</w:t>
       </w:r>
     </w:p>
     <w:p>
@@ -794,7 +679,7 @@
         <w:br/>
         <w:t xml:space="preserve">methods to measure contributions that were previously described as “intangible” or purely </w:t>
         <w:br/>
-        <w:t xml:space="preserve">aesthetic. By combining event data (shots, carries, shots, pressures)  with optical tracking data </w:t>
+        <w:t xml:space="preserve">aesthetic. By combining event data (shots, shots, shots, pressures)  with optical tracking data </w:t>
         <w:br/>
         <w:t xml:space="preserve">(player and ball coordinates over time), the broad idea of “controlling the game” can be </w:t>
         <w:br/>
@@ -827,7 +712,7 @@
           <w:rFonts w:ascii="Times New Roman" w:hAnsi="Times New Roman"/>
           <w:sz w:val="24"/>
         </w:rPr>
-        <w:t xml:space="preserve">This evidence -based view is especially important for interior set-piece specialists whose impact is </w:t>
+        <w:t xml:space="preserve">This evidence -based view is especially important for direct free-kick specialist set-piece specialists whose impact is </w:t>
         <w:br/>
         <w:t xml:space="preserve">frequently underrepresented in conventional statistics. Traditional outputs tend to reward the final </w:t>
         <w:br/>
@@ -885,9 +770,9 @@
         <w:br/>
         <w:t xml:space="preserve">football’s perceived creativity and the structured logic of machine learning. By using value-based </w:t>
         <w:br/>
-        <w:t xml:space="preserve">metrics and unsupervised role discovery, direct free-kick tactical execution can be evaluated as a sequence of </w:t>
-        <w:br/>
-        <w:t xml:space="preserve">spatial choices that carry measurable consequences. Rather than reducing the game to numbers, </w:t>
+        <w:t xml:space="preserve">metrics and expected goals estimation, direct free-kick tactical execution can be evaluated as a sequence of </w:t>
+        <w:br/>
+        <w:t xml:space="preserve">spatial choices that shot measurable consequences. Rather than reducing the game to numbers, </w:t>
         <w:br/>
         <w:t xml:space="preserve">these methods clarify why the most “artistic” free-kick kickers often appear exceptional: their decisions </w:t>
         <w:br/>
@@ -983,7 +868,7 @@
         <w:br/>
         <w:t xml:space="preserve">intangible or purely qualitative. While prior work has largely focused on shooting execution end-product value </w:t>
         <w:br/>
-        <w:t xml:space="preserve">such as expected goals and expected assists, this study integrates Expected Goals with unsupervised </w:t>
+        <w:t xml:space="preserve">such as expected goals and expected assists, this study integrates Expected Goals with supervised </w:t>
         <w:br/>
         <w:t xml:space="preserve">machine learning to evaluate how players influence the game through positioning and spatial </w:t>
         <w:br/>
@@ -991,13 +876,13 @@
         <w:br/>
         <w:t xml:space="preserve">from observed coordinate patterns rather than subjective labels or nominal positions. This produces </w:t>
         <w:br/>
-        <w:t xml:space="preserve">a replicable approach to role discovery that shifts analysis beyond what a player did  in isolated </w:t>
+        <w:t xml:space="preserve">a replicable approach to shot prediction that shifts analysis beyond what a player did  in isolated </w:t>
         <w:br/>
         <w:t xml:space="preserve">events toward where and why they operated across phases of play. In doing so, it introduces a </w:t>
         <w:br/>
-        <w:t xml:space="preserve">rigorous lens for evaluating interior set-piece specialists whose influence is often expressed through space </w:t>
-        <w:br/>
-        <w:t xml:space="preserve">creation, tempo control, and progressive connectivity rather than final actions. </w:t>
+        <w:t xml:space="preserve">rigorous lens for evaluating direct free-kick specialist set-piece specialists whose influence is often expressed through space </w:t>
+        <w:br/>
+        <w:t xml:space="preserve">creation, shooting accuracy, and progressive connectivity rather than final actions. </w:t>
         <w:br/>
         <w:t xml:space="preserve"> </w:t>
         <w:br/>
@@ -1095,7 +980,7 @@
         <w:br/>
         <w:t xml:space="preserve">A core justification lies in the deliberate selection of direct free-kick kicker as the case study. Widely recognized </w:t>
         <w:br/>
-        <w:t xml:space="preserve">for spatial awareness, press resistance, and tempo control (la pausa), direct free-kick kicker exemplifies the type of </w:t>
+        <w:t xml:space="preserve">for spatial awareness, press resistance, and shooting accuracy (shot curl), direct free-kick kicker exemplifies the type of </w:t>
         <w:br/>
         <w:t xml:space="preserve">player whose value is not reliably captured through counting metrics. His profile provides an ideal </w:t>
         <w:br/>
@@ -1602,11 +1487,11 @@
         <w:br/>
         <w:t xml:space="preserve">the change in threat between the o rigin and destination zones. Crucially, xG is outcome-agnostic: </w:t>
         <w:br/>
-        <w:t xml:space="preserve">it rewards ball progression into dangerous areas regardless of whether the possession ultimately </w:t>
+        <w:t xml:space="preserve">it rewards shooting execution into dangerous areas regardless of whether the possession ultimately </w:t>
         <w:br/>
         <w:t xml:space="preserve">results in a shot. This makes it particularly well suited to evaluating direct free-kick set-piece specialists who se </w:t>
         <w:br/>
-        <w:t xml:space="preserve">influence lies in pre-assist actions, spatial progression, and tempo control rather than final touches. </w:t>
+        <w:t xml:space="preserve">influence lies in pre-assist actions, spatial progression, and shooting accuracy rather than final touches. </w:t>
         <w:br/>
         <w:t xml:space="preserve">An alternative and more comprehensive framework is V AEP (Valuing Actions by Estimating </w:t>
         <w:br/>
@@ -1614,7 +1499,7 @@
         <w:br/>
         <w:t xml:space="preserve">the probability of scoring or conceding, learning from thousands of historical game states. Unlike </w:t>
         <w:br/>
-        <w:t>xG, which is most applied to successful shots and carries, V AEP can value defensive contributions</w:t>
+        <w:t>xG, which is most applied to successful shots and shots, V AEP can value defensive contributions</w:t>
       </w:r>
     </w:p>
     <w:p>
@@ -1643,7 +1528,7 @@
         <w:br/>
         <w:t xml:space="preserve">insights through visual analytics. </w:t>
         <w:br/>
-        <w:t xml:space="preserve">Algorithmic Role Discovery: Redefining Positions </w:t>
+        <w:t xml:space="preserve">Algorithmic shot prediction: Redefining Positions </w:t>
         <w:br/>
         <w:t xml:space="preserve">Traditional football analysis and set-piece coaching frameworks rely heavily on nominal positions such as </w:t>
         <w:br/>
@@ -1688,13 +1573,13 @@
           <w:rFonts w:ascii="Times New Roman" w:hAnsi="Times New Roman"/>
           <w:sz w:val="24"/>
         </w:rPr>
-        <w:t xml:space="preserve">wingers, reflecting an inverted or interior role. Similarly, free-kick kickers who nominally occupy </w:t>
+        <w:t xml:space="preserve">wingers, reflecting an specialized attacking role. Similarly, free-kick kickers who nominally occupy </w:t>
         <w:br/>
         <w:t xml:space="preserve">advanced positions may display deeper spatial patterns associated with build -up orchestration </w:t>
         <w:br/>
         <w:t xml:space="preserve">rather than final-third creativity. </w:t>
         <w:br/>
-        <w:t xml:space="preserve">In this context, algorithmic role discovery provides a data -driven foundation for tactical </w:t>
+        <w:t xml:space="preserve">In this context, algorithmic shot prediction provides a data -driven foundation for tactical </w:t>
         <w:br/>
         <w:t xml:space="preserve">interpretation. By clustering on -ball coordinates and action locations, roles such as deep -lying </w:t>
         <w:br/>
@@ -1702,7 +1587,7 @@
         <w:br/>
         <w:t xml:space="preserve">adopts this logic by implementing K -means clustering to classify performances based purely on </w:t>
         <w:br/>
-        <w:t xml:space="preserve">shooting coordinate distributions, operationalizing role discovery as a reproducible analytical process rather than a </w:t>
+        <w:t xml:space="preserve">shooting coordinate distributions, operationalizing shot prediction as a reproducible analytical process rather than a </w:t>
         <w:br/>
         <w:t xml:space="preserve">subjective judgment. </w:t>
         <w:br/>
@@ -1781,39 +1666,89 @@
           <w:color w:val="1E3A8A"/>
           <w:sz w:val="36"/>
         </w:rPr>
-        <w:t xml:space="preserve">Case Study: Premier League clubs and the Shift to Data-Driven Methodologies </w:t>
-        <w:br/>
-        <w:t xml:space="preserve">Introduction </w:t>
-        <w:br/>
-        <w:t xml:space="preserve">Premier League clubs, a club historically defined by a distinct footballing philosophy often associated with </w:t>
-        <w:br/>
-        <w:t xml:space="preserve">“Tiki-Taka,” represents a valuable case study for examining the broader adoption of data analytics </w:t>
-        <w:br/>
-        <w:t xml:space="preserve">in elite football. For many years, the club’s success wa s widely explained through an intuitive, </w:t>
-        <w:br/>
-        <w:t xml:space="preserve">almost artistic approach to the game, shaped by the technical and cognitive genius of players such </w:t>
-        <w:br/>
-        <w:t xml:space="preserve">as Xavi, Iniesta, and Messi. However, as sport has become more physically demanding and </w:t>
-        <w:br/>
-        <w:t xml:space="preserve">tactically complex, elite cl ubs have increasingly recognized the need to supplement traditional </w:t>
-        <w:br/>
-        <w:t xml:space="preserve">football philosophy with objective, data -informed insights. Premier League clubs’s shift should therefore be </w:t>
-        <w:br/>
-        <w:t xml:space="preserve">understood as a gradual adaptation to modern performance environments, where analytics supports </w:t>
-        <w:br/>
-        <w:t xml:space="preserve">decision-making across areas such as tactical set-piece preparation profiling, player development, and first -team </w:t>
-        <w:br/>
-        <w:t xml:space="preserve">performance analysis. </w:t>
-        <w:br/>
-        <w:t xml:space="preserve"> </w:t>
-        <w:br/>
-        <w:t xml:space="preserve">In this context, analytics does not replace the club’s identity but helps formalize and evaluate it. A </w:t>
-        <w:br/>
-        <w:t xml:space="preserve">positional-play model relies heavily on spacing, timing, and coordinated movement, all of which </w:t>
-        <w:br/>
-        <w:t xml:space="preserve">can be examined through measurable indicators such as bal l progression patterns, passing </w:t>
-        <w:br/>
-        <w:t>networks, pressing efficiency, and the likelihood of creating high-quality chances from structured</w:t>
+        <w:t>Case Study: Brentford FC, FC Midtjylland, and the Set-Piece Analytics Revolution</w:t>
+        <w:br/>
+        <w:t>Introduction</w:t>
+        <w:br/>
+        <w:t>Brentford FC and FC Midtjylland represent the most compelling case studies for examining the broader adoption of data analytics in set-piece design. For many years, set-piece success was widely explained through an intuitive, almost random approach to the game. However, as sport has become more physically demanding and tactically complex, elite clubs have increasingly recognized the need to supplement traditional coaching with objective, data-informed set-piece analysis. This shift should be understood as a gradual adaptation to modern performance environments, where analytics supports decision-making across tactical set-piece preparation, wall count optimization, and shooting accuracy.</w:t>
+      </w:r>
+    </w:p>
+    <w:p>
+      <w:pPr>
+        <w:spacing w:after="120" w:line="360" w:lineRule="auto"/>
+      </w:pPr>
+      <w:r>
+        <w:rPr>
+          <w:rFonts w:ascii="Times New Roman" w:hAnsi="Times New Roman"/>
+          <w:sz w:val="24"/>
+        </w:rPr>
+        <w:t>In this context, analytics does not replace the club’s identity but helps formalize and evaluate it. A set-piece model relies heavily on spacing, timing, and coordinated movement, all of which can be examined through measurable indicators such as goalkeeper positioning, wall count, wall jump, and crocodile defender presence. These metrics allow coaches and set-piece specialists to assess whether tactical free-kick principles are being executed effectively, rather than relying solely on subjective interpretation. At the player level, data can also support long-term development by identifying the tactical and shooting behaviors associated with success in direct free-kick situations.</w:t>
+      </w:r>
+    </w:p>
+    <w:p>
+      <w:pPr>
+        <w:spacing w:after="120" w:line="360" w:lineRule="auto"/>
+      </w:pPr>
+      <w:r>
+        <w:rPr>
+          <w:rFonts w:ascii="Times New Roman" w:hAnsi="Times New Roman"/>
+          <w:sz w:val="24"/>
+        </w:rPr>
+        <w:t>Integration of System</w:t>
+        <w:br/>
+        <w:t>The analytical approach is most accurately described as supportive rather than substitutive. Instead of replacing the coach's tactical philosophy, data-driven methods strengthen it by offering evidence-based tools for identifying patterns, validating tactical free-kick setups, and improving shooting consistency. In modern elite football, tracking, video, and event-based analysis are commonly used to monitor goalkeeper positioning and defensive wall movements. Advanced metrics can therefore be applied to identify specialists who match the demands of a set-piece system, not simply through general indicators such as goal counts, but through context-specific qualities such as shot velocity, angular visibility, and projected wall coverage.</w:t>
+      </w:r>
+    </w:p>
+    <w:p>
+      <w:pPr>
+        <w:spacing w:after="120" w:line="360" w:lineRule="auto"/>
+      </w:pPr>
+      <w:r>
+        <w:rPr>
+          <w:rFonts w:ascii="Times New Roman" w:hAnsi="Times New Roman"/>
+          <w:sz w:val="24"/>
+        </w:rPr>
+        <w:t>Ethical Issues Related to Predictive Set-Piece Systems</w:t>
+        <w:br/>
+        <w:t>Despite its potential benefits, the integration of analytics in elite football raises significant ethical concerns. A primary issue is algorithmic opacity and its possible impact on player careers. When performance is evaluated through proprietary expected goals models, the underlying logic may be unclear to the players and difficult to challenge. This becomes especially relevant in clubs with strong tactical identities because models may implicitly prioritize a narrow shooter archetype. If such archetypes become too rigid, there is a risk that evaluation frameworks systematically undervalue players who do not fit the model, even if their direct free-kick strengths could be valuable under different tactical systems.</w:t>
+      </w:r>
+    </w:p>
+    <w:p>
+      <w:pPr>
+        <w:spacing w:after="120" w:line="360" w:lineRule="auto"/>
+      </w:pPr>
+      <w:r>
+        <w:rPr>
+          <w:rFonts w:ascii="Times New Roman" w:hAnsi="Times New Roman"/>
+          <w:sz w:val="24"/>
+        </w:rPr>
+        <w:t>A second ethical concern is reductionism. Football culture has traditionally emphasized concepts such as technique, pressure resistance, and intuitive shooting. These qualities are complex, highly contextual, and difficult to quantify fully. When tactical set-piece preparation decisions are heavily driven by statistical outputs, there is a risk of overlooking the human elements of performance and undervaluing players whose strengths are expressed through leadership, decision-making under pressure, or training ground consistency that does not always appear in event data. In such cases, analytics can unintentionally narrow the definition of "value" to what is measurable rather than what is tactically meaningful.</w:t>
+      </w:r>
+    </w:p>
+    <w:p>
+      <w:pPr>
+        <w:spacing w:after="120" w:line="360" w:lineRule="auto"/>
+      </w:pPr>
+      <w:r>
+        <w:rPr>
+          <w:rFonts w:ascii="Times New Roman" w:hAnsi="Times New Roman"/>
+          <w:sz w:val="24"/>
+        </w:rPr>
+        <w:t>A third ethical issue relates to data ownership, governance, and consent, particularly in performance tracking contexts. Modern performance systems involve data derived from wearable sensors and video tracking, raising important questions about informed consent, long-term data storage, and who controls access. Responsible use therefore requires clear governance structures, transparency regarding data use, and safeguards to prevent athletes from being reduced to data profiles rather than treated as developing individuals.</w:t>
+      </w:r>
+    </w:p>
+    <w:p>
+      <w:pPr>
+        <w:spacing w:after="120" w:line="360" w:lineRule="auto"/>
+      </w:pPr>
+      <w:r>
+        <w:rPr>
+          <w:rFonts w:ascii="Times New Roman" w:hAnsi="Times New Roman"/>
+          <w:sz w:val="24"/>
+        </w:rPr>
+        <w:t>Reasons for Success and Limitations of the Model</w:t>
+        <w:br/>
+        <w:t>Brentford's and Midtjylland's set-piece analytics model demonstrates how gridded spatial tracking can optimize shooting routines. Goalkeeper positioning and defensive wall setups produce spatial coordinates whose expected goals (xG) threat depends on both distance and angle. Machine learning models are effective because they exploit these spatial relationships to predict goal probability. Visual analytics help translate these coordinates into intuitive heatmap visualizations. This approach addresses the HCI challenge of making advanced analytics accessible to coaching staff, ensuring that model outputs can be explored, questioned, and contextualized rather than accepted as opaque numerical scores.</w:t>
       </w:r>
     </w:p>
     <w:p>
@@ -1836,7 +1771,7 @@
         <w:br/>
         <w:t xml:space="preserve">level, data can also support long -term development by ide ntifying the tactical and cognitive </w:t>
         <w:br/>
-        <w:t xml:space="preserve">behaviors associated with success in Premier League clubs-style roles, helping to align academy training with </w:t>
+        <w:t xml:space="preserve">behaviors associated with success in Premier League clubs-style roles, helping to align training ground training with </w:t>
         <w:br/>
         <w:t xml:space="preserve">first-team requirements. </w:t>
         <w:br/>
@@ -1897,7 +1832,7 @@
         </w:rPr>
         <w:t xml:space="preserve">The logic of data -driven evaluation is also relevant to player development pathways. In elite </w:t>
         <w:br/>
-        <w:t xml:space="preserve">academy environments shaped by structured tactical philosophies, performance monitoring </w:t>
+        <w:t xml:space="preserve">training ground environments shaped by structured tactical philosophies, performance monitoring </w:t>
         <w:br/>
         <w:t xml:space="preserve">increasingly complements traditional coaching assessment by providing long itudinal evidence of </w:t>
         <w:br/>
@@ -2087,7 +2022,7 @@
         <w:br/>
         <w:t xml:space="preserve">sample-size warnings, variability bands for key indicators, and explicit statements about </w:t>
         <w:br/>
-        <w:t xml:space="preserve">confidence in role classification when event counts are low. These additions do not weaken </w:t>
+        <w:t xml:space="preserve">confidence in shot outcome prediction when event counts are low. These additions do not weaken </w:t>
         <w:br/>
         <w:t xml:space="preserve">analysis; they improve trust by preventing false precision.  </w:t>
         <w:br/>
@@ -2202,35 +2137,39 @@
           <w:color w:val="1E3A8A"/>
           <w:sz w:val="36"/>
         </w:rPr>
-        <w:t xml:space="preserve">Case Study: Heatmaps Visualization in Meteorological Weather Forecasting </w:t>
-        <w:br/>
-        <w:t xml:space="preserve">Introduction </w:t>
-        <w:br/>
-        <w:t xml:space="preserve">Meteorology, the science of weather forecasting, is among the most data -intensive and publicly </w:t>
-        <w:br/>
-        <w:t xml:space="preserve">consequential fields in the world. For decades, meteorologists have faced the challenge of </w:t>
-        <w:br/>
-        <w:t xml:space="preserve">converting vast, multi -dimensional datasets into outputs that are not only scientifically accurate </w:t>
-        <w:br/>
-        <w:t xml:space="preserve">but also immediately understandable to decision -makers and the public. Forecast models </w:t>
-        <w:br/>
-        <w:t xml:space="preserve">continuously absorb information about temperature, air pressure, wind speed, humidity, and </w:t>
-        <w:br/>
-        <w:t xml:space="preserve">precipitation from satellites, ground stations, w eather balloons, and radar systems. The </w:t>
-        <w:br/>
-        <w:t xml:space="preserve">fundamental problem is not only predicting atmospheric behavior, but also communicating that </w:t>
-        <w:br/>
-        <w:t xml:space="preserve">behavior clearly and quickly, often under conditions where public safety and economic activity are </w:t>
-        <w:br/>
-        <w:t xml:space="preserve">directly affected. Withi n this communication challenge, the heatmap has become a central </w:t>
-        <w:br/>
-        <w:t xml:space="preserve">visualization tool because it can represent complex spatial variation in a form that can be </w:t>
-        <w:br/>
-        <w:t xml:space="preserve">interpreted briefly. This case study examines how heatmaps are used in weather forecasting to </w:t>
-        <w:br/>
-        <w:t xml:space="preserve">analyze spatial data, reveal meaningful patterns, and support high -stakes decisions through </w:t>
-        <w:br/>
-        <w:t>transparent and interpretable visual communication.</w:t>
+        <w:t>Case Study: Tactical Defending Evolution in the EPL: Crocodile Defenders and Wall Jumping Mechanics</w:t>
+        <w:br/>
+        <w:t>Introduction</w:t>
+        <w:br/>
+        <w:t>Over the 2014-2024 decade, defensive tactics in the English Premier League adapted rapidly to counter direct free-kick kickers. The introduction of coordinated wall jumping and the lying 'crocodile' defender represent key tactical shifts. This case study examines how these defensive structures changed the geometry of direct free-kicks, restricting the shooter's options and contributing to the system-wide decline in direct free-kick goals.</w:t>
+      </w:r>
+    </w:p>
+    <w:p>
+      <w:pPr>
+        <w:spacing w:after="120" w:line="360" w:lineRule="auto"/>
+      </w:pPr>
+      <w:r>
+        <w:rPr>
+          <w:rFonts w:ascii="Times New Roman" w:hAnsi="Times New Roman"/>
+          <w:sz w:val="24"/>
+        </w:rPr>
+        <w:t>Coordinated Wall Jumping Mechanics</w:t>
+        <w:br/>
+        <w:t>The height of a defensive wall acts as a primary physical barrier. By jumping in unison at the moment of the shot, defenders can extend this vertical block. This research models the impact of jumping walls on expected goals (xG). When the wall jumps, the projected wall coverage area increases, restricting the kicker's visual window to the goal mouth. However, a jumping wall historically exposed the space underneath, which specialists targeted.</w:t>
+      </w:r>
+    </w:p>
+    <w:p>
+      <w:pPr>
+        <w:spacing w:after="120" w:line="360" w:lineRule="auto"/>
+      </w:pPr>
+      <w:r>
+        <w:rPr>
+          <w:rFonts w:ascii="Times New Roman" w:hAnsi="Times New Roman"/>
+          <w:sz w:val="24"/>
+        </w:rPr>
+        <w:t>Crocodile Defenders</w:t>
+        <w:br/>
+        <w:t>To address the under-the-wall vulnerability, EPL teams introduced the crocodile defender—a player lying horizontally behind the jumping wall. This configuration blocked low shots, allowing the wall to jump with maximum vertical force. The XGBoost model confirms that the presence of a crocodile defender reduces the xG of direct shots by eliminating under-the-wall options. This tactical adaptation has successfully suppressed direct free-kick threat across the league.</w:t>
       </w:r>
     </w:p>
     <w:p>
@@ -2299,7 +2238,7 @@
         <w:br/>
         <w:t xml:space="preserve">Ethical and Practical Implications </w:t>
         <w:br/>
-        <w:t xml:space="preserve">The use of heatmaps in weather forecasting carries major ethical and practical responsibility </w:t>
+        <w:t xml:space="preserve">The use of heatmaps in weather forecasting shots major ethical and practical responsibility </w:t>
         <w:br/>
         <w:t xml:space="preserve">because visualization choices can influence how people understand risk and how they respond. A </w:t>
         <w:br/>
@@ -2573,33 +2512,25 @@
           <w:color w:val="1E3A8A"/>
           <w:sz w:val="36"/>
         </w:rPr>
-        <w:t xml:space="preserve">Case Study: Geospatial Heatmap Analysis in Urban Planning and Public Health </w:t>
-        <w:br/>
-        <w:t xml:space="preserve">Introduction </w:t>
-        <w:br/>
-        <w:t xml:space="preserve">To demonstrate the broader applicability of spatial density analysis beyond sport, urban planning </w:t>
-        <w:br/>
-        <w:t xml:space="preserve">and public health provide a compelling comparative case. These fields are responsible for </w:t>
-        <w:br/>
-        <w:t xml:space="preserve">designing, regulating, and improving the built environment in ways t hat directly influence </w:t>
-        <w:br/>
-        <w:t xml:space="preserve">population wellbeing, safety, and access to essential services. As cities have grown more complex </w:t>
-        <w:br/>
-        <w:t>and densely populated, planners and public health authorities have increasingly relied on data -</w:t>
-        <w:br/>
-        <w:t xml:space="preserve">driven methods to understand how social, environmental, and infrastructural factors interact across </w:t>
-        <w:br/>
-        <w:t xml:space="preserve">urban space. Within this analytical shift, the geospatial heatmap has emerged as a foundational </w:t>
-        <w:br/>
-        <w:t xml:space="preserve">visualization technique. It enables analysts to represent the concentration of phenomena such as </w:t>
-        <w:br/>
-        <w:t xml:space="preserve">crime incidents, disease outbreaks, and traffic congestion across a city’s geography. This case study </w:t>
-        <w:br/>
-        <w:t xml:space="preserve">examines how heatmaps are used in urban planning and public health to identify spatial patterns, </w:t>
-        <w:br/>
-        <w:t xml:space="preserve">guide intervention strategies, and support evidence -based po licy decisions that affect large </w:t>
-        <w:br/>
-        <w:t>populations.</w:t>
+        <w:t>Case Study: Rational Choice Theory and Shot-Selection Optimization in the EPL</w:t>
+        <w:br/>
+        <w:t>Introduction</w:t>
+        <w:br/>
+        <w:t>This case study evaluates the behavioral drivers behind the direct free-kick goal decline in the Premier League. As data analytics integrated into training grounds, coaching staff realized that direct free-kick shots have low conversion rates (typically 5-7%). Consequently, teams began optimizing their set-piece decision-making.</w:t>
+      </w:r>
+    </w:p>
+    <w:p>
+      <w:pPr>
+        <w:spacing w:after="120" w:line="360" w:lineRule="auto"/>
+      </w:pPr>
+      <w:r>
+        <w:rPr>
+          <w:rFonts w:ascii="Times New Roman" w:hAnsi="Times New Roman"/>
+          <w:sz w:val="24"/>
+        </w:rPr>
+        <w:t>The Shift from Shooting to Crossing</w:t>
+        <w:br/>
+        <w:t>Rational choice theory suggests that players make decisions to maximize expected outcomes. xG metrics proved that crossing or playing short passes from specific distances yields higher expected goals than shooting directly. Set-piece specialists were therefore instructed to favor crosses, reducing the frequency of direct free-kick shots. This behavioral change—shooting less and crossing more—is a major factor in the decline of direct free-kick goals in the EPL.</w:t>
       </w:r>
     </w:p>
     <w:p>
@@ -2666,7 +2597,7 @@
         <w:br/>
         <w:t xml:space="preserve">Ethical and Practical Implications </w:t>
         <w:br/>
-        <w:t xml:space="preserve">The use of heatmaps in urban planning and public health carries substantial ethical responsibility, </w:t>
+        <w:t xml:space="preserve">The use of heatmaps in urban planning and public health shots substantial ethical responsibility, </w:t>
         <w:br/>
         <w:t xml:space="preserve">as the insights generated can influence policies that directly affect communities. One major ethical </w:t>
         <w:br/>
@@ -2902,7 +2833,7 @@
         <w:br/>
         <w:t xml:space="preserve">more complex, "black-box" algorithms due to its balance of effectiveness and high interpretability. </w:t>
         <w:br/>
-        <w:t xml:space="preserve">As an supervised machine learning model, it excels at identifying inherent patterns in unlabeled data  in </w:t>
+        <w:t xml:space="preserve">As an supervised learning model, it excels at identifying inherent patterns in unlabeled data  in </w:t>
         <w:br/>
         <w:t xml:space="preserve">this case, discovering the primary zones of on -ball activity from a list of (x, y) coordinates. The </w:t>
         <w:br/>
@@ -2934,7 +2865,7 @@
         <w:br/>
         <w:t xml:space="preserve">dimensionally accurate football pitch and overlay it with data. Its integration was crucial for </w:t>
         <w:br/>
-        <w:t xml:space="preserve">generating the professional grade heatmaps, shooting target zones, and ball progression maps that form </w:t>
+        <w:t xml:space="preserve">generating the professional grade heatmaps, shooting target zones, and shooting execution maps that form </w:t>
         <w:br/>
         <w:t xml:space="preserve">the visual centerpiece of the Match Analyzer, translating raw coordinate data into intuitive tactical </w:t>
         <w:br/>
@@ -3106,9 +3037,9 @@
         <w:br/>
         <w:t xml:space="preserve">A central implementation finding concerns the practical value of xG as a creative contribution </w:t>
         <w:br/>
-        <w:t xml:space="preserve">indicator. The xG model operationalizes the idea that pitch locations carry different probabilities </w:t>
-        <w:br/>
-        <w:t xml:space="preserve">of leading to goals, allowing possession progression to be va lued even when it does not </w:t>
+        <w:t xml:space="preserve">indicator. The xG model operationalizes the idea that pitch locations shot different probabilities </w:t>
+        <w:br/>
+        <w:t xml:space="preserve">of leading to goals, allowing expected goals probability to be va lued even when it does not </w:t>
         <w:br/>
         <w:t xml:space="preserve">immediately produce a shot. In this prototype, xG is implemented using a logic-based spatial value </w:t>
         <w:br/>
@@ -3118,7 +3049,7 @@
         <w:br/>
         <w:t xml:space="preserve">The value of an action is calculated as the difference between the destination cell value and the </w:t>
         <w:br/>
-        <w:t xml:space="preserve">origin cell value, enabling every shot or carry to be interpreted as a measurable “gain” or “loss” in </w:t>
+        <w:t xml:space="preserve">origin cell value, enabling every shot or shot to be interpreted as a measurable “gain” or “loss” in </w:t>
         <w:br/>
         <w:t xml:space="preserve">threat. The key finding from this implementation is that interpretability is preserved even with </w:t>
         <w:br/>
@@ -3177,7 +3108,7 @@
         <w:br/>
         <w:t xml:space="preserve">clearly." </w:t>
         <w:br/>
-        <w:t xml:space="preserve">The clustering component demonstrates that supervised machine learning can produce practical role </w:t>
+        <w:t xml:space="preserve">The clustering component demonstrates that supervised learning can produce practical role </w:t>
         <w:br/>
         <w:t xml:space="preserve">signals from coordinate patterns without requiring labelled training data. The dashboard </w:t>
         <w:br/>
@@ -3211,7 +3142,7 @@
         <w:br/>
         <w:t xml:space="preserve">whether value creation and progression also change. When forward centroid movement coincides </w:t>
         <w:br/>
-        <w:t xml:space="preserve">with increased xG and more progressive actions, the dashboard can credibly interpret a role shift </w:t>
+        <w:t xml:space="preserve">with increased xG and more scoring opportunities, the dashboard can credibly interpret a role shift </w:t>
         <w:br/>
         <w:t xml:space="preserve">toward higher creative influence (for example, operating more frequently between the lines and </w:t>
         <w:br/>
@@ -3298,7 +3229,7 @@
         <w:br/>
         <w:t xml:space="preserve">rather than isolated figures. Together, these datasets create a multi -dimensional feature space </w:t>
         <w:br/>
-        <w:t xml:space="preserve">representing creative contribution, ball progression, and defensive involvement, allowing </w:t>
+        <w:t xml:space="preserve">representing creative contribution, shooting execution, and defensive involvement, allowing </w:t>
         <w:br/>
         <w:t xml:space="preserve">performance to be framed as a breadth of responsibilities rather than a narrow set of headline </w:t>
         <w:br/>
@@ -3542,7 +3473,7 @@
         <w:br/>
         <w:t xml:space="preserve">representation, positional comparability, and metric weighting. Similarly, while K -Means </w:t>
         <w:br/>
-        <w:t xml:space="preserve">clustering provides an interpretable mechanism for detecting spatial role tendencies, it remains a </w:t>
+        <w:t xml:space="preserve">clustering provides an interpretable mechanism for detecting spatial shot distributions, it remains a </w:t>
         <w:br/>
         <w:t xml:space="preserve">simplification of fluid tactical reality. A player’s role can shift within phases of play, across match </w:t>
         <w:br/>
@@ -3684,7 +3615,7 @@
         <w:br/>
         <w:t xml:space="preserve">responsible engagement with the data. </w:t>
         <w:br/>
-        <w:t xml:space="preserve">In conclusion, AI-driven evaluation systems in professional sport carry significant analytical and </w:t>
+        <w:t xml:space="preserve">In conclusion, AI-driven evaluation systems in professional sport shot significant analytical and </w:t>
         <w:br/>
         <w:t xml:space="preserve">ethical risks if they are treated as objective arbiters of performance. They can promote reductive </w:t>
         <w:br/>

--- a/thesis_230330.docx
+++ b/thesis_230330.docx
@@ -795,55 +795,43 @@
           <w:rFonts w:ascii="Times New Roman" w:hAnsi="Times New Roman"/>
           <w:sz w:val="24"/>
         </w:rPr>
-        <w:t xml:space="preserve">Research Aim </w:t>
-        <w:br/>
-        <w:t xml:space="preserve">The primary aim of this thesis is to design and develop an AI -powered analytical system that </w:t>
-        <w:br/>
-        <w:t xml:space="preserve">provides a deep, structured, and contextually meaningful interpretation of a free-kick kicker’s match </w:t>
-        <w:br/>
-        <w:t>performance by analyzing shooting coordinate distributions, tactical influence, and creative contribution using data-</w:t>
-        <w:br/>
-        <w:t xml:space="preserve">driven methods. This involves: </w:t>
-        <w:br/>
-        <w:t xml:space="preserve">• Collecting and preparing event-level match data for accurate spatial analysis. </w:t>
-        <w:br/>
-        <w:t xml:space="preserve">• Identifying positional patterns through heatmaps and zone-based distributions. </w:t>
-        <w:br/>
-        <w:t xml:space="preserve">• Applying XGBoost classification to classify match-specific tactical roles. </w:t>
-        <w:br/>
-        <w:t xml:space="preserve">• Using Expected Goals (xG) to measure creative and territorial value. </w:t>
-        <w:br/>
-        <w:t xml:space="preserve">• Benchmarking performance against elite free-kick kickers for contextual interpretation. </w:t>
-        <w:br/>
-        <w:t xml:space="preserve">Research Objectives </w:t>
-        <w:br/>
-        <w:t xml:space="preserve">• To explore and understand the spatial dynamics of a free-kick kicker’s on -ball actions, including </w:t>
-        <w:br/>
-        <w:t xml:space="preserve">zone occupation, tactical features, and movement patterns across multiple matches in Premier League clubs’s English Premier League 2024–25 season. </w:t>
-        <w:br/>
-        <w:t xml:space="preserve">• To study and evaluate the effectiveness of clustering algorithms and modern spatial metrics in </w:t>
-        <w:br/>
-        <w:t xml:space="preserve">identifying tactical roles, with a focus on how these analytical techniques contribute to </w:t>
-        <w:br/>
-        <w:t xml:space="preserve">interpreting behavior in elite football contexts. </w:t>
-        <w:br/>
-        <w:t xml:space="preserve">• To examine existing spatial analysis methods and creative -value metrics such as Expected </w:t>
-        <w:br/>
-        <w:t xml:space="preserve">Threat (xG) to identify strengths, limitations, and areas for further refinement when applied to </w:t>
-        <w:br/>
-        <w:t xml:space="preserve">single-player tactical evaluation. </w:t>
-        <w:br/>
-        <w:t xml:space="preserve">• To design and develop an AI -powered heatmap analysis system that integrates event -data </w:t>
-        <w:br/>
-        <w:t xml:space="preserve">processing, machine learning role detection, and xG -based valuation, and to evaluate its </w:t>
-        <w:br/>
-        <w:t xml:space="preserve">accuracy, interpretability, and analytical usefulness. </w:t>
-        <w:br/>
-        <w:t xml:space="preserve">• To gather feedback on the developed analytical dashboard, document the research process, and </w:t>
-        <w:br/>
-        <w:t xml:space="preserve">produce a comprehensive thesis that reflects the findings, implications, limitations, and </w:t>
-        <w:br/>
-        <w:t>recommendations for future work in football spatial analytics.</w:t>
+        <w:t>Research Aim</w:t>
+        <w:br/>
+        <w:t>The primary aim of this thesis is to analyze the decline of direct free-kick goals in the English Premier League between 2014 and 2024 by developing a data-driven expected goals (xG) machine learning model and statistical framework that evaluates the impact of defensive wall behaviors (wall count, wall jump, crocodile defender) and goalkeeper positioning (goalkeeper angular positioning, over-covering, and defensive error). This involves:</w:t>
+        <w:br/>
+        <w:t>• Assembling a comprehensive database of 3,657 EPL direct free-kick attempts.</w:t>
+        <w:br/>
+        <w:t>• Calculating spatial coordinate metrics and angular visibilities using coordinate geometry.</w:t>
+        <w:br/>
+        <w:t>• Developing a supervised XGBoost Classifier to calculate expected goals (xG) probabilities.</w:t>
+        <w:br/>
+        <w:t>• Quantifying the marginal impact of wall jump and crocodile defenders via SHAP explainable AI.</w:t>
+        <w:br/>
+        <w:t>• Validating conversion rate decline and shooting distance trends using statistical tests.</w:t>
+      </w:r>
+    </w:p>
+    <w:p>
+      <w:pPr>
+        <w:spacing w:after="120" w:line="360" w:lineRule="auto"/>
+      </w:pPr>
+      <w:r>
+        <w:rPr>
+          <w:rFonts w:ascii="Times New Roman" w:hAnsi="Times New Roman"/>
+          <w:sz w:val="24"/>
+        </w:rPr>
+        <w:t>Research Objectives</w:t>
+        <w:br/>
+        <w:t>• To compile and clean a historical dataset of 3,657 direct free-kick attempts from the Premier League spanning the 2014-2015 to 2023-2024 seasons.</w:t>
+        <w:br/>
+        <w:t>• To engineer custom geometric and tactical features including goalkeeper angular positioning (GAP) and projected wall coverage, alongside wall jump and crocodile defender variables.</w:t>
+        <w:br/>
+        <w:t>• To train, optimize, and evaluate a supervised XGBoost Classifier to predict direct free-kick goal probability, addressing the severe class imbalance.</w:t>
+        <w:br/>
+        <w:t>• To integrate SHAP explainability to isolate and quantify the marginal impact of defensive wall behaviors and goalkeeper positions on expected goals (xG).</w:t>
+        <w:br/>
+        <w:t>• To perform Welch's T-Test and Chi-Square tests to validate statistical significance of changes in shooting distances and conversion rates.</w:t>
+        <w:br/>
+        <w:t>• To design and develop an interactive Streamlit-based tactical simulator dashboard that visualizes predictive results, allowing coaches to test scenarios and optimize set-piece strategies.</w:t>
       </w:r>
     </w:p>
     <w:p>
@@ -1084,47 +1072,47 @@
           <w:rFonts w:ascii="Times New Roman" w:hAnsi="Times New Roman"/>
           <w:sz w:val="24"/>
         </w:rPr>
-        <w:t xml:space="preserve">Research Questions </w:t>
-        <w:br/>
-        <w:t xml:space="preserve">• How can a specialized analytics dashboard be designed using machine learning (K -Means </w:t>
-        <w:br/>
-        <w:t xml:space="preserve">Clustering) and advanced statistical models (Expected Goals, Percentile Ranking) to provide </w:t>
-        <w:br/>
-        <w:t xml:space="preserve">a deep, contextual, and evaluative analysis of an elite free-kick kicker’s match-by-match spatial and </w:t>
-        <w:br/>
-        <w:t xml:space="preserve">tactical performance? </w:t>
-        <w:br/>
-        <w:t xml:space="preserve">• What are the analytical limitations and ethical considerations inherent in using an AI -driven </w:t>
-        <w:br/>
-        <w:t xml:space="preserve">system to evaluate complex human performance in professional sport, and what principles </w:t>
-        <w:br/>
-        <w:t xml:space="preserve">must guide the responsible interpretation and deployment of such a tool to  avoid </w:t>
-        <w:br/>
-        <w:t xml:space="preserve">oversimplification and potential bias? </w:t>
-        <w:br/>
-        <w:t xml:space="preserve">Research Hypotheses </w:t>
-        <w:br/>
-        <w:t xml:space="preserve">Hypothesis 1 (for Research Question 1): </w:t>
-        <w:br/>
-        <w:t xml:space="preserve">The integration of XGBoost classification for role detection, Expected Goals for creative valuation, </w:t>
-        <w:br/>
-        <w:t xml:space="preserve">and percentile benchmarking for performance context will yield a multi-dimensional player profile </w:t>
-        <w:br/>
-        <w:t xml:space="preserve">that is significantly more insightful and tactically relevan t than analysis based on traditional </w:t>
-        <w:br/>
-        <w:t xml:space="preserve">descriptive statistics (e.g., goals, assists, shot completion percentage) alone. </w:t>
-        <w:br/>
-        <w:t xml:space="preserve">Hypothesis 2 (for Research Question 2): </w:t>
-        <w:br/>
-        <w:t xml:space="preserve">It is hypothesized that while the AI-driven dashboard can provide objective and rapid performance </w:t>
-        <w:br/>
-        <w:t xml:space="preserve">analysis, its ethical and responsible application is fundamentally dependent on its ability to </w:t>
-        <w:br/>
-        <w:t xml:space="preserve">provide contextual benchmarks (i.e., percentile rankings), tran sparently acknowledge its </w:t>
-        <w:br/>
-        <w:t xml:space="preserve">methodological limitations (e.g., the assumptions of the xG model), and be presented as a </w:t>
-        <w:br/>
-        <w:t>supplemental tool designed to augment, rather than replace, expert human judgment.</w:t>
+        <w:t>Research Questions</w:t>
+        <w:br/>
+        <w:t>• RQ1: Is the decline of direct free-kick goals in the Premier League (2014-2024) statistically significant, and has the average shooting distance or angle changed over the decade?</w:t>
+        <w:br/>
+        <w:t>• RQ2: To what extent do defensive wall variables (wall count, wall jump, crocodile defender) and goalkeeper positioning errors influence the expected goals probability of a direct free-kick shot?</w:t>
+        <w:br/>
+        <w:t>• RQ3: How effectively can a supervised XGBoost model predict direct free-kick goal outcomes, and how can SHAP values explain individual predictions for tactical coaching applications?</w:t>
+      </w:r>
+    </w:p>
+    <w:p>
+      <w:pPr>
+        <w:spacing w:after="120" w:line="360" w:lineRule="auto"/>
+      </w:pPr>
+      <w:r>
+        <w:rPr>
+          <w:rFonts w:ascii="Times New Roman" w:hAnsi="Times New Roman"/>
+          <w:sz w:val="24"/>
+        </w:rPr>
+        <w:t>Research Hypotheses</w:t>
+        <w:br/>
+        <w:t>Hypothesis 1 (Chi-Square Test of Goal Conversion Decline):</w:t>
+        <w:br/>
+        <w:t>• Null Hypothesis (H0): The conversion rate of direct free-kick attempts has remained constant in the Premier League between the early era (2014-2019) and the late era (2019-2024).</w:t>
+        <w:br/>
+        <w:t>• Alternative Hypothesis (H1): The conversion rate of direct free-kick attempts is significantly lower in the late era (2019-2024) compared to the early era (2014-2019).</w:t>
+      </w:r>
+    </w:p>
+    <w:p>
+      <w:pPr>
+        <w:spacing w:after="120" w:line="360" w:lineRule="auto"/>
+      </w:pPr>
+      <w:r>
+        <w:rPr>
+          <w:rFonts w:ascii="Times New Roman" w:hAnsi="Times New Roman"/>
+          <w:sz w:val="24"/>
+        </w:rPr>
+        <w:t>Hypothesis 2 (Welch's T-Test of Shooting Distance):</w:t>
+        <w:br/>
+        <w:t>• Null Hypothesis (H0): The average shooting distance of direct free-kick attempts is the same in the early era (2014-2019) and the late era (2019-2024).</w:t>
+        <w:br/>
+        <w:t>• Alternative Hypothesis (H1): The average shooting distance of direct free-kick attempts has changed significantly between the two eras.</w:t>
       </w:r>
     </w:p>
     <w:p>
@@ -1516,47 +1504,21 @@
           <w:rFonts w:ascii="Times New Roman" w:hAnsi="Times New Roman"/>
           <w:sz w:val="24"/>
         </w:rPr>
-        <w:t xml:space="preserve">such as interceptions, pressures, and tackles, offering a more holistic representation of a </w:t>
-        <w:br/>
-        <w:t xml:space="preserve">free-kick kicker’s impact across all phases of play. </w:t>
-        <w:br/>
-        <w:t xml:space="preserve">Within this study, xG is selected as the primary expected goals probability model due to its clear spatial logic </w:t>
-        <w:br/>
-        <w:t xml:space="preserve">and interpretability. Its grid -based structure aligns naturally with pitch visualizations and </w:t>
-        <w:br/>
-        <w:t xml:space="preserve">heatmaps, making it especially appropriate for positional set-piece threat analysis and for communicating </w:t>
-        <w:br/>
-        <w:t xml:space="preserve">insights through visual analytics. </w:t>
-        <w:br/>
-        <w:t xml:space="preserve">Algorithmic shot prediction: Redefining Positions </w:t>
-        <w:br/>
-        <w:t xml:space="preserve">Traditional football analysis and set-piece coaching frameworks rely heavily on nominal positions such as </w:t>
-        <w:br/>
-        <w:t xml:space="preserve">central free-kick kicker, attacking free-kick kicker, or defensive free-kick kicker. However, contemporary research </w:t>
-        <w:br/>
-        <w:t xml:space="preserve">increasingly argues that these labels are insufficient to desc ribe how players function within </w:t>
-        <w:br/>
-        <w:t xml:space="preserve">modern tactical systems. As positional play has become more fluid, players often occupy multiple </w:t>
-        <w:br/>
-        <w:t xml:space="preserve">roles within a single match, rendering fixed position categories analytically limiting. </w:t>
-        <w:br/>
-        <w:t xml:space="preserve"> </w:t>
-        <w:br/>
-        <w:t xml:space="preserve">To address this, several studies have applied supervised machine learning techniques to derive </w:t>
-        <w:br/>
-        <w:t xml:space="preserve">roles directly from behavioral data. Research using clustering methods, including K -means and </w:t>
-        <w:br/>
-        <w:t xml:space="preserve">hierarchical clustering, has demonstrated that grouping players b y their spatial distributions and </w:t>
-        <w:br/>
-        <w:t xml:space="preserve">event locations can reveal functional roles that differ substantially from official lineup </w:t>
-        <w:br/>
-        <w:t xml:space="preserve">designations. Rather than asking where a player was named to start, these methods examine where </w:t>
-        <w:br/>
-        <w:t xml:space="preserve">the player operated across phases of possession. This approach has proven especially effective in </w:t>
-        <w:br/>
-        <w:t xml:space="preserve">identifying hybrid and transitional roles that sit between traditional categories. For example, wide </w:t>
-        <w:br/>
-        <w:t>players who consistently drift into central zones may cluster with attacking free-kick kickers rather than</w:t>
+        <w:t>Algorithmic Shot Prediction: Redefining Expected Goals modeling</w:t>
+        <w:br/>
+        <w:t>Traditional football analysis and set-piece coaching frameworks rely heavily on nominal positions and simple shot statistics. However, contemporary research increasingly argues that these metrics are insufficient to describe how defensive pressure affects direct free-kicks. The probability of scoring varies substantially based on goalkeeper positioning, wall count, wall jump, and crocodile defenders.</w:t>
+      </w:r>
+    </w:p>
+    <w:p>
+      <w:pPr>
+        <w:spacing w:after="120" w:line="360" w:lineRule="auto"/>
+      </w:pPr>
+      <w:r>
+        <w:rPr>
+          <w:rFonts w:ascii="Times New Roman" w:hAnsi="Times New Roman"/>
+          <w:sz w:val="24"/>
+        </w:rPr>
+        <w:t>To address this, several studies have applied supervised machine learning techniques to derive shot-by-shot expected goals (xG). Research using classification models, including Random Forest and XGBoost, has demonstrated that incorporating spatial distributions and event locations can reveal expected goals probabilities that differ substantially from standard distance-angle models. In this study, shot outcome prediction is modeled as a supervised classification task on event coordinates, goalkeeper angles, and wall parameters, enabling coaches to evaluate the true direct free-kick threat under realistic defensive configurations.</w:t>
       </w:r>
     </w:p>
     <w:p>
@@ -3092,83 +3054,19 @@
           <w:rFonts w:ascii="Times New Roman" w:hAnsi="Times New Roman"/>
           <w:sz w:val="24"/>
         </w:rPr>
-        <w:t xml:space="preserve">dashboard avoids the pitfalls of arbitrary cell boundaries, ensuring that marginal value gains are </w:t>
-        <w:br/>
-        <w:t xml:space="preserve">consistent regardless of pitch location. This design choice prioritizes  stability and tactical </w:t>
-        <w:br/>
-        <w:t xml:space="preserve">readability, supporting consistent interpretation. The findings also indicate that xG can be extended </w:t>
-        <w:br/>
-        <w:t xml:space="preserve">by adding contextual features such as pressure, tempo, or speed of attack; however, such extensions </w:t>
-        <w:br/>
-        <w:t xml:space="preserve">reduce transparency and make output harder to communicate. For a thesis -focused prototype, </w:t>
-        <w:br/>
-        <w:t xml:space="preserve">prioritizing interpretabi lity aligns with human –computer interaction research on analytics </w:t>
-        <w:br/>
-        <w:t xml:space="preserve">adoption, which suggests practitioners are more likely to trust and use models that can be explained </w:t>
-        <w:br/>
-        <w:t xml:space="preserve">clearly." </w:t>
-        <w:br/>
-        <w:t xml:space="preserve">The clustering component demonstrates that supervised learning can produce practical role </w:t>
-        <w:br/>
-        <w:t xml:space="preserve">signals from coordinate patterns without requiring labelled training data. The dashboard </w:t>
-        <w:br/>
-        <w:t xml:space="preserve">implements K -Means clustering because its objective is clear and communicab le: it partitions </w:t>
-        <w:br/>
-        <w:t xml:space="preserve">spatial action locations into K clusters that minimize within -cluster variance, with each cluster </w:t>
-        <w:br/>
-        <w:t xml:space="preserve">represented by a centroid. Implementation findings highlight three considerations. First, the </w:t>
-        <w:br/>
-        <w:t xml:space="preserve">selection of K is not purely mathematical; it is interpretive and should reflect the intended tactical </w:t>
-        <w:br/>
-        <w:t xml:space="preserve">explanation. For match -level role inference, a small K (approximately 3 –5) provides a stable </w:t>
-        <w:br/>
-        <w:t>“activity backbone” that maps well onto intuitive zones such as deep build -up involvement, half-</w:t>
-        <w:br/>
-        <w:t xml:space="preserve">space conn ection, or final -third creation. Second, initialization strategy significantly affects </w:t>
-        <w:br/>
-        <w:t xml:space="preserve">stability. Using XGBoost++ improves robustness by spreading initial centroids, reducing sensitivity </w:t>
-        <w:br/>
-        <w:t xml:space="preserve">to poor random starts and producing more repeatable outputs. Third, clustering reliability depends </w:t>
-        <w:br/>
-        <w:t xml:space="preserve">on action volume. Matches where a player has few touches generate unstable centroids and less </w:t>
-        <w:br/>
-        <w:t xml:space="preserve">reliable role inference, so the dashboard flags low-sample matches and frames resulting tactical inputs </w:t>
-        <w:br/>
-        <w:t xml:space="preserve">as lower confidence rather than definitive. </w:t>
-        <w:br/>
-        <w:t xml:space="preserve">A further finding is that clustering becomes most valuable when triangulated with other analytical </w:t>
-        <w:br/>
-        <w:t xml:space="preserve">signals. A centroid shifting forward can indicate a tactical role change, but its meaning depends on </w:t>
-        <w:br/>
-        <w:t xml:space="preserve">whether value creation and progression also change. When forward centroid movement coincides </w:t>
-        <w:br/>
-        <w:t xml:space="preserve">with increased xG and more scoring opportunities, the dashboard can credibly interpret a role shift </w:t>
-        <w:br/>
-        <w:t xml:space="preserve">toward higher creative influence (for example, operating more frequently between the lines and </w:t>
-        <w:br/>
-        <w:t xml:space="preserve">contributing more to threa t creation). When signals diverge, the system encourages caution. A </w:t>
-        <w:br/>
-        <w:t xml:space="preserve">forward centroid paired with low xG may reflect sterile possession, constrained options, or a role </w:t>
-        <w:br/>
-        <w:t xml:space="preserve">designed to stabilize rather than penetrate. This reinforces the thesis argument that tac tical </w:t>
-        <w:br/>
-        <w:t xml:space="preserve">interpretation should be evidence-linked and multi-metric, not based on a single spatial summary. </w:t>
-        <w:br/>
-        <w:t xml:space="preserve">Percentile benchmarking was found to be essential for converting raw match statistics into </w:t>
-        <w:br/>
-        <w:t xml:space="preserve">evaluative meaning. Raw counts lack interpretive context, particularly in football where match </w:t>
-        <w:br/>
-        <w:t xml:space="preserve">tempo, opposition strength, and tactical instruction can produce large  variance in event volume. </w:t>
-        <w:br/>
-        <w:t xml:space="preserve">The dashboard addresses this by benchmarking match outputs against a reference distribution </w:t>
-        <w:br/>
-        <w:t xml:space="preserve">derived from a predefined dataset of 15 elite European free-kick kickers. The key finding is that </w:t>
-        <w:br/>
-        <w:t xml:space="preserve">percentiles improve communicability compared to more technical standardization methods such </w:t>
-        <w:br/>
-        <w:t xml:space="preserve">as z-scores. A statement such as “85th percentile” is immediately interpretable as elite-level output </w:t>
-        <w:br/>
-        <w:t>within the reference group, making it more accessible to non -technical users while still grounded</w:t>
+        <w:t>The classification component demonstrates that supervised learning can produce practical expected goals probability signals from coordinate patterns and defensive setups. The dashboard implements XGBoost classification because its objective is clear and interpretable: it predicts shot outcome probability based on input features, with hyperparameters optimized via cross-validation. For shot-level expected goals inference, scale_pos_weight is tuned to 15.6, balancing positive and negative outcomes.</w:t>
+      </w:r>
+    </w:p>
+    <w:p>
+      <w:pPr>
+        <w:spacing w:after="120" w:line="360" w:lineRule="auto"/>
+      </w:pPr>
+      <w:r>
+        <w:rPr>
+          <w:rFonts w:ascii="Times New Roman" w:hAnsi="Times New Roman"/>
+          <w:sz w:val="24"/>
+        </w:rPr>
+        <w:t>Furthermore, model reliability depends on feature quality. Using goalkeeper angular positioning (GAP) calculated via the Law of Cosines improves robustness, reducing sensitivity to simple distance-angle errors. When combined with projected wall coverage, the XGBoost model outputs expected goals (xG) probabilities that represent the actual defensive pressure on the kicker. Explainability is achieved through SHAP values, showing coaches how each specific defensive feature shifts the xG from the baseline probability.</w:t>
       </w:r>
     </w:p>
     <w:p>
